--- a/internal_doc/05.测试设计/story/sequoia-S3/分隔符管理/Story-SequoiaDB兼容AmazonS3接口_分隔符管理测试设计.docx
+++ b/internal_doc/05.测试设计/story/sequoia-S3/分隔符管理/Story-SequoiaDB兼容AmazonS3接口_分隔符管理测试设计.docx
@@ -3658,9 +3658,6 @@
     <w:p>
       <w:pPr>
         <w:pStyle w:val="Heading3"/>
-        <w:rPr>
-          <w:rFonts w:hint="eastAsia"/>
-        </w:rPr>
       </w:pPr>
       <w:r>
         <w:t>J</w:t>
@@ -4490,7 +4487,13 @@
         <w:rPr>
           <w:rFonts w:hint="eastAsia"/>
         </w:rPr>
-        <w:t>为不等锁</w:t>
+        <w:t>为</w:t>
+      </w:r>
+      <w:r>
+        <w:rPr>
+          <w:rFonts w:hint="eastAsia"/>
+        </w:rPr>
+        <w:t>等锁</w:t>
       </w:r>
     </w:p>
     <w:p>
@@ -5792,7 +5795,7 @@
                     <a:blip r:embed="rId11" cstate="print">
                       <a:extLst>
                         <a:ext uri="{28A0092B-C50C-407E-A947-70E740481C1C}">
-                          <a14:useLocalDpi xmlns="" xmlns:wpc="http://schemas.microsoft.com/office/word/2010/wordprocessingCanvas" xmlns:cx="http://schemas.microsoft.com/office/drawing/2014/chartex" xmlns:mc="http://schemas.openxmlformats.org/markup-compatibility/2006" xmlns:o="urn:schemas-microsoft-com:office:office" xmlns:v="urn:schemas-microsoft-com:vml" xmlns:wp14="http://schemas.microsoft.com/office/word/2010/wordprocessingDrawing" xmlns:w10="urn:schemas-microsoft-com:office:word" xmlns:w="http://schemas.openxmlformats.org/wordprocessingml/2006/main" xmlns:w14="http://schemas.microsoft.com/office/word/2010/wordml" xmlns:w15="http://schemas.microsoft.com/office/word/2012/wordml" xmlns:w16se="http://schemas.microsoft.com/office/word/2015/wordml/symex" xmlns:wpg="http://schemas.microsoft.com/office/word/2010/wordprocessingGroup" xmlns:wpi="http://schemas.microsoft.com/office/word/2010/wordprocessingInk" xmlns:wps="http://schemas.microsoft.com/office/word/2010/wordprocessingShape" xmlns:a14="http://schemas.microsoft.com/office/drawing/2010/main" val="0"/>
+                          <a14:useLocalDpi xmlns:a14="http://schemas.microsoft.com/office/drawing/2010/main" xmlns:wps="http://schemas.microsoft.com/office/word/2010/wordprocessingShape" xmlns:wpi="http://schemas.microsoft.com/office/word/2010/wordprocessingInk" xmlns:wpg="http://schemas.microsoft.com/office/word/2010/wordprocessingGroup" xmlns:w16se="http://schemas.microsoft.com/office/word/2015/wordml/symex" xmlns:w15="http://schemas.microsoft.com/office/word/2012/wordml" xmlns:w14="http://schemas.microsoft.com/office/word/2010/wordml" xmlns:w="http://schemas.openxmlformats.org/wordprocessingml/2006/main" xmlns:w10="urn:schemas-microsoft-com:office:word" xmlns:wp14="http://schemas.microsoft.com/office/word/2010/wordprocessingDrawing" xmlns:v="urn:schemas-microsoft-com:vml" xmlns:o="urn:schemas-microsoft-com:office:office" xmlns:mc="http://schemas.openxmlformats.org/markup-compatibility/2006" xmlns:cx="http://schemas.microsoft.com/office/drawing/2014/chartex" xmlns:wpc="http://schemas.microsoft.com/office/word/2010/wordprocessingCanvas" xmlns="" val="0"/>
                         </a:ext>
                       </a:extLst>
                     </a:blip>
@@ -6022,7 +6025,7 @@
                     <a:blip r:embed="rId12">
                       <a:extLst>
                         <a:ext uri="{28A0092B-C50C-407E-A947-70E740481C1C}">
-                          <a14:useLocalDpi xmlns="" xmlns:wpc="http://schemas.microsoft.com/office/word/2010/wordprocessingCanvas" xmlns:cx="http://schemas.microsoft.com/office/drawing/2014/chartex" xmlns:mc="http://schemas.openxmlformats.org/markup-compatibility/2006" xmlns:o="urn:schemas-microsoft-com:office:office" xmlns:v="urn:schemas-microsoft-com:vml" xmlns:wp14="http://schemas.microsoft.com/office/word/2010/wordprocessingDrawing" xmlns:w10="urn:schemas-microsoft-com:office:word" xmlns:w="http://schemas.openxmlformats.org/wordprocessingml/2006/main" xmlns:w14="http://schemas.microsoft.com/office/word/2010/wordml" xmlns:w15="http://schemas.microsoft.com/office/word/2012/wordml" xmlns:w16se="http://schemas.microsoft.com/office/word/2015/wordml/symex" xmlns:wpg="http://schemas.microsoft.com/office/word/2010/wordprocessingGroup" xmlns:wpi="http://schemas.microsoft.com/office/word/2010/wordprocessingInk" xmlns:wps="http://schemas.microsoft.com/office/word/2010/wordprocessingShape" xmlns:a14="http://schemas.microsoft.com/office/drawing/2010/main" val="0"/>
+                          <a14:useLocalDpi xmlns:a14="http://schemas.microsoft.com/office/drawing/2010/main" xmlns:wps="http://schemas.microsoft.com/office/word/2010/wordprocessingShape" xmlns:wpi="http://schemas.microsoft.com/office/word/2010/wordprocessingInk" xmlns:wpg="http://schemas.microsoft.com/office/word/2010/wordprocessingGroup" xmlns:w16se="http://schemas.microsoft.com/office/word/2015/wordml/symex" xmlns:w15="http://schemas.microsoft.com/office/word/2012/wordml" xmlns:w14="http://schemas.microsoft.com/office/word/2010/wordml" xmlns:w="http://schemas.openxmlformats.org/wordprocessingml/2006/main" xmlns:w10="urn:schemas-microsoft-com:office:word" xmlns:wp14="http://schemas.microsoft.com/office/word/2010/wordprocessingDrawing" xmlns:v="urn:schemas-microsoft-com:vml" xmlns:o="urn:schemas-microsoft-com:office:office" xmlns:mc="http://schemas.openxmlformats.org/markup-compatibility/2006" xmlns:cx="http://schemas.microsoft.com/office/drawing/2014/chartex" xmlns:wpc="http://schemas.microsoft.com/office/word/2010/wordprocessingCanvas" xmlns="" val="0"/>
                         </a:ext>
                       </a:extLst>
                     </a:blip>
@@ -6440,7 +6443,7 @@
                     <a:blip r:embed="rId13">
                       <a:extLst>
                         <a:ext uri="{28A0092B-C50C-407E-A947-70E740481C1C}">
-                          <a14:useLocalDpi xmlns="" xmlns:wpc="http://schemas.microsoft.com/office/word/2010/wordprocessingCanvas" xmlns:cx="http://schemas.microsoft.com/office/drawing/2014/chartex" xmlns:mc="http://schemas.openxmlformats.org/markup-compatibility/2006" xmlns:o="urn:schemas-microsoft-com:office:office" xmlns:v="urn:schemas-microsoft-com:vml" xmlns:wp14="http://schemas.microsoft.com/office/word/2010/wordprocessingDrawing" xmlns:w10="urn:schemas-microsoft-com:office:word" xmlns:w="http://schemas.openxmlformats.org/wordprocessingml/2006/main" xmlns:w14="http://schemas.microsoft.com/office/word/2010/wordml" xmlns:w15="http://schemas.microsoft.com/office/word/2012/wordml" xmlns:w16se="http://schemas.microsoft.com/office/word/2015/wordml/symex" xmlns:wpg="http://schemas.microsoft.com/office/word/2010/wordprocessingGroup" xmlns:wpi="http://schemas.microsoft.com/office/word/2010/wordprocessingInk" xmlns:wps="http://schemas.microsoft.com/office/word/2010/wordprocessingShape" xmlns:a14="http://schemas.microsoft.com/office/drawing/2010/main" val="0"/>
+                          <a14:useLocalDpi xmlns:a14="http://schemas.microsoft.com/office/drawing/2010/main" xmlns:wps="http://schemas.microsoft.com/office/word/2010/wordprocessingShape" xmlns:wpi="http://schemas.microsoft.com/office/word/2010/wordprocessingInk" xmlns:wpg="http://schemas.microsoft.com/office/word/2010/wordprocessingGroup" xmlns:w16se="http://schemas.microsoft.com/office/word/2015/wordml/symex" xmlns:w15="http://schemas.microsoft.com/office/word/2012/wordml" xmlns:w14="http://schemas.microsoft.com/office/word/2010/wordml" xmlns:w="http://schemas.openxmlformats.org/wordprocessingml/2006/main" xmlns:w10="urn:schemas-microsoft-com:office:word" xmlns:wp14="http://schemas.microsoft.com/office/word/2010/wordprocessingDrawing" xmlns:v="urn:schemas-microsoft-com:vml" xmlns:o="urn:schemas-microsoft-com:office:office" xmlns:mc="http://schemas.openxmlformats.org/markup-compatibility/2006" xmlns:cx="http://schemas.microsoft.com/office/drawing/2014/chartex" xmlns:wpc="http://schemas.microsoft.com/office/word/2010/wordprocessingCanvas" xmlns="" val="0"/>
                         </a:ext>
                       </a:extLst>
                     </a:blip>
@@ -6475,72 +6478,6 @@
         <w:rPr>
           <w:rFonts w:hint="eastAsia"/>
         </w:rPr>
-        <w:t>创建目录的流程图：</w:t>
-      </w:r>
-    </w:p>
-    <w:p>
-      <w:r>
-        <w:rPr>
-          <w:rFonts w:hint="eastAsia"/>
-          <w:noProof/>
-        </w:rPr>
-        <w:lastRenderedPageBreak/>
-        <w:drawing>
-          <wp:inline distT="0" distB="0" distL="0" distR="0">
-            <wp:extent cx="5274310" cy="4165511"/>
-            <wp:effectExtent l="19050" t="0" r="2540" b="0"/>
-            <wp:docPr id="16" name="图片 16"/>
-            <wp:cNvGraphicFramePr>
-              <a:graphicFrameLocks xmlns:a="http://schemas.openxmlformats.org/drawingml/2006/main" noChangeAspect="1"/>
-            </wp:cNvGraphicFramePr>
-            <a:graphic xmlns:a="http://schemas.openxmlformats.org/drawingml/2006/main">
-              <a:graphicData uri="http://schemas.openxmlformats.org/drawingml/2006/picture">
-                <pic:pic xmlns:pic="http://schemas.openxmlformats.org/drawingml/2006/picture">
-                  <pic:nvPicPr>
-                    <pic:cNvPr id="0" name="Picture 8"/>
-                    <pic:cNvPicPr>
-                      <a:picLocks noChangeAspect="1" noChangeArrowheads="1"/>
-                    </pic:cNvPicPr>
-                  </pic:nvPicPr>
-                  <pic:blipFill>
-                    <a:blip r:embed="rId14">
-                      <a:extLst>
-                        <a:ext uri="{28A0092B-C50C-407E-A947-70E740481C1C}">
-                          <a14:useLocalDpi xmlns="" xmlns:wpc="http://schemas.microsoft.com/office/word/2010/wordprocessingCanvas" xmlns:cx="http://schemas.microsoft.com/office/drawing/2014/chartex" xmlns:mc="http://schemas.openxmlformats.org/markup-compatibility/2006" xmlns:o="urn:schemas-microsoft-com:office:office" xmlns:v="urn:schemas-microsoft-com:vml" xmlns:wp14="http://schemas.microsoft.com/office/word/2010/wordprocessingDrawing" xmlns:w10="urn:schemas-microsoft-com:office:word" xmlns:w="http://schemas.openxmlformats.org/wordprocessingml/2006/main" xmlns:w14="http://schemas.microsoft.com/office/word/2010/wordml" xmlns:w15="http://schemas.microsoft.com/office/word/2012/wordml" xmlns:w16se="http://schemas.microsoft.com/office/word/2015/wordml/symex" xmlns:wpg="http://schemas.microsoft.com/office/word/2010/wordprocessingGroup" xmlns:wpi="http://schemas.microsoft.com/office/word/2010/wordprocessingInk" xmlns:wps="http://schemas.microsoft.com/office/word/2010/wordprocessingShape" xmlns:a14="http://schemas.microsoft.com/office/drawing/2010/main" val="0"/>
-                        </a:ext>
-                      </a:extLst>
-                    </a:blip>
-                    <a:srcRect/>
-                    <a:stretch>
-                      <a:fillRect/>
-                    </a:stretch>
-                  </pic:blipFill>
-                  <pic:spPr bwMode="auto">
-                    <a:xfrm>
-                      <a:off x="0" y="0"/>
-                      <a:ext cx="5274310" cy="4165511"/>
-                    </a:xfrm>
-                    <a:prstGeom prst="rect">
-                      <a:avLst/>
-                    </a:prstGeom>
-                    <a:noFill/>
-                    <a:ln>
-                      <a:noFill/>
-                    </a:ln>
-                  </pic:spPr>
-                </pic:pic>
-              </a:graphicData>
-            </a:graphic>
-          </wp:inline>
-        </w:drawing>
-      </w:r>
-    </w:p>
-    <w:p/>
-    <w:p>
-      <w:r>
-        <w:rPr>
-          <w:rFonts w:hint="eastAsia"/>
-        </w:rPr>
         <w:t>场景分析：</w:t>
       </w:r>
     </w:p>
@@ -6727,6 +6664,7 @@
         <w:rPr>
           <w:rFonts w:hint="eastAsia"/>
         </w:rPr>
+        <w:lastRenderedPageBreak/>
         <w:t>当对象所属桶同时存在两个非删除状态的分隔符时，增加新对象时要根据两个分隔符分别建目录。</w:t>
       </w:r>
     </w:p>
@@ -6863,7 +6801,6 @@
         <w:rPr>
           <w:rFonts w:hint="eastAsia"/>
         </w:rPr>
-        <w:lastRenderedPageBreak/>
         <w:t>query</w:t>
       </w:r>
       <w:r>
@@ -7455,6 +7392,7 @@
         <w:rPr>
           <w:rFonts w:hint="eastAsia"/>
         </w:rPr>
+        <w:lastRenderedPageBreak/>
         <w:t>请求中可携带的筛选参数如下：</w:t>
       </w:r>
     </w:p>
@@ -7610,8 +7548,825 @@
         <w:rPr>
           <w:rFonts w:hint="eastAsia"/>
         </w:rPr>
+        <w:t>当查询请求中有</w:t>
+      </w:r>
+      <w:r>
+        <w:rPr>
+          <w:rFonts w:hint="eastAsia"/>
+        </w:rPr>
+        <w:t>prefix+</w:t>
+      </w:r>
+      <w:r>
+        <w:t xml:space="preserve"> start-after </w:t>
+      </w:r>
+      <w:r>
+        <w:rPr>
+          <w:rFonts w:hint="eastAsia"/>
+        </w:rPr>
+        <w:t>+</w:t>
+      </w:r>
+      <w:r>
+        <w:t xml:space="preserve"> delimiter </w:t>
+      </w:r>
+      <w:r>
+        <w:rPr>
+          <w:rFonts w:hint="eastAsia"/>
+        </w:rPr>
+        <w:t>+</w:t>
+      </w:r>
+      <w:r>
+        <w:t>max-keys</w:t>
+      </w:r>
+      <w:r>
+        <w:rPr>
+          <w:rFonts w:hint="eastAsia"/>
+        </w:rPr>
+        <w:t>条件时，首先会在</w:t>
+      </w:r>
+      <w:r>
+        <w:rPr>
+          <w:rFonts w:hint="eastAsia"/>
+        </w:rPr>
+        <w:t>ObjectMetaList</w:t>
+      </w:r>
+      <w:r>
+        <w:rPr>
+          <w:rFonts w:hint="eastAsia"/>
+        </w:rPr>
+        <w:t>中进行</w:t>
+      </w:r>
+      <w:r>
+        <w:rPr>
+          <w:rFonts w:hint="eastAsia"/>
+        </w:rPr>
+        <w:t>bucketid+prefix+start-after</w:t>
+      </w:r>
+      <w:r>
+        <w:rPr>
+          <w:rFonts w:hint="eastAsia"/>
+        </w:rPr>
+        <w:t>的组合查询，然后在查询结果中匹配</w:t>
+      </w:r>
+      <w:r>
+        <w:rPr>
+          <w:rFonts w:hint="eastAsia"/>
+        </w:rPr>
+        <w:t>prefix+</w:t>
+      </w:r>
+      <w:r>
+        <w:t>delimiter</w:t>
+      </w:r>
+      <w:r>
+        <w:rPr>
+          <w:rFonts w:hint="eastAsia"/>
+        </w:rPr>
+        <w:t>的记录，如果匹配到</w:t>
+      </w:r>
+      <w:r>
+        <w:rPr>
+          <w:rFonts w:hint="eastAsia"/>
+        </w:rPr>
+        <w:t>prefix+delimiter</w:t>
+      </w:r>
+      <w:r>
+        <w:rPr>
+          <w:rFonts w:hint="eastAsia"/>
+        </w:rPr>
+        <w:t>，则这条记录保存在</w:t>
+      </w:r>
+      <w:r>
+        <w:t>CommonPrefixes</w:t>
+      </w:r>
+      <w:r>
+        <w:rPr>
+          <w:rFonts w:hint="eastAsia"/>
+        </w:rPr>
+        <w:t>中，相同的</w:t>
+      </w:r>
+      <w:r>
+        <w:rPr>
+          <w:rFonts w:hint="eastAsia"/>
+        </w:rPr>
+        <w:t>prefix+delimiter</w:t>
+      </w:r>
+      <w:r>
+        <w:rPr>
+          <w:rFonts w:hint="eastAsia"/>
+        </w:rPr>
+        <w:t>记录计数只计一次。如果匹配不到则将这条记录的完整的</w:t>
+      </w:r>
+      <w:r>
+        <w:rPr>
+          <w:rFonts w:hint="eastAsia"/>
+        </w:rPr>
+        <w:t>key</w:t>
+      </w:r>
+      <w:r>
+        <w:rPr>
+          <w:rFonts w:hint="eastAsia"/>
+        </w:rPr>
+        <w:t>保存在</w:t>
+      </w:r>
+      <w:r>
+        <w:rPr>
+          <w:rFonts w:hint="eastAsia"/>
+        </w:rPr>
+        <w:t>contents</w:t>
+      </w:r>
+      <w:r>
+        <w:rPr>
+          <w:rFonts w:hint="eastAsia"/>
+        </w:rPr>
+        <w:t>中，每条记录计数一次。</w:t>
+      </w:r>
+    </w:p>
+    <w:p>
+      <w:pPr>
+        <w:ind w:firstLineChars="200" w:firstLine="420"/>
+      </w:pPr>
+      <w:r>
+        <w:rPr>
+          <w:rFonts w:hint="eastAsia"/>
+        </w:rPr>
+        <w:t>当请求参数中没有</w:t>
+      </w:r>
+      <w:r>
+        <w:rPr>
+          <w:rFonts w:hint="eastAsia"/>
+        </w:rPr>
+        <w:t>delimiter</w:t>
+      </w:r>
+      <w:r>
+        <w:rPr>
+          <w:rFonts w:hint="eastAsia"/>
+        </w:rPr>
+        <w:t>时，所有查询到符合条件的记录都会在</w:t>
+      </w:r>
+      <w:r>
+        <w:rPr>
+          <w:rFonts w:hint="eastAsia"/>
+        </w:rPr>
+        <w:t>contents</w:t>
+      </w:r>
+      <w:r>
+        <w:rPr>
+          <w:rFonts w:hint="eastAsia"/>
+        </w:rPr>
+        <w:t>中显示，并显示完整的</w:t>
+      </w:r>
+      <w:r>
+        <w:rPr>
+          <w:rFonts w:hint="eastAsia"/>
+        </w:rPr>
+        <w:t>key</w:t>
+      </w:r>
+      <w:r>
+        <w:rPr>
+          <w:rFonts w:hint="eastAsia"/>
+        </w:rPr>
+        <w:t>名称。</w:t>
+      </w:r>
+    </w:p>
+    <w:p>
+      <w:pPr>
+        <w:ind w:firstLineChars="200" w:firstLine="420"/>
+      </w:pPr>
+      <w:r>
+        <w:rPr>
+          <w:rFonts w:hint="eastAsia"/>
+        </w:rPr>
+        <w:t>假设当前桶内有如下对象列表：</w:t>
+      </w:r>
+    </w:p>
+    <w:p>
+      <w:pPr>
+        <w:ind w:firstLineChars="300" w:firstLine="630"/>
+        <w:rPr>
+          <w:rFonts w:asciiTheme="minorEastAsia" w:hAnsiTheme="minorEastAsia"/>
+        </w:rPr>
+      </w:pPr>
+      <w:r>
+        <w:rPr>
+          <w:rFonts w:asciiTheme="minorEastAsia" w:hAnsiTheme="minorEastAsia" w:hint="eastAsia"/>
+        </w:rPr>
+        <w:t>/aa/bb/</w:t>
+      </w:r>
+      <w:r>
+        <w:rPr>
+          <w:rFonts w:asciiTheme="minorEastAsia" w:hAnsiTheme="minorEastAsia" w:hint="eastAsia"/>
+        </w:rPr>
+        <w:t>cc/dd/1234.txt</w:t>
+      </w:r>
+    </w:p>
+    <w:p>
+      <w:pPr>
+        <w:ind w:firstLineChars="300" w:firstLine="630"/>
+        <w:rPr>
+          <w:rFonts w:asciiTheme="minorEastAsia" w:hAnsiTheme="minorEastAsia"/>
+        </w:rPr>
+      </w:pPr>
+      <w:r>
+        <w:rPr>
+          <w:rFonts w:asciiTheme="minorEastAsia" w:hAnsiTheme="minorEastAsia" w:hint="eastAsia"/>
+        </w:rPr>
+        <w:t>/aa/bb/cc/ee</w:t>
+      </w:r>
+      <w:r>
+        <w:rPr>
+          <w:rFonts w:asciiTheme="minorEastAsia" w:hAnsiTheme="minorEastAsia" w:hint="eastAsia"/>
+        </w:rPr>
+        <w:t>/1234.txt</w:t>
+      </w:r>
+    </w:p>
+    <w:p>
+      <w:pPr>
+        <w:ind w:firstLineChars="300" w:firstLine="630"/>
+        <w:rPr>
+          <w:rFonts w:asciiTheme="minorEastAsia" w:hAnsiTheme="minorEastAsia"/>
+        </w:rPr>
+      </w:pPr>
+      <w:r>
+        <w:rPr>
+          <w:rFonts w:asciiTheme="minorEastAsia" w:hAnsiTheme="minorEastAsia" w:hint="eastAsia"/>
+        </w:rPr>
+        <w:t>/aa/cc/cc/ee</w:t>
+      </w:r>
+      <w:r>
+        <w:rPr>
+          <w:rFonts w:asciiTheme="minorEastAsia" w:hAnsiTheme="minorEastAsia" w:hint="eastAsia"/>
+        </w:rPr>
+        <w:t>/1234.txt</w:t>
+      </w:r>
+    </w:p>
+    <w:p>
+      <w:pPr>
+        <w:ind w:firstLineChars="300" w:firstLine="630"/>
+        <w:rPr>
+          <w:rFonts w:asciiTheme="minorEastAsia" w:hAnsiTheme="minorEastAsia"/>
+        </w:rPr>
+      </w:pPr>
+      <w:r>
+        <w:rPr>
+          <w:rFonts w:asciiTheme="minorEastAsia" w:hAnsiTheme="minorEastAsia"/>
+        </w:rPr>
+        <w:t>/aa/bb/dd/2345.txt</w:t>
+      </w:r>
+    </w:p>
+    <w:p>
+      <w:pPr>
+        <w:ind w:firstLineChars="300" w:firstLine="630"/>
+        <w:rPr>
+          <w:rFonts w:asciiTheme="minorEastAsia" w:hAnsiTheme="minorEastAsia"/>
+        </w:rPr>
+      </w:pPr>
+      <w:r>
+        <w:rPr>
+          <w:rFonts w:asciiTheme="minorEastAsia" w:hAnsiTheme="minorEastAsia"/>
+        </w:rPr>
+        <w:t>/aa/bb/ee/3456.txt</w:t>
+      </w:r>
+    </w:p>
+    <w:p>
+      <w:pPr>
+        <w:ind w:firstLineChars="300" w:firstLine="630"/>
+        <w:rPr>
+          <w:rFonts w:asciiTheme="minorEastAsia" w:hAnsiTheme="minorEastAsia"/>
+        </w:rPr>
+      </w:pPr>
+      <w:r>
+        <w:rPr>
+          <w:rFonts w:asciiTheme="minorEastAsia" w:hAnsiTheme="minorEastAsia"/>
+        </w:rPr>
+        <w:t>/aa/bb/4567.txt</w:t>
+      </w:r>
+    </w:p>
+    <w:p>
+      <w:pPr>
+        <w:ind w:firstLineChars="300" w:firstLine="630"/>
+        <w:rPr>
+          <w:rFonts w:asciiTheme="minorEastAsia" w:hAnsiTheme="minorEastAsia"/>
+        </w:rPr>
+      </w:pPr>
+      <w:r>
+        <w:rPr>
+          <w:rFonts w:asciiTheme="minorEastAsia" w:hAnsiTheme="minorEastAsia"/>
+        </w:rPr>
+        <w:t>7890</w:t>
+      </w:r>
+      <w:r>
+        <w:rPr>
+          <w:rFonts w:asciiTheme="minorEastAsia" w:hAnsiTheme="minorEastAsia" w:hint="eastAsia"/>
+        </w:rPr>
+        <w:t>.txt</w:t>
+      </w:r>
+    </w:p>
+    <w:p>
+      <w:pPr>
+        <w:ind w:firstLineChars="200" w:firstLine="420"/>
+      </w:pPr>
+      <w:r>
+        <w:rPr>
+          <w:rFonts w:hint="eastAsia"/>
+        </w:rPr>
+        <w:t>当</w:t>
+      </w:r>
+      <w:r>
+        <w:rPr>
+          <w:rFonts w:hint="eastAsia"/>
+        </w:rPr>
+        <w:t>prefix</w:t>
+      </w:r>
+      <w:r>
+        <w:rPr>
+          <w:rFonts w:hint="eastAsia"/>
+        </w:rPr>
+        <w:t>为“</w:t>
+      </w:r>
+      <w:r>
+        <w:rPr>
+          <w:rFonts w:hint="eastAsia"/>
+        </w:rPr>
+        <w:t>aa</w:t>
+      </w:r>
+      <w:r>
+        <w:t>/bb</w:t>
+      </w:r>
+      <w:r>
+        <w:rPr>
+          <w:rFonts w:hint="eastAsia"/>
+        </w:rPr>
+        <w:t>/</w:t>
+      </w:r>
+      <w:r>
+        <w:rPr>
+          <w:rFonts w:hint="eastAsia"/>
+        </w:rPr>
+        <w:t>”，</w:t>
+      </w:r>
+      <w:r>
+        <w:rPr>
+          <w:rFonts w:hint="eastAsia"/>
+        </w:rPr>
+        <w:t>de</w:t>
+      </w:r>
+      <w:r>
+        <w:t>limiter</w:t>
+      </w:r>
+      <w:r>
+        <w:rPr>
+          <w:rFonts w:hint="eastAsia"/>
+        </w:rPr>
+        <w:t>为“</w:t>
+      </w:r>
+      <w:r>
+        <w:rPr>
+          <w:rFonts w:hint="eastAsia"/>
+        </w:rPr>
+        <w:t>/</w:t>
+      </w:r>
+      <w:r>
+        <w:rPr>
+          <w:rFonts w:hint="eastAsia"/>
+        </w:rPr>
+        <w:t>”，</w:t>
+      </w:r>
+      <w:r>
+        <w:rPr>
+          <w:rFonts w:hint="eastAsia"/>
+        </w:rPr>
+        <w:t>start-after</w:t>
+      </w:r>
+      <w:r>
+        <w:rPr>
+          <w:rFonts w:hint="eastAsia"/>
+        </w:rPr>
+        <w:t>为</w:t>
+      </w:r>
+      <w:r>
+        <w:rPr>
+          <w:rFonts w:hint="eastAsia"/>
+        </w:rPr>
+        <w:t>/aa/bb/11</w:t>
+      </w:r>
+      <w:r>
+        <w:rPr>
+          <w:rFonts w:hint="eastAsia"/>
+        </w:rPr>
+        <w:t>，</w:t>
+      </w:r>
+      <w:r>
+        <w:t>P</w:t>
+      </w:r>
+      <w:r>
+        <w:rPr>
+          <w:rFonts w:hint="eastAsia"/>
+        </w:rPr>
+        <w:t>refix+start-after</w:t>
+      </w:r>
+      <w:r>
+        <w:rPr>
+          <w:rFonts w:hint="eastAsia"/>
+        </w:rPr>
+        <w:t>的匹配结果为</w:t>
+      </w:r>
+    </w:p>
+    <w:p>
+      <w:pPr>
+        <w:ind w:firstLineChars="300" w:firstLine="630"/>
+        <w:rPr>
+          <w:rFonts w:asciiTheme="minorEastAsia" w:hAnsiTheme="minorEastAsia"/>
+        </w:rPr>
+      </w:pPr>
+      <w:r>
+        <w:rPr>
+          <w:rFonts w:asciiTheme="minorEastAsia" w:hAnsiTheme="minorEastAsia" w:hint="eastAsia"/>
+        </w:rPr>
+        <w:t>/aa/bb/</w:t>
+      </w:r>
+      <w:r>
+        <w:rPr>
+          <w:rFonts w:asciiTheme="minorEastAsia" w:hAnsiTheme="minorEastAsia" w:hint="eastAsia"/>
+        </w:rPr>
+        <w:t>cc/dd/1234.txt</w:t>
+      </w:r>
+    </w:p>
+    <w:p>
+      <w:pPr>
+        <w:ind w:firstLineChars="300" w:firstLine="630"/>
+        <w:rPr>
+          <w:rFonts w:asciiTheme="minorEastAsia" w:hAnsiTheme="minorEastAsia"/>
+        </w:rPr>
+      </w:pPr>
+      <w:r>
+        <w:rPr>
+          <w:rFonts w:asciiTheme="minorEastAsia" w:hAnsiTheme="minorEastAsia" w:hint="eastAsia"/>
+        </w:rPr>
+        <w:t>/aa/bb/cc/ee</w:t>
+      </w:r>
+      <w:r>
+        <w:rPr>
+          <w:rFonts w:asciiTheme="minorEastAsia" w:hAnsiTheme="minorEastAsia" w:hint="eastAsia"/>
+        </w:rPr>
+        <w:t>/1234.txt</w:t>
+      </w:r>
+    </w:p>
+    <w:p>
+      <w:pPr>
+        <w:ind w:firstLineChars="300" w:firstLine="630"/>
+        <w:rPr>
+          <w:rFonts w:asciiTheme="minorEastAsia" w:hAnsiTheme="minorEastAsia"/>
+        </w:rPr>
+      </w:pPr>
+      <w:r>
+        <w:rPr>
+          <w:rFonts w:asciiTheme="minorEastAsia" w:hAnsiTheme="minorEastAsia"/>
+        </w:rPr>
+        <w:t>/aa/bb/dd/2345.txt</w:t>
+      </w:r>
+    </w:p>
+    <w:p>
+      <w:pPr>
+        <w:ind w:firstLineChars="300" w:firstLine="630"/>
+        <w:rPr>
+          <w:rFonts w:asciiTheme="minorEastAsia" w:hAnsiTheme="minorEastAsia"/>
+        </w:rPr>
+      </w:pPr>
+      <w:r>
+        <w:rPr>
+          <w:rFonts w:asciiTheme="minorEastAsia" w:hAnsiTheme="minorEastAsia"/>
+        </w:rPr>
+        <w:t>/aa/bb/ee/3456.txt</w:t>
+      </w:r>
+    </w:p>
+    <w:p>
+      <w:pPr>
+        <w:ind w:firstLineChars="300" w:firstLine="630"/>
+        <w:rPr>
+          <w:rFonts w:asciiTheme="minorEastAsia" w:hAnsiTheme="minorEastAsia"/>
+        </w:rPr>
+      </w:pPr>
+      <w:r>
+        <w:rPr>
+          <w:rFonts w:asciiTheme="minorEastAsia" w:hAnsiTheme="minorEastAsia"/>
+        </w:rPr>
+        <w:t>/aa/bb/4567.txt</w:t>
+      </w:r>
+    </w:p>
+    <w:p>
+      <w:pPr>
+        <w:ind w:firstLineChars="200" w:firstLine="420"/>
+      </w:pPr>
+      <w:r>
+        <w:rPr>
+          <w:rFonts w:hint="eastAsia"/>
+        </w:rPr>
+        <w:t>在此基础上匹配</w:t>
+      </w:r>
+      <w:r>
+        <w:rPr>
+          <w:rFonts w:hint="eastAsia"/>
+        </w:rPr>
+        <w:t>delimiter</w:t>
+      </w:r>
+      <w:r>
+        <w:rPr>
+          <w:rFonts w:hint="eastAsia"/>
+        </w:rPr>
+        <w:t>的结果为</w:t>
+      </w:r>
+    </w:p>
+    <w:p>
+      <w:pPr>
+        <w:ind w:firstLineChars="300" w:firstLine="630"/>
+      </w:pPr>
+      <w:r>
+        <w:rPr>
+          <w:rFonts w:asciiTheme="minorEastAsia" w:hAnsiTheme="minorEastAsia" w:hint="eastAsia"/>
+        </w:rPr>
+        <w:t>/aa/bb/</w:t>
+      </w:r>
+      <w:r>
+        <w:rPr>
+          <w:rFonts w:asciiTheme="minorEastAsia" w:hAnsiTheme="minorEastAsia" w:hint="eastAsia"/>
+        </w:rPr>
+        <w:t>cc/</w:t>
+      </w:r>
+    </w:p>
+    <w:p>
+      <w:pPr>
+        <w:ind w:firstLineChars="300" w:firstLine="630"/>
+      </w:pPr>
+      <w:r>
+        <w:rPr>
+          <w:rFonts w:asciiTheme="minorEastAsia" w:hAnsiTheme="minorEastAsia"/>
+        </w:rPr>
+        <w:t>/aa/bb/dd/</w:t>
+      </w:r>
+    </w:p>
+    <w:p>
+      <w:pPr>
+        <w:ind w:firstLineChars="300" w:firstLine="630"/>
+        <w:rPr>
+          <w:rFonts w:asciiTheme="minorEastAsia" w:hAnsiTheme="minorEastAsia"/>
+        </w:rPr>
+      </w:pPr>
+      <w:r>
+        <w:rPr>
+          <w:rFonts w:asciiTheme="minorEastAsia" w:hAnsiTheme="minorEastAsia"/>
+        </w:rPr>
+        <w:t>/aa/bb/ee/</w:t>
+      </w:r>
+    </w:p>
+    <w:p>
+      <w:pPr>
+        <w:ind w:firstLineChars="200" w:firstLine="420"/>
+        <w:rPr>
+          <w:rFonts w:asciiTheme="minorEastAsia" w:hAnsiTheme="minorEastAsia"/>
+        </w:rPr>
+      </w:pPr>
+      <w:r>
+        <w:rPr>
+          <w:rFonts w:asciiTheme="minorEastAsia" w:hAnsiTheme="minorEastAsia" w:hint="eastAsia"/>
+        </w:rPr>
+        <w:t>未匹配到delimiter的结果为</w:t>
+      </w:r>
+    </w:p>
+    <w:p>
+      <w:pPr>
+        <w:ind w:firstLineChars="300" w:firstLine="630"/>
+        <w:rPr>
+          <w:rFonts w:asciiTheme="minorEastAsia" w:hAnsiTheme="minorEastAsia"/>
+        </w:rPr>
+      </w:pPr>
+      <w:r>
+        <w:rPr>
+          <w:rFonts w:asciiTheme="minorEastAsia" w:hAnsiTheme="minorEastAsia"/>
+        </w:rPr>
+        <w:t>/aa/bb/4567.txt</w:t>
+      </w:r>
+    </w:p>
+    <w:p>
+      <w:pPr>
+        <w:ind w:firstLineChars="200" w:firstLine="420"/>
+        <w:rPr>
+          <w:rFonts w:asciiTheme="minorEastAsia" w:hAnsiTheme="minorEastAsia"/>
+        </w:rPr>
+      </w:pPr>
+      <w:r>
+        <w:rPr>
+          <w:rFonts w:asciiTheme="minorEastAsia" w:hAnsiTheme="minorEastAsia" w:hint="eastAsia"/>
+        </w:rPr>
+        <w:t>最终总统计数量为4。</w:t>
+      </w:r>
+    </w:p>
+    <w:p>
+      <w:r>
+        <w:rPr>
+          <w:rFonts w:hint="eastAsia"/>
+        </w:rPr>
+        <w:t>二：扫描目录</w:t>
+      </w:r>
+      <w:r>
+        <w:rPr>
+          <w:rFonts w:hint="eastAsia"/>
+        </w:rPr>
+        <w:t>+</w:t>
+      </w:r>
+      <w:r>
+        <w:rPr>
+          <w:rFonts w:hint="eastAsia"/>
+        </w:rPr>
+        <w:t>元数据的方式</w:t>
+      </w:r>
+    </w:p>
+    <w:p>
+      <w:pPr>
+        <w:ind w:firstLine="420"/>
+      </w:pPr>
+      <w:r>
+        <w:rPr>
+          <w:rFonts w:hint="eastAsia"/>
+        </w:rPr>
+        <w:t>当查询请求携带</w:t>
+      </w:r>
+      <w:r>
+        <w:rPr>
+          <w:rFonts w:hint="eastAsia"/>
+        </w:rPr>
+        <w:t>delimiter</w:t>
+      </w:r>
+      <w:r>
+        <w:rPr>
+          <w:rFonts w:hint="eastAsia"/>
+        </w:rPr>
+        <w:t>，且该</w:t>
+      </w:r>
+      <w:r>
+        <w:rPr>
+          <w:rFonts w:hint="eastAsia"/>
+        </w:rPr>
+        <w:t>delimiter</w:t>
+      </w:r>
+      <w:r>
+        <w:rPr>
+          <w:rFonts w:hint="eastAsia"/>
+        </w:rPr>
+        <w:t>与桶内配置的</w:t>
+      </w:r>
+      <w:r>
+        <w:rPr>
+          <w:rFonts w:hint="eastAsia"/>
+        </w:rPr>
+        <w:t>delimiter</w:t>
+      </w:r>
+      <w:r>
+        <w:rPr>
+          <w:rFonts w:hint="eastAsia"/>
+        </w:rPr>
+        <w:t>相符且桶内配置的</w:t>
+      </w:r>
+      <w:r>
+        <w:rPr>
+          <w:rFonts w:hint="eastAsia"/>
+        </w:rPr>
+        <w:t>delimiter</w:t>
+      </w:r>
+      <w:r>
+        <w:rPr>
+          <w:rFonts w:hint="eastAsia"/>
+        </w:rPr>
+        <w:t>状态可用，可以使用扫描目录表</w:t>
+      </w:r>
+      <w:r>
+        <w:rPr>
+          <w:rFonts w:hint="eastAsia"/>
+        </w:rPr>
+        <w:t>+</w:t>
+      </w:r>
+      <w:r>
+        <w:rPr>
+          <w:rFonts w:hint="eastAsia"/>
+        </w:rPr>
+        <w:t>元数据表的方式获取结果。</w:t>
+      </w:r>
+    </w:p>
+    <w:p>
+      <w:pPr>
+        <w:ind w:firstLine="420"/>
+      </w:pPr>
+      <w:r>
+        <w:rPr>
+          <w:rFonts w:hint="eastAsia"/>
+        </w:rPr>
+        <w:t>首先使用</w:t>
+      </w:r>
+      <w:r>
+        <w:rPr>
+          <w:rFonts w:hint="eastAsia"/>
+        </w:rPr>
+        <w:t>prefix+startAfter</w:t>
+      </w:r>
+      <w:r>
+        <w:rPr>
+          <w:rFonts w:hint="eastAsia"/>
+        </w:rPr>
+        <w:t>查询目录，得到目录结果，目录结果中使用</w:t>
+      </w:r>
+      <w:r>
+        <w:rPr>
+          <w:rFonts w:hint="eastAsia"/>
+        </w:rPr>
+        <w:t>prefix+delimiter</w:t>
+      </w:r>
+      <w:r>
+        <w:rPr>
+          <w:rFonts w:hint="eastAsia"/>
+        </w:rPr>
         <w:lastRenderedPageBreak/>
-        <w:t>当查询请求中有</w:t>
+        <w:t>分析出</w:t>
+      </w:r>
+      <w:r>
+        <w:rPr>
+          <w:rFonts w:hint="eastAsia"/>
+        </w:rPr>
+        <w:t>commonPrefix</w:t>
+      </w:r>
+      <w:r>
+        <w:rPr>
+          <w:rFonts w:hint="eastAsia"/>
+        </w:rPr>
+        <w:t>，去重。</w:t>
+      </w:r>
+    </w:p>
+    <w:p>
+      <w:pPr>
+        <w:ind w:firstLine="420"/>
+      </w:pPr>
+      <w:r>
+        <w:rPr>
+          <w:rFonts w:hint="eastAsia"/>
+        </w:rPr>
+        <w:t>然后再</w:t>
+      </w:r>
+      <w:r>
+        <w:rPr>
+          <w:rFonts w:hint="eastAsia"/>
+        </w:rPr>
+        <w:t>prefix</w:t>
+      </w:r>
+      <w:r>
+        <w:rPr>
+          <w:rFonts w:hint="eastAsia"/>
+        </w:rPr>
+        <w:t>中寻找最后一个分隔符解析出目录，在目录表中查找到目录</w:t>
+      </w:r>
+      <w:r>
+        <w:rPr>
+          <w:rFonts w:hint="eastAsia"/>
+        </w:rPr>
+        <w:t>ID</w:t>
+      </w:r>
+      <w:r>
+        <w:rPr>
+          <w:rFonts w:hint="eastAsia"/>
+        </w:rPr>
+        <w:t>，如果</w:t>
+      </w:r>
+      <w:r>
+        <w:rPr>
+          <w:rFonts w:hint="eastAsia"/>
+        </w:rPr>
+        <w:t>prefix</w:t>
+      </w:r>
+      <w:r>
+        <w:rPr>
+          <w:rFonts w:hint="eastAsia"/>
+        </w:rPr>
+        <w:t>中没有分隔符，则目录</w:t>
+      </w:r>
+      <w:r>
+        <w:rPr>
+          <w:rFonts w:hint="eastAsia"/>
+        </w:rPr>
+        <w:t>ID</w:t>
+      </w:r>
+      <w:r>
+        <w:rPr>
+          <w:rFonts w:hint="eastAsia"/>
+        </w:rPr>
+        <w:t>为</w:t>
+      </w:r>
+      <w:r>
+        <w:rPr>
+          <w:rFonts w:hint="eastAsia"/>
+        </w:rPr>
+        <w:t>0</w:t>
+      </w:r>
+      <w:r>
+        <w:rPr>
+          <w:rFonts w:hint="eastAsia"/>
+        </w:rPr>
+        <w:t>，根据</w:t>
       </w:r>
       <w:r>
         <w:rPr>
@@ -7620,127 +8375,78 @@
         <w:t>prefix+</w:t>
       </w:r>
       <w:r>
-        <w:t xml:space="preserve"> start-after </w:t>
-      </w:r>
-      <w:r>
-        <w:rPr>
-          <w:rFonts w:hint="eastAsia"/>
-        </w:rPr>
-        <w:t>+</w:t>
-      </w:r>
-      <w:r>
-        <w:t xml:space="preserve"> delimiter </w:t>
-      </w:r>
-      <w:r>
-        <w:rPr>
-          <w:rFonts w:hint="eastAsia"/>
-        </w:rPr>
-        <w:t>+</w:t>
-      </w:r>
-      <w:r>
-        <w:t>max-keys</w:t>
-      </w:r>
-      <w:r>
-        <w:rPr>
-          <w:rFonts w:hint="eastAsia"/>
-        </w:rPr>
-        <w:t>条件时，首先会在</w:t>
-      </w:r>
-      <w:r>
-        <w:rPr>
-          <w:rFonts w:hint="eastAsia"/>
-        </w:rPr>
-        <w:t>ObjectMetaList</w:t>
-      </w:r>
-      <w:r>
-        <w:rPr>
-          <w:rFonts w:hint="eastAsia"/>
-        </w:rPr>
-        <w:t>中进行</w:t>
-      </w:r>
-      <w:r>
-        <w:rPr>
-          <w:rFonts w:hint="eastAsia"/>
-        </w:rPr>
-        <w:t>bucketid+prefix+start-after</w:t>
-      </w:r>
-      <w:r>
-        <w:rPr>
-          <w:rFonts w:hint="eastAsia"/>
-        </w:rPr>
-        <w:t>的组合查询，然后在查询结果中匹配</w:t>
-      </w:r>
-      <w:r>
-        <w:rPr>
-          <w:rFonts w:hint="eastAsia"/>
-        </w:rPr>
-        <w:t>prefix+</w:t>
-      </w:r>
-      <w:r>
-        <w:t>delimiter</w:t>
-      </w:r>
-      <w:r>
-        <w:rPr>
-          <w:rFonts w:hint="eastAsia"/>
-        </w:rPr>
-        <w:t>的记录，如果匹配到</w:t>
-      </w:r>
-      <w:r>
-        <w:rPr>
-          <w:rFonts w:hint="eastAsia"/>
-        </w:rPr>
-        <w:t>prefix+delimiter</w:t>
-      </w:r>
-      <w:r>
-        <w:rPr>
-          <w:rFonts w:hint="eastAsia"/>
-        </w:rPr>
-        <w:t>，则这条记录保存在</w:t>
-      </w:r>
-      <w:r>
-        <w:t>CommonPrefixes</w:t>
-      </w:r>
-      <w:r>
-        <w:rPr>
-          <w:rFonts w:hint="eastAsia"/>
-        </w:rPr>
-        <w:t>中，相同的</w:t>
-      </w:r>
-      <w:r>
-        <w:rPr>
-          <w:rFonts w:hint="eastAsia"/>
-        </w:rPr>
-        <w:t>prefix+delimiter</w:t>
-      </w:r>
-      <w:r>
-        <w:rPr>
-          <w:rFonts w:hint="eastAsia"/>
-        </w:rPr>
-        <w:t>记录计数只计一次。如果匹配不到则将这条记录的完整的</w:t>
-      </w:r>
-      <w:r>
-        <w:rPr>
-          <w:rFonts w:hint="eastAsia"/>
-        </w:rPr>
-        <w:t>key</w:t>
-      </w:r>
-      <w:r>
-        <w:rPr>
-          <w:rFonts w:hint="eastAsia"/>
-        </w:rPr>
-        <w:t>保存在</w:t>
-      </w:r>
-      <w:r>
-        <w:rPr>
-          <w:rFonts w:hint="eastAsia"/>
-        </w:rPr>
-        <w:t>contents</w:t>
-      </w:r>
-      <w:r>
-        <w:rPr>
-          <w:rFonts w:hint="eastAsia"/>
-        </w:rPr>
-        <w:t>中，每条记录计数一次。</w:t>
+        <w:rPr>
+          <w:rFonts w:hint="eastAsia"/>
+        </w:rPr>
+        <w:t>目录</w:t>
+      </w:r>
+      <w:r>
+        <w:rPr>
+          <w:rFonts w:hint="eastAsia"/>
+        </w:rPr>
+        <w:t>ID+start</w:t>
+      </w:r>
+      <w:r>
+        <w:t>Afte</w:t>
+      </w:r>
+      <w:r>
+        <w:rPr>
+          <w:rFonts w:hint="eastAsia"/>
+        </w:rPr>
+        <w:t>r</w:t>
+      </w:r>
+      <w:r>
+        <w:rPr>
+          <w:rFonts w:hint="eastAsia"/>
+        </w:rPr>
+        <w:t>查询出对象结果。</w:t>
+      </w:r>
+    </w:p>
+    <w:p>
+      <w:pPr>
+        <w:ind w:firstLine="420"/>
+      </w:pPr>
+      <w:r>
+        <w:rPr>
+          <w:rFonts w:hint="eastAsia"/>
+        </w:rPr>
+        <w:t>最后在在两个查询结果中排序按照</w:t>
+      </w:r>
+      <w:r>
+        <w:rPr>
+          <w:rFonts w:hint="eastAsia"/>
+        </w:rPr>
+        <w:t>Key</w:t>
+      </w:r>
+      <w:r>
+        <w:rPr>
+          <w:rFonts w:hint="eastAsia"/>
+        </w:rPr>
+        <w:t>从小到大的顺序获得记录，分别记录</w:t>
+      </w:r>
+      <w:r>
+        <w:rPr>
+          <w:rFonts w:hint="eastAsia"/>
+        </w:rPr>
+        <w:t>CommonPrefix</w:t>
+      </w:r>
+      <w:r>
+        <w:rPr>
+          <w:rFonts w:hint="eastAsia"/>
+        </w:rPr>
+        <w:t>，</w:t>
+      </w:r>
+      <w:r>
+        <w:rPr>
+          <w:rFonts w:hint="eastAsia"/>
+        </w:rPr>
+        <w:t>Contents</w:t>
+      </w:r>
+      <w:r>
+        <w:rPr>
+          <w:rFonts w:hint="eastAsia"/>
+        </w:rPr>
+        <w:t>。</w:t>
       </w:r>
     </w:p>
     <w:p>
@@ -7751,53 +8457,6 @@
         <w:rPr>
           <w:rFonts w:hint="eastAsia"/>
         </w:rPr>
-        <w:t>当请求参数中没有</w:t>
-      </w:r>
-      <w:r>
-        <w:rPr>
-          <w:rFonts w:hint="eastAsia"/>
-        </w:rPr>
-        <w:t>delimiter</w:t>
-      </w:r>
-      <w:r>
-        <w:rPr>
-          <w:rFonts w:hint="eastAsia"/>
-        </w:rPr>
-        <w:t>时，所有查询到符合条件的记录都会在</w:t>
-      </w:r>
-      <w:r>
-        <w:rPr>
-          <w:rFonts w:hint="eastAsia"/>
-        </w:rPr>
-        <w:t>contents</w:t>
-      </w:r>
-      <w:r>
-        <w:rPr>
-          <w:rFonts w:hint="eastAsia"/>
-        </w:rPr>
-        <w:t>中显示，并显示完整的</w:t>
-      </w:r>
-      <w:r>
-        <w:rPr>
-          <w:rFonts w:hint="eastAsia"/>
-        </w:rPr>
-        <w:t>key</w:t>
-      </w:r>
-      <w:r>
-        <w:rPr>
-          <w:rFonts w:hint="eastAsia"/>
-        </w:rPr>
-        <w:t>名称。</w:t>
-      </w:r>
-    </w:p>
-    <w:p>
-      <w:pPr>
-        <w:ind w:firstLineChars="200" w:firstLine="420"/>
-      </w:pPr>
-      <w:r>
-        <w:rPr>
-          <w:rFonts w:hint="eastAsia"/>
-        </w:rPr>
         <w:t>假设当前桶内有如下对象列表：</w:t>
       </w:r>
     </w:p>
@@ -7886,728 +8545,6 @@
         <w:rPr>
           <w:rFonts w:asciiTheme="minorEastAsia" w:hAnsiTheme="minorEastAsia"/>
         </w:rPr>
-        <w:t>/aa/bb/ee/3456.txt</w:t>
-      </w:r>
-    </w:p>
-    <w:p>
-      <w:pPr>
-        <w:ind w:firstLineChars="300" w:firstLine="630"/>
-        <w:rPr>
-          <w:rFonts w:asciiTheme="minorEastAsia" w:hAnsiTheme="minorEastAsia"/>
-        </w:rPr>
-      </w:pPr>
-      <w:r>
-        <w:rPr>
-          <w:rFonts w:asciiTheme="minorEastAsia" w:hAnsiTheme="minorEastAsia"/>
-        </w:rPr>
-        <w:t>/aa/bb/4567.txt</w:t>
-      </w:r>
-    </w:p>
-    <w:p>
-      <w:pPr>
-        <w:ind w:firstLineChars="300" w:firstLine="630"/>
-        <w:rPr>
-          <w:rFonts w:asciiTheme="minorEastAsia" w:hAnsiTheme="minorEastAsia"/>
-        </w:rPr>
-      </w:pPr>
-      <w:r>
-        <w:rPr>
-          <w:rFonts w:asciiTheme="minorEastAsia" w:hAnsiTheme="minorEastAsia"/>
-        </w:rPr>
-        <w:t>7890</w:t>
-      </w:r>
-      <w:r>
-        <w:rPr>
-          <w:rFonts w:asciiTheme="minorEastAsia" w:hAnsiTheme="minorEastAsia" w:hint="eastAsia"/>
-        </w:rPr>
-        <w:t>.txt</w:t>
-      </w:r>
-    </w:p>
-    <w:p>
-      <w:pPr>
-        <w:ind w:firstLineChars="200" w:firstLine="420"/>
-      </w:pPr>
-      <w:r>
-        <w:rPr>
-          <w:rFonts w:hint="eastAsia"/>
-        </w:rPr>
-        <w:t>当</w:t>
-      </w:r>
-      <w:r>
-        <w:rPr>
-          <w:rFonts w:hint="eastAsia"/>
-        </w:rPr>
-        <w:t>prefix</w:t>
-      </w:r>
-      <w:r>
-        <w:rPr>
-          <w:rFonts w:hint="eastAsia"/>
-        </w:rPr>
-        <w:t>为“</w:t>
-      </w:r>
-      <w:r>
-        <w:rPr>
-          <w:rFonts w:hint="eastAsia"/>
-        </w:rPr>
-        <w:t>aa</w:t>
-      </w:r>
-      <w:r>
-        <w:t>/bb</w:t>
-      </w:r>
-      <w:r>
-        <w:rPr>
-          <w:rFonts w:hint="eastAsia"/>
-        </w:rPr>
-        <w:t>/</w:t>
-      </w:r>
-      <w:r>
-        <w:rPr>
-          <w:rFonts w:hint="eastAsia"/>
-        </w:rPr>
-        <w:t>”，</w:t>
-      </w:r>
-      <w:r>
-        <w:rPr>
-          <w:rFonts w:hint="eastAsia"/>
-        </w:rPr>
-        <w:t>de</w:t>
-      </w:r>
-      <w:r>
-        <w:t>limiter</w:t>
-      </w:r>
-      <w:r>
-        <w:rPr>
-          <w:rFonts w:hint="eastAsia"/>
-        </w:rPr>
-        <w:t>为“</w:t>
-      </w:r>
-      <w:r>
-        <w:rPr>
-          <w:rFonts w:hint="eastAsia"/>
-        </w:rPr>
-        <w:t>/</w:t>
-      </w:r>
-      <w:r>
-        <w:rPr>
-          <w:rFonts w:hint="eastAsia"/>
-        </w:rPr>
-        <w:t>”，</w:t>
-      </w:r>
-      <w:r>
-        <w:rPr>
-          <w:rFonts w:hint="eastAsia"/>
-        </w:rPr>
-        <w:t>start-after</w:t>
-      </w:r>
-      <w:r>
-        <w:rPr>
-          <w:rFonts w:hint="eastAsia"/>
-        </w:rPr>
-        <w:t>为</w:t>
-      </w:r>
-      <w:r>
-        <w:rPr>
-          <w:rFonts w:hint="eastAsia"/>
-        </w:rPr>
-        <w:t>/aa/bb/11</w:t>
-      </w:r>
-      <w:r>
-        <w:rPr>
-          <w:rFonts w:hint="eastAsia"/>
-        </w:rPr>
-        <w:t>，</w:t>
-      </w:r>
-      <w:r>
-        <w:t>P</w:t>
-      </w:r>
-      <w:r>
-        <w:rPr>
-          <w:rFonts w:hint="eastAsia"/>
-        </w:rPr>
-        <w:t>refix+start-after</w:t>
-      </w:r>
-      <w:r>
-        <w:rPr>
-          <w:rFonts w:hint="eastAsia"/>
-        </w:rPr>
-        <w:t>的匹配结果为</w:t>
-      </w:r>
-    </w:p>
-    <w:p>
-      <w:pPr>
-        <w:ind w:firstLineChars="300" w:firstLine="630"/>
-        <w:rPr>
-          <w:rFonts w:asciiTheme="minorEastAsia" w:hAnsiTheme="minorEastAsia"/>
-        </w:rPr>
-      </w:pPr>
-      <w:r>
-        <w:rPr>
-          <w:rFonts w:asciiTheme="minorEastAsia" w:hAnsiTheme="minorEastAsia" w:hint="eastAsia"/>
-        </w:rPr>
-        <w:t>/aa/bb/</w:t>
-      </w:r>
-      <w:r>
-        <w:rPr>
-          <w:rFonts w:asciiTheme="minorEastAsia" w:hAnsiTheme="minorEastAsia" w:hint="eastAsia"/>
-        </w:rPr>
-        <w:t>cc/dd/1234.txt</w:t>
-      </w:r>
-    </w:p>
-    <w:p>
-      <w:pPr>
-        <w:ind w:firstLineChars="300" w:firstLine="630"/>
-        <w:rPr>
-          <w:rFonts w:asciiTheme="minorEastAsia" w:hAnsiTheme="minorEastAsia"/>
-        </w:rPr>
-      </w:pPr>
-      <w:r>
-        <w:rPr>
-          <w:rFonts w:asciiTheme="minorEastAsia" w:hAnsiTheme="minorEastAsia" w:hint="eastAsia"/>
-        </w:rPr>
-        <w:t>/aa/bb/cc/ee</w:t>
-      </w:r>
-      <w:r>
-        <w:rPr>
-          <w:rFonts w:asciiTheme="minorEastAsia" w:hAnsiTheme="minorEastAsia" w:hint="eastAsia"/>
-        </w:rPr>
-        <w:t>/1234.txt</w:t>
-      </w:r>
-    </w:p>
-    <w:p>
-      <w:pPr>
-        <w:ind w:firstLineChars="300" w:firstLine="630"/>
-        <w:rPr>
-          <w:rFonts w:asciiTheme="minorEastAsia" w:hAnsiTheme="minorEastAsia"/>
-        </w:rPr>
-      </w:pPr>
-      <w:r>
-        <w:rPr>
-          <w:rFonts w:asciiTheme="minorEastAsia" w:hAnsiTheme="minorEastAsia"/>
-        </w:rPr>
-        <w:t>/aa/bb/dd/2345.txt</w:t>
-      </w:r>
-    </w:p>
-    <w:p>
-      <w:pPr>
-        <w:ind w:firstLineChars="300" w:firstLine="630"/>
-        <w:rPr>
-          <w:rFonts w:asciiTheme="minorEastAsia" w:hAnsiTheme="minorEastAsia"/>
-        </w:rPr>
-      </w:pPr>
-      <w:r>
-        <w:rPr>
-          <w:rFonts w:asciiTheme="minorEastAsia" w:hAnsiTheme="minorEastAsia"/>
-        </w:rPr>
-        <w:t>/aa/bb/ee/3456.txt</w:t>
-      </w:r>
-    </w:p>
-    <w:p>
-      <w:pPr>
-        <w:ind w:firstLineChars="300" w:firstLine="630"/>
-        <w:rPr>
-          <w:rFonts w:asciiTheme="minorEastAsia" w:hAnsiTheme="minorEastAsia"/>
-        </w:rPr>
-      </w:pPr>
-      <w:r>
-        <w:rPr>
-          <w:rFonts w:asciiTheme="minorEastAsia" w:hAnsiTheme="minorEastAsia"/>
-        </w:rPr>
-        <w:t>/aa/bb/4567.txt</w:t>
-      </w:r>
-    </w:p>
-    <w:p>
-      <w:pPr>
-        <w:ind w:firstLineChars="200" w:firstLine="420"/>
-      </w:pPr>
-      <w:r>
-        <w:rPr>
-          <w:rFonts w:hint="eastAsia"/>
-        </w:rPr>
-        <w:t>在此基础上匹配</w:t>
-      </w:r>
-      <w:r>
-        <w:rPr>
-          <w:rFonts w:hint="eastAsia"/>
-        </w:rPr>
-        <w:t>delimiter</w:t>
-      </w:r>
-      <w:r>
-        <w:rPr>
-          <w:rFonts w:hint="eastAsia"/>
-        </w:rPr>
-        <w:t>的结果为</w:t>
-      </w:r>
-    </w:p>
-    <w:p>
-      <w:pPr>
-        <w:ind w:firstLineChars="300" w:firstLine="630"/>
-      </w:pPr>
-      <w:r>
-        <w:rPr>
-          <w:rFonts w:asciiTheme="minorEastAsia" w:hAnsiTheme="minorEastAsia" w:hint="eastAsia"/>
-        </w:rPr>
-        <w:t>/aa/bb/</w:t>
-      </w:r>
-      <w:r>
-        <w:rPr>
-          <w:rFonts w:asciiTheme="minorEastAsia" w:hAnsiTheme="minorEastAsia" w:hint="eastAsia"/>
-        </w:rPr>
-        <w:t>cc/</w:t>
-      </w:r>
-    </w:p>
-    <w:p>
-      <w:pPr>
-        <w:ind w:firstLineChars="300" w:firstLine="630"/>
-      </w:pPr>
-      <w:r>
-        <w:rPr>
-          <w:rFonts w:asciiTheme="minorEastAsia" w:hAnsiTheme="minorEastAsia"/>
-        </w:rPr>
-        <w:t>/aa/bb/dd/</w:t>
-      </w:r>
-    </w:p>
-    <w:p>
-      <w:pPr>
-        <w:ind w:firstLineChars="300" w:firstLine="630"/>
-        <w:rPr>
-          <w:rFonts w:asciiTheme="minorEastAsia" w:hAnsiTheme="minorEastAsia"/>
-        </w:rPr>
-      </w:pPr>
-      <w:r>
-        <w:rPr>
-          <w:rFonts w:asciiTheme="minorEastAsia" w:hAnsiTheme="minorEastAsia"/>
-        </w:rPr>
-        <w:t>/aa/bb/ee/</w:t>
-      </w:r>
-    </w:p>
-    <w:p>
-      <w:pPr>
-        <w:ind w:firstLineChars="200" w:firstLine="420"/>
-        <w:rPr>
-          <w:rFonts w:asciiTheme="minorEastAsia" w:hAnsiTheme="minorEastAsia"/>
-        </w:rPr>
-      </w:pPr>
-      <w:r>
-        <w:rPr>
-          <w:rFonts w:asciiTheme="minorEastAsia" w:hAnsiTheme="minorEastAsia" w:hint="eastAsia"/>
-        </w:rPr>
-        <w:t>未匹配到delimiter的结果为</w:t>
-      </w:r>
-    </w:p>
-    <w:p>
-      <w:pPr>
-        <w:ind w:firstLineChars="300" w:firstLine="630"/>
-        <w:rPr>
-          <w:rFonts w:asciiTheme="minorEastAsia" w:hAnsiTheme="minorEastAsia"/>
-        </w:rPr>
-      </w:pPr>
-      <w:r>
-        <w:rPr>
-          <w:rFonts w:asciiTheme="minorEastAsia" w:hAnsiTheme="minorEastAsia"/>
-        </w:rPr>
-        <w:t>/aa/bb/4567.txt</w:t>
-      </w:r>
-    </w:p>
-    <w:p>
-      <w:pPr>
-        <w:ind w:firstLineChars="200" w:firstLine="420"/>
-        <w:rPr>
-          <w:rFonts w:asciiTheme="minorEastAsia" w:hAnsiTheme="minorEastAsia"/>
-        </w:rPr>
-      </w:pPr>
-      <w:r>
-        <w:rPr>
-          <w:rFonts w:asciiTheme="minorEastAsia" w:hAnsiTheme="minorEastAsia" w:hint="eastAsia"/>
-        </w:rPr>
-        <w:t>最终总统计数量为4。</w:t>
-      </w:r>
-    </w:p>
-    <w:p>
-      <w:r>
-        <w:rPr>
-          <w:rFonts w:hint="eastAsia"/>
-        </w:rPr>
-        <w:t>二：扫描目录</w:t>
-      </w:r>
-      <w:r>
-        <w:rPr>
-          <w:rFonts w:hint="eastAsia"/>
-        </w:rPr>
-        <w:t>+</w:t>
-      </w:r>
-      <w:r>
-        <w:rPr>
-          <w:rFonts w:hint="eastAsia"/>
-        </w:rPr>
-        <w:t>元数据的方式</w:t>
-      </w:r>
-    </w:p>
-    <w:p>
-      <w:pPr>
-        <w:ind w:firstLine="420"/>
-      </w:pPr>
-      <w:r>
-        <w:rPr>
-          <w:rFonts w:hint="eastAsia"/>
-        </w:rPr>
-        <w:t>当查询请求携带</w:t>
-      </w:r>
-      <w:r>
-        <w:rPr>
-          <w:rFonts w:hint="eastAsia"/>
-        </w:rPr>
-        <w:t>delimiter</w:t>
-      </w:r>
-      <w:r>
-        <w:rPr>
-          <w:rFonts w:hint="eastAsia"/>
-        </w:rPr>
-        <w:t>，且该</w:t>
-      </w:r>
-      <w:r>
-        <w:rPr>
-          <w:rFonts w:hint="eastAsia"/>
-        </w:rPr>
-        <w:t>delimiter</w:t>
-      </w:r>
-      <w:r>
-        <w:rPr>
-          <w:rFonts w:hint="eastAsia"/>
-        </w:rPr>
-        <w:t>与桶内配置的</w:t>
-      </w:r>
-      <w:r>
-        <w:rPr>
-          <w:rFonts w:hint="eastAsia"/>
-        </w:rPr>
-        <w:t>delimiter</w:t>
-      </w:r>
-      <w:r>
-        <w:rPr>
-          <w:rFonts w:hint="eastAsia"/>
-        </w:rPr>
-        <w:t>相符且桶内配置的</w:t>
-      </w:r>
-      <w:r>
-        <w:rPr>
-          <w:rFonts w:hint="eastAsia"/>
-        </w:rPr>
-        <w:t>delimiter</w:t>
-      </w:r>
-      <w:r>
-        <w:rPr>
-          <w:rFonts w:hint="eastAsia"/>
-        </w:rPr>
-        <w:t>状态可用，可以使用扫描目录表</w:t>
-      </w:r>
-      <w:r>
-        <w:rPr>
-          <w:rFonts w:hint="eastAsia"/>
-        </w:rPr>
-        <w:t>+</w:t>
-      </w:r>
-      <w:r>
-        <w:rPr>
-          <w:rFonts w:hint="eastAsia"/>
-        </w:rPr>
-        <w:t>元数据表的方式获取结果。</w:t>
-      </w:r>
-    </w:p>
-    <w:p>
-      <w:pPr>
-        <w:ind w:firstLine="420"/>
-      </w:pPr>
-      <w:r>
-        <w:rPr>
-          <w:rFonts w:hint="eastAsia"/>
-        </w:rPr>
-        <w:t>首先使用</w:t>
-      </w:r>
-      <w:r>
-        <w:rPr>
-          <w:rFonts w:hint="eastAsia"/>
-        </w:rPr>
-        <w:t>prefix+startAfter</w:t>
-      </w:r>
-      <w:r>
-        <w:rPr>
-          <w:rFonts w:hint="eastAsia"/>
-        </w:rPr>
-        <w:t>查询目录，得到目录结果，目录结果中使用</w:t>
-      </w:r>
-      <w:r>
-        <w:rPr>
-          <w:rFonts w:hint="eastAsia"/>
-        </w:rPr>
-        <w:t>prefix+delimiter</w:t>
-      </w:r>
-      <w:r>
-        <w:rPr>
-          <w:rFonts w:hint="eastAsia"/>
-        </w:rPr>
-        <w:t>分析出</w:t>
-      </w:r>
-      <w:r>
-        <w:rPr>
-          <w:rFonts w:hint="eastAsia"/>
-        </w:rPr>
-        <w:t>commonPrefix</w:t>
-      </w:r>
-      <w:r>
-        <w:rPr>
-          <w:rFonts w:hint="eastAsia"/>
-        </w:rPr>
-        <w:t>，去重。</w:t>
-      </w:r>
-    </w:p>
-    <w:p>
-      <w:pPr>
-        <w:ind w:firstLine="420"/>
-      </w:pPr>
-      <w:r>
-        <w:rPr>
-          <w:rFonts w:hint="eastAsia"/>
-        </w:rPr>
-        <w:t>然后再</w:t>
-      </w:r>
-      <w:r>
-        <w:rPr>
-          <w:rFonts w:hint="eastAsia"/>
-        </w:rPr>
-        <w:t>prefix</w:t>
-      </w:r>
-      <w:r>
-        <w:rPr>
-          <w:rFonts w:hint="eastAsia"/>
-        </w:rPr>
-        <w:t>中寻找最后一个分隔符解析出目录，在目录表中查找到目录</w:t>
-      </w:r>
-      <w:r>
-        <w:rPr>
-          <w:rFonts w:hint="eastAsia"/>
-        </w:rPr>
-        <w:t>ID</w:t>
-      </w:r>
-      <w:r>
-        <w:rPr>
-          <w:rFonts w:hint="eastAsia"/>
-        </w:rPr>
-        <w:t>，如果</w:t>
-      </w:r>
-      <w:r>
-        <w:rPr>
-          <w:rFonts w:hint="eastAsia"/>
-        </w:rPr>
-        <w:t>prefix</w:t>
-      </w:r>
-      <w:r>
-        <w:rPr>
-          <w:rFonts w:hint="eastAsia"/>
-        </w:rPr>
-        <w:t>中没有分隔符，则目录</w:t>
-      </w:r>
-      <w:r>
-        <w:rPr>
-          <w:rFonts w:hint="eastAsia"/>
-        </w:rPr>
-        <w:t>ID</w:t>
-      </w:r>
-      <w:r>
-        <w:rPr>
-          <w:rFonts w:hint="eastAsia"/>
-        </w:rPr>
-        <w:t>为</w:t>
-      </w:r>
-      <w:r>
-        <w:rPr>
-          <w:rFonts w:hint="eastAsia"/>
-        </w:rPr>
-        <w:t>0</w:t>
-      </w:r>
-      <w:r>
-        <w:rPr>
-          <w:rFonts w:hint="eastAsia"/>
-        </w:rPr>
-        <w:t>，根据</w:t>
-      </w:r>
-      <w:r>
-        <w:rPr>
-          <w:rFonts w:hint="eastAsia"/>
-        </w:rPr>
-        <w:t>prefix+</w:t>
-      </w:r>
-      <w:r>
-        <w:rPr>
-          <w:rFonts w:hint="eastAsia"/>
-        </w:rPr>
-        <w:t>目录</w:t>
-      </w:r>
-      <w:r>
-        <w:rPr>
-          <w:rFonts w:hint="eastAsia"/>
-        </w:rPr>
-        <w:t>ID+start</w:t>
-      </w:r>
-      <w:r>
-        <w:t>Afte</w:t>
-      </w:r>
-      <w:r>
-        <w:rPr>
-          <w:rFonts w:hint="eastAsia"/>
-        </w:rPr>
-        <w:t>r</w:t>
-      </w:r>
-      <w:r>
-        <w:rPr>
-          <w:rFonts w:hint="eastAsia"/>
-        </w:rPr>
-        <w:t>查询出对象结果。</w:t>
-      </w:r>
-    </w:p>
-    <w:p>
-      <w:pPr>
-        <w:ind w:firstLine="420"/>
-      </w:pPr>
-      <w:r>
-        <w:rPr>
-          <w:rFonts w:hint="eastAsia"/>
-        </w:rPr>
-        <w:t>最后在在两个查询结果中排序按照</w:t>
-      </w:r>
-      <w:r>
-        <w:rPr>
-          <w:rFonts w:hint="eastAsia"/>
-        </w:rPr>
-        <w:t>Key</w:t>
-      </w:r>
-      <w:r>
-        <w:rPr>
-          <w:rFonts w:hint="eastAsia"/>
-        </w:rPr>
-        <w:t>从小到大的顺序获得记录，分别记录</w:t>
-      </w:r>
-      <w:r>
-        <w:rPr>
-          <w:rFonts w:hint="eastAsia"/>
-        </w:rPr>
-        <w:t>CommonPrefix</w:t>
-      </w:r>
-      <w:r>
-        <w:rPr>
-          <w:rFonts w:hint="eastAsia"/>
-        </w:rPr>
-        <w:t>，</w:t>
-      </w:r>
-      <w:r>
-        <w:rPr>
-          <w:rFonts w:hint="eastAsia"/>
-        </w:rPr>
-        <w:t>Contents</w:t>
-      </w:r>
-      <w:r>
-        <w:rPr>
-          <w:rFonts w:hint="eastAsia"/>
-        </w:rPr>
-        <w:t>。</w:t>
-      </w:r>
-    </w:p>
-    <w:p>
-      <w:pPr>
-        <w:ind w:firstLineChars="200" w:firstLine="420"/>
-      </w:pPr>
-      <w:r>
-        <w:rPr>
-          <w:rFonts w:hint="eastAsia"/>
-        </w:rPr>
-        <w:t>假设当前桶内有如下对象列表：</w:t>
-      </w:r>
-    </w:p>
-    <w:p>
-      <w:pPr>
-        <w:ind w:firstLineChars="300" w:firstLine="630"/>
-        <w:rPr>
-          <w:rFonts w:asciiTheme="minorEastAsia" w:hAnsiTheme="minorEastAsia"/>
-        </w:rPr>
-      </w:pPr>
-      <w:r>
-        <w:rPr>
-          <w:rFonts w:asciiTheme="minorEastAsia" w:hAnsiTheme="minorEastAsia" w:hint="eastAsia"/>
-        </w:rPr>
-        <w:t>/aa/bb/</w:t>
-      </w:r>
-      <w:r>
-        <w:rPr>
-          <w:rFonts w:asciiTheme="minorEastAsia" w:hAnsiTheme="minorEastAsia" w:hint="eastAsia"/>
-        </w:rPr>
-        <w:t>cc/dd/1234.txt</w:t>
-      </w:r>
-    </w:p>
-    <w:p>
-      <w:pPr>
-        <w:ind w:firstLineChars="300" w:firstLine="630"/>
-        <w:rPr>
-          <w:rFonts w:asciiTheme="minorEastAsia" w:hAnsiTheme="minorEastAsia"/>
-        </w:rPr>
-      </w:pPr>
-      <w:r>
-        <w:rPr>
-          <w:rFonts w:asciiTheme="minorEastAsia" w:hAnsiTheme="minorEastAsia" w:hint="eastAsia"/>
-        </w:rPr>
-        <w:t>/aa/bb/cc/ee</w:t>
-      </w:r>
-      <w:r>
-        <w:rPr>
-          <w:rFonts w:asciiTheme="minorEastAsia" w:hAnsiTheme="minorEastAsia" w:hint="eastAsia"/>
-        </w:rPr>
-        <w:t>/1234.txt</w:t>
-      </w:r>
-    </w:p>
-    <w:p>
-      <w:pPr>
-        <w:ind w:firstLineChars="300" w:firstLine="630"/>
-        <w:rPr>
-          <w:rFonts w:asciiTheme="minorEastAsia" w:hAnsiTheme="minorEastAsia"/>
-        </w:rPr>
-      </w:pPr>
-      <w:r>
-        <w:rPr>
-          <w:rFonts w:asciiTheme="minorEastAsia" w:hAnsiTheme="minorEastAsia" w:hint="eastAsia"/>
-        </w:rPr>
-        <w:t>/aa/cc/cc/ee</w:t>
-      </w:r>
-      <w:r>
-        <w:rPr>
-          <w:rFonts w:asciiTheme="minorEastAsia" w:hAnsiTheme="minorEastAsia" w:hint="eastAsia"/>
-        </w:rPr>
-        <w:t>/1234.txt</w:t>
-      </w:r>
-    </w:p>
-    <w:p>
-      <w:pPr>
-        <w:ind w:firstLineChars="300" w:firstLine="630"/>
-        <w:rPr>
-          <w:rFonts w:asciiTheme="minorEastAsia" w:hAnsiTheme="minorEastAsia"/>
-        </w:rPr>
-      </w:pPr>
-      <w:r>
-        <w:rPr>
-          <w:rFonts w:asciiTheme="minorEastAsia" w:hAnsiTheme="minorEastAsia"/>
-        </w:rPr>
-        <w:t>/aa/bb/dd/2345.txt</w:t>
-      </w:r>
-    </w:p>
-    <w:p>
-      <w:pPr>
-        <w:ind w:firstLineChars="300" w:firstLine="630"/>
-        <w:rPr>
-          <w:rFonts w:asciiTheme="minorEastAsia" w:hAnsiTheme="minorEastAsia"/>
-        </w:rPr>
-      </w:pPr>
-      <w:r>
-        <w:rPr>
-          <w:rFonts w:asciiTheme="minorEastAsia" w:hAnsiTheme="minorEastAsia"/>
-        </w:rPr>
-        <w:lastRenderedPageBreak/>
         <w:t>/aa/bb/ee/3456.txt</w:t>
       </w:r>
     </w:p>
@@ -9671,10 +9608,10 @@
                     </pic:cNvPicPr>
                   </pic:nvPicPr>
                   <pic:blipFill>
-                    <a:blip r:embed="rId15" cstate="print">
+                    <a:blip r:embed="rId14" cstate="print">
                       <a:extLst>
                         <a:ext uri="{28A0092B-C50C-407E-A947-70E740481C1C}">
-                          <a14:useLocalDpi xmlns="" xmlns:wpc="http://schemas.microsoft.com/office/word/2010/wordprocessingCanvas" xmlns:cx="http://schemas.microsoft.com/office/drawing/2014/chartex" xmlns:mc="http://schemas.openxmlformats.org/markup-compatibility/2006" xmlns:o="urn:schemas-microsoft-com:office:office" xmlns:v="urn:schemas-microsoft-com:vml" xmlns:wp14="http://schemas.microsoft.com/office/word/2010/wordprocessingDrawing" xmlns:w10="urn:schemas-microsoft-com:office:word" xmlns:w="http://schemas.openxmlformats.org/wordprocessingml/2006/main" xmlns:w14="http://schemas.microsoft.com/office/word/2010/wordml" xmlns:w15="http://schemas.microsoft.com/office/word/2012/wordml" xmlns:w16se="http://schemas.microsoft.com/office/word/2015/wordml/symex" xmlns:wpg="http://schemas.microsoft.com/office/word/2010/wordprocessingGroup" xmlns:wpi="http://schemas.microsoft.com/office/word/2010/wordprocessingInk" xmlns:wps="http://schemas.microsoft.com/office/word/2010/wordprocessingShape" xmlns:a14="http://schemas.microsoft.com/office/drawing/2010/main" val="0"/>
+                          <a14:useLocalDpi xmlns:a14="http://schemas.microsoft.com/office/drawing/2010/main" xmlns:wps="http://schemas.microsoft.com/office/word/2010/wordprocessingShape" xmlns:wpi="http://schemas.microsoft.com/office/word/2010/wordprocessingInk" xmlns:wpg="http://schemas.microsoft.com/office/word/2010/wordprocessingGroup" xmlns:w16se="http://schemas.microsoft.com/office/word/2015/wordml/symex" xmlns:w15="http://schemas.microsoft.com/office/word/2012/wordml" xmlns:w14="http://schemas.microsoft.com/office/word/2010/wordml" xmlns:w="http://schemas.openxmlformats.org/wordprocessingml/2006/main" xmlns:w10="urn:schemas-microsoft-com:office:word" xmlns:wp14="http://schemas.microsoft.com/office/word/2010/wordprocessingDrawing" xmlns:v="urn:schemas-microsoft-com:vml" xmlns:o="urn:schemas-microsoft-com:office:office" xmlns:mc="http://schemas.openxmlformats.org/markup-compatibility/2006" xmlns:cx="http://schemas.microsoft.com/office/drawing/2014/chartex" xmlns:wpc="http://schemas.microsoft.com/office/word/2010/wordprocessingCanvas" xmlns="" val="0"/>
                         </a:ext>
                       </a:extLst>
                     </a:blip>
@@ -12128,10 +12065,10 @@
                     </pic:cNvPicPr>
                   </pic:nvPicPr>
                   <pic:blipFill>
-                    <a:blip r:embed="rId16" cstate="print">
+                    <a:blip r:embed="rId15" cstate="print">
                       <a:extLst>
                         <a:ext uri="{28A0092B-C50C-407E-A947-70E740481C1C}">
-                          <a14:useLocalDpi xmlns="" xmlns:wpc="http://schemas.microsoft.com/office/word/2010/wordprocessingCanvas" xmlns:cx="http://schemas.microsoft.com/office/drawing/2014/chartex" xmlns:mc="http://schemas.openxmlformats.org/markup-compatibility/2006" xmlns:o="urn:schemas-microsoft-com:office:office" xmlns:v="urn:schemas-microsoft-com:vml" xmlns:wp14="http://schemas.microsoft.com/office/word/2010/wordprocessingDrawing" xmlns:w10="urn:schemas-microsoft-com:office:word" xmlns:w="http://schemas.openxmlformats.org/wordprocessingml/2006/main" xmlns:w14="http://schemas.microsoft.com/office/word/2010/wordml" xmlns:w15="http://schemas.microsoft.com/office/word/2012/wordml" xmlns:w16se="http://schemas.microsoft.com/office/word/2015/wordml/symex" xmlns:wpg="http://schemas.microsoft.com/office/word/2010/wordprocessingGroup" xmlns:wpi="http://schemas.microsoft.com/office/word/2010/wordprocessingInk" xmlns:wps="http://schemas.microsoft.com/office/word/2010/wordprocessingShape" xmlns:a14="http://schemas.microsoft.com/office/drawing/2010/main" val="0"/>
+                          <a14:useLocalDpi xmlns:a14="http://schemas.microsoft.com/office/drawing/2010/main" xmlns:wps="http://schemas.microsoft.com/office/word/2010/wordprocessingShape" xmlns:wpi="http://schemas.microsoft.com/office/word/2010/wordprocessingInk" xmlns:wpg="http://schemas.microsoft.com/office/word/2010/wordprocessingGroup" xmlns:w16se="http://schemas.microsoft.com/office/word/2015/wordml/symex" xmlns:w15="http://schemas.microsoft.com/office/word/2012/wordml" xmlns:w14="http://schemas.microsoft.com/office/word/2010/wordml" xmlns:w="http://schemas.openxmlformats.org/wordprocessingml/2006/main" xmlns:w10="urn:schemas-microsoft-com:office:word" xmlns:wp14="http://schemas.microsoft.com/office/word/2010/wordprocessingDrawing" xmlns:v="urn:schemas-microsoft-com:vml" xmlns:o="urn:schemas-microsoft-com:office:office" xmlns:mc="http://schemas.openxmlformats.org/markup-compatibility/2006" xmlns:cx="http://schemas.microsoft.com/office/drawing/2014/chartex" xmlns:wpc="http://schemas.microsoft.com/office/word/2010/wordprocessingCanvas" xmlns="" val="0"/>
                         </a:ext>
                       </a:extLst>
                     </a:blip>
@@ -12224,10 +12161,10 @@
                     </pic:cNvPicPr>
                   </pic:nvPicPr>
                   <pic:blipFill>
-                    <a:blip r:embed="rId17">
+                    <a:blip r:embed="rId16">
                       <a:extLst>
                         <a:ext uri="{28A0092B-C50C-407E-A947-70E740481C1C}">
-                          <a14:useLocalDpi xmlns="" xmlns:wpc="http://schemas.microsoft.com/office/word/2010/wordprocessingCanvas" xmlns:cx="http://schemas.microsoft.com/office/drawing/2014/chartex" xmlns:mc="http://schemas.openxmlformats.org/markup-compatibility/2006" xmlns:o="urn:schemas-microsoft-com:office:office" xmlns:v="urn:schemas-microsoft-com:vml" xmlns:wp14="http://schemas.microsoft.com/office/word/2010/wordprocessingDrawing" xmlns:w10="urn:schemas-microsoft-com:office:word" xmlns:w="http://schemas.openxmlformats.org/wordprocessingml/2006/main" xmlns:w14="http://schemas.microsoft.com/office/word/2010/wordml" xmlns:w15="http://schemas.microsoft.com/office/word/2012/wordml" xmlns:w16se="http://schemas.microsoft.com/office/word/2015/wordml/symex" xmlns:wpg="http://schemas.microsoft.com/office/word/2010/wordprocessingGroup" xmlns:wpi="http://schemas.microsoft.com/office/word/2010/wordprocessingInk" xmlns:wps="http://schemas.microsoft.com/office/word/2010/wordprocessingShape" xmlns:a14="http://schemas.microsoft.com/office/drawing/2010/main" val="0"/>
+                          <a14:useLocalDpi xmlns:a14="http://schemas.microsoft.com/office/drawing/2010/main" xmlns:wps="http://schemas.microsoft.com/office/word/2010/wordprocessingShape" xmlns:wpi="http://schemas.microsoft.com/office/word/2010/wordprocessingInk" xmlns:wpg="http://schemas.microsoft.com/office/word/2010/wordprocessingGroup" xmlns:w16se="http://schemas.microsoft.com/office/word/2015/wordml/symex" xmlns:w15="http://schemas.microsoft.com/office/word/2012/wordml" xmlns:w14="http://schemas.microsoft.com/office/word/2010/wordml" xmlns:w="http://schemas.openxmlformats.org/wordprocessingml/2006/main" xmlns:w10="urn:schemas-microsoft-com:office:word" xmlns:wp14="http://schemas.microsoft.com/office/word/2010/wordprocessingDrawing" xmlns:v="urn:schemas-microsoft-com:vml" xmlns:o="urn:schemas-microsoft-com:office:office" xmlns:mc="http://schemas.openxmlformats.org/markup-compatibility/2006" xmlns:cx="http://schemas.microsoft.com/office/drawing/2014/chartex" xmlns:wpc="http://schemas.microsoft.com/office/word/2010/wordprocessingCanvas" xmlns="" val="0"/>
                         </a:ext>
                       </a:extLst>
                     </a:blip>
@@ -12318,10 +12255,10 @@
                     </pic:cNvPicPr>
                   </pic:nvPicPr>
                   <pic:blipFill>
-                    <a:blip r:embed="rId18">
+                    <a:blip r:embed="rId17">
                       <a:extLst>
                         <a:ext uri="{28A0092B-C50C-407E-A947-70E740481C1C}">
-                          <a14:useLocalDpi xmlns="" xmlns:wpc="http://schemas.microsoft.com/office/word/2010/wordprocessingCanvas" xmlns:cx="http://schemas.microsoft.com/office/drawing/2014/chartex" xmlns:mc="http://schemas.openxmlformats.org/markup-compatibility/2006" xmlns:o="urn:schemas-microsoft-com:office:office" xmlns:v="urn:schemas-microsoft-com:vml" xmlns:wp14="http://schemas.microsoft.com/office/word/2010/wordprocessingDrawing" xmlns:w10="urn:schemas-microsoft-com:office:word" xmlns:w="http://schemas.openxmlformats.org/wordprocessingml/2006/main" xmlns:w14="http://schemas.microsoft.com/office/word/2010/wordml" xmlns:w15="http://schemas.microsoft.com/office/word/2012/wordml" xmlns:w16se="http://schemas.microsoft.com/office/word/2015/wordml/symex" xmlns:wpg="http://schemas.microsoft.com/office/word/2010/wordprocessingGroup" xmlns:wpi="http://schemas.microsoft.com/office/word/2010/wordprocessingInk" xmlns:wps="http://schemas.microsoft.com/office/word/2010/wordprocessingShape" xmlns:a14="http://schemas.microsoft.com/office/drawing/2010/main" val="0"/>
+                          <a14:useLocalDpi xmlns:a14="http://schemas.microsoft.com/office/drawing/2010/main" xmlns:wps="http://schemas.microsoft.com/office/word/2010/wordprocessingShape" xmlns:wpi="http://schemas.microsoft.com/office/word/2010/wordprocessingInk" xmlns:wpg="http://schemas.microsoft.com/office/word/2010/wordprocessingGroup" xmlns:w16se="http://schemas.microsoft.com/office/word/2015/wordml/symex" xmlns:w15="http://schemas.microsoft.com/office/word/2012/wordml" xmlns:w14="http://schemas.microsoft.com/office/word/2010/wordml" xmlns:w="http://schemas.openxmlformats.org/wordprocessingml/2006/main" xmlns:w10="urn:schemas-microsoft-com:office:word" xmlns:wp14="http://schemas.microsoft.com/office/word/2010/wordprocessingDrawing" xmlns:v="urn:schemas-microsoft-com:vml" xmlns:o="urn:schemas-microsoft-com:office:office" xmlns:mc="http://schemas.openxmlformats.org/markup-compatibility/2006" xmlns:cx="http://schemas.microsoft.com/office/drawing/2014/chartex" xmlns:wpc="http://schemas.microsoft.com/office/word/2010/wordprocessingCanvas" xmlns="" val="0"/>
                         </a:ext>
                       </a:extLst>
                     </a:blip>
@@ -12427,10 +12364,10 @@
                     </pic:cNvPicPr>
                   </pic:nvPicPr>
                   <pic:blipFill>
-                    <a:blip r:embed="rId19">
+                    <a:blip r:embed="rId18">
                       <a:extLst>
                         <a:ext uri="{28A0092B-C50C-407E-A947-70E740481C1C}">
-                          <a14:useLocalDpi xmlns="" xmlns:wpc="http://schemas.microsoft.com/office/word/2010/wordprocessingCanvas" xmlns:cx="http://schemas.microsoft.com/office/drawing/2014/chartex" xmlns:mc="http://schemas.openxmlformats.org/markup-compatibility/2006" xmlns:o="urn:schemas-microsoft-com:office:office" xmlns:v="urn:schemas-microsoft-com:vml" xmlns:wp14="http://schemas.microsoft.com/office/word/2010/wordprocessingDrawing" xmlns:w10="urn:schemas-microsoft-com:office:word" xmlns:w="http://schemas.openxmlformats.org/wordprocessingml/2006/main" xmlns:w14="http://schemas.microsoft.com/office/word/2010/wordml" xmlns:w15="http://schemas.microsoft.com/office/word/2012/wordml" xmlns:w16se="http://schemas.microsoft.com/office/word/2015/wordml/symex" xmlns:wpg="http://schemas.microsoft.com/office/word/2010/wordprocessingGroup" xmlns:wpi="http://schemas.microsoft.com/office/word/2010/wordprocessingInk" xmlns:wps="http://schemas.microsoft.com/office/word/2010/wordprocessingShape" xmlns:a14="http://schemas.microsoft.com/office/drawing/2010/main" val="0"/>
+                          <a14:useLocalDpi xmlns:a14="http://schemas.microsoft.com/office/drawing/2010/main" xmlns:wps="http://schemas.microsoft.com/office/word/2010/wordprocessingShape" xmlns:wpi="http://schemas.microsoft.com/office/word/2010/wordprocessingInk" xmlns:wpg="http://schemas.microsoft.com/office/word/2010/wordprocessingGroup" xmlns:w16se="http://schemas.microsoft.com/office/word/2015/wordml/symex" xmlns:w15="http://schemas.microsoft.com/office/word/2012/wordml" xmlns:w14="http://schemas.microsoft.com/office/word/2010/wordml" xmlns:w="http://schemas.openxmlformats.org/wordprocessingml/2006/main" xmlns:w10="urn:schemas-microsoft-com:office:word" xmlns:wp14="http://schemas.microsoft.com/office/word/2010/wordprocessingDrawing" xmlns:v="urn:schemas-microsoft-com:vml" xmlns:o="urn:schemas-microsoft-com:office:office" xmlns:mc="http://schemas.openxmlformats.org/markup-compatibility/2006" xmlns:cx="http://schemas.microsoft.com/office/drawing/2014/chartex" xmlns:wpc="http://schemas.microsoft.com/office/word/2010/wordprocessingCanvas" xmlns="" val="0"/>
                         </a:ext>
                       </a:extLst>
                     </a:blip>
@@ -12529,10 +12466,10 @@
                     </pic:cNvPicPr>
                   </pic:nvPicPr>
                   <pic:blipFill>
-                    <a:blip r:embed="rId20">
+                    <a:blip r:embed="rId19">
                       <a:extLst>
                         <a:ext uri="{28A0092B-C50C-407E-A947-70E740481C1C}">
-                          <a14:useLocalDpi xmlns="" xmlns:wpc="http://schemas.microsoft.com/office/word/2010/wordprocessingCanvas" xmlns:cx="http://schemas.microsoft.com/office/drawing/2014/chartex" xmlns:mc="http://schemas.openxmlformats.org/markup-compatibility/2006" xmlns:o="urn:schemas-microsoft-com:office:office" xmlns:v="urn:schemas-microsoft-com:vml" xmlns:wp14="http://schemas.microsoft.com/office/word/2010/wordprocessingDrawing" xmlns:w10="urn:schemas-microsoft-com:office:word" xmlns:w="http://schemas.openxmlformats.org/wordprocessingml/2006/main" xmlns:w14="http://schemas.microsoft.com/office/word/2010/wordml" xmlns:w15="http://schemas.microsoft.com/office/word/2012/wordml" xmlns:w16se="http://schemas.microsoft.com/office/word/2015/wordml/symex" xmlns:wpg="http://schemas.microsoft.com/office/word/2010/wordprocessingGroup" xmlns:wpi="http://schemas.microsoft.com/office/word/2010/wordprocessingInk" xmlns:wps="http://schemas.microsoft.com/office/word/2010/wordprocessingShape" xmlns:a14="http://schemas.microsoft.com/office/drawing/2010/main" val="0"/>
+                          <a14:useLocalDpi xmlns:a14="http://schemas.microsoft.com/office/drawing/2010/main" xmlns:wps="http://schemas.microsoft.com/office/word/2010/wordprocessingShape" xmlns:wpi="http://schemas.microsoft.com/office/word/2010/wordprocessingInk" xmlns:wpg="http://schemas.microsoft.com/office/word/2010/wordprocessingGroup" xmlns:w16se="http://schemas.microsoft.com/office/word/2015/wordml/symex" xmlns:w15="http://schemas.microsoft.com/office/word/2012/wordml" xmlns:w14="http://schemas.microsoft.com/office/word/2010/wordml" xmlns:w="http://schemas.openxmlformats.org/wordprocessingml/2006/main" xmlns:w10="urn:schemas-microsoft-com:office:word" xmlns:wp14="http://schemas.microsoft.com/office/word/2010/wordprocessingDrawing" xmlns:v="urn:schemas-microsoft-com:vml" xmlns:o="urn:schemas-microsoft-com:office:office" xmlns:mc="http://schemas.openxmlformats.org/markup-compatibility/2006" xmlns:cx="http://schemas.microsoft.com/office/drawing/2014/chartex" xmlns:wpc="http://schemas.microsoft.com/office/word/2010/wordprocessingCanvas" xmlns="" val="0"/>
                         </a:ext>
                       </a:extLst>
                     </a:blip>
@@ -13494,10 +13431,10 @@
                     </pic:cNvPicPr>
                   </pic:nvPicPr>
                   <pic:blipFill>
-                    <a:blip r:embed="rId21">
+                    <a:blip r:embed="rId20">
                       <a:extLst>
                         <a:ext uri="{28A0092B-C50C-407E-A947-70E740481C1C}">
-                          <a14:useLocalDpi xmlns="" xmlns:wpc="http://schemas.microsoft.com/office/word/2010/wordprocessingCanvas" xmlns:cx="http://schemas.microsoft.com/office/drawing/2014/chartex" xmlns:mc="http://schemas.openxmlformats.org/markup-compatibility/2006" xmlns:o="urn:schemas-microsoft-com:office:office" xmlns:v="urn:schemas-microsoft-com:vml" xmlns:wp14="http://schemas.microsoft.com/office/word/2010/wordprocessingDrawing" xmlns:w10="urn:schemas-microsoft-com:office:word" xmlns:w="http://schemas.openxmlformats.org/wordprocessingml/2006/main" xmlns:w14="http://schemas.microsoft.com/office/word/2010/wordml" xmlns:w15="http://schemas.microsoft.com/office/word/2012/wordml" xmlns:w16se="http://schemas.microsoft.com/office/word/2015/wordml/symex" xmlns:wpg="http://schemas.microsoft.com/office/word/2010/wordprocessingGroup" xmlns:wpi="http://schemas.microsoft.com/office/word/2010/wordprocessingInk" xmlns:wps="http://schemas.microsoft.com/office/word/2010/wordprocessingShape" xmlns:a14="http://schemas.microsoft.com/office/drawing/2010/main" val="0"/>
+                          <a14:useLocalDpi xmlns:a14="http://schemas.microsoft.com/office/drawing/2010/main" xmlns:wps="http://schemas.microsoft.com/office/word/2010/wordprocessingShape" xmlns:wpi="http://schemas.microsoft.com/office/word/2010/wordprocessingInk" xmlns:wpg="http://schemas.microsoft.com/office/word/2010/wordprocessingGroup" xmlns:w16se="http://schemas.microsoft.com/office/word/2015/wordml/symex" xmlns:w15="http://schemas.microsoft.com/office/word/2012/wordml" xmlns:w14="http://schemas.microsoft.com/office/word/2010/wordml" xmlns:w="http://schemas.openxmlformats.org/wordprocessingml/2006/main" xmlns:w10="urn:schemas-microsoft-com:office:word" xmlns:wp14="http://schemas.microsoft.com/office/word/2010/wordprocessingDrawing" xmlns:v="urn:schemas-microsoft-com:vml" xmlns:o="urn:schemas-microsoft-com:office:office" xmlns:mc="http://schemas.openxmlformats.org/markup-compatibility/2006" xmlns:cx="http://schemas.microsoft.com/office/drawing/2014/chartex" xmlns:wpc="http://schemas.microsoft.com/office/word/2010/wordprocessingCanvas" xmlns="" val="0"/>
                         </a:ext>
                       </a:extLst>
                     </a:blip>
@@ -13571,10 +13508,10 @@
                     </pic:cNvPicPr>
                   </pic:nvPicPr>
                   <pic:blipFill>
-                    <a:blip r:embed="rId22">
+                    <a:blip r:embed="rId21">
                       <a:extLst>
                         <a:ext uri="{28A0092B-C50C-407E-A947-70E740481C1C}">
-                          <a14:useLocalDpi xmlns="" xmlns:wpc="http://schemas.microsoft.com/office/word/2010/wordprocessingCanvas" xmlns:cx="http://schemas.microsoft.com/office/drawing/2014/chartex" xmlns:mc="http://schemas.openxmlformats.org/markup-compatibility/2006" xmlns:o="urn:schemas-microsoft-com:office:office" xmlns:v="urn:schemas-microsoft-com:vml" xmlns:wp14="http://schemas.microsoft.com/office/word/2010/wordprocessingDrawing" xmlns:w10="urn:schemas-microsoft-com:office:word" xmlns:w="http://schemas.openxmlformats.org/wordprocessingml/2006/main" xmlns:w14="http://schemas.microsoft.com/office/word/2010/wordml" xmlns:w15="http://schemas.microsoft.com/office/word/2012/wordml" xmlns:w16se="http://schemas.microsoft.com/office/word/2015/wordml/symex" xmlns:wpg="http://schemas.microsoft.com/office/word/2010/wordprocessingGroup" xmlns:wpi="http://schemas.microsoft.com/office/word/2010/wordprocessingInk" xmlns:wps="http://schemas.microsoft.com/office/word/2010/wordprocessingShape" xmlns:a14="http://schemas.microsoft.com/office/drawing/2010/main" val="0"/>
+                          <a14:useLocalDpi xmlns:a14="http://schemas.microsoft.com/office/drawing/2010/main" xmlns:wps="http://schemas.microsoft.com/office/word/2010/wordprocessingShape" xmlns:wpi="http://schemas.microsoft.com/office/word/2010/wordprocessingInk" xmlns:wpg="http://schemas.microsoft.com/office/word/2010/wordprocessingGroup" xmlns:w16se="http://schemas.microsoft.com/office/word/2015/wordml/symex" xmlns:w15="http://schemas.microsoft.com/office/word/2012/wordml" xmlns:w14="http://schemas.microsoft.com/office/word/2010/wordml" xmlns:w="http://schemas.openxmlformats.org/wordprocessingml/2006/main" xmlns:w10="urn:schemas-microsoft-com:office:word" xmlns:wp14="http://schemas.microsoft.com/office/word/2010/wordprocessingDrawing" xmlns:v="urn:schemas-microsoft-com:vml" xmlns:o="urn:schemas-microsoft-com:office:office" xmlns:mc="http://schemas.openxmlformats.org/markup-compatibility/2006" xmlns:cx="http://schemas.microsoft.com/office/drawing/2014/chartex" xmlns:wpc="http://schemas.microsoft.com/office/word/2010/wordprocessingCanvas" xmlns="" val="0"/>
                         </a:ext>
                       </a:extLst>
                     </a:blip>
@@ -15333,10 +15270,17 @@
             <w:pPr>
               <w:spacing w:line="276" w:lineRule="auto"/>
             </w:pPr>
+            <w:commentRangeStart w:id="17"/>
             <w:r>
               <w:rPr>
                 <w:rFonts w:hint="eastAsia"/>
               </w:rPr>
+              <w:t>对外返回失败，</w:t>
+            </w:r>
+            <w:r>
+              <w:rPr>
+                <w:rFonts w:hint="eastAsia"/>
+              </w:rPr>
               <w:t>将备用分隔符改为</w:t>
             </w:r>
             <w:r>
@@ -15350,6 +15294,15 @@
                 <w:rFonts w:hint="eastAsia"/>
               </w:rPr>
               <w:t>，最终删除</w:t>
+            </w:r>
+            <w:commentRangeEnd w:id="17"/>
+            <w:r>
+              <w:rPr>
+                <w:rStyle w:val="CommentReference"/>
+                <w:rFonts w:asciiTheme="minorHAnsi" w:eastAsiaTheme="minorEastAsia" w:hAnsiTheme="minorHAnsi" w:cstheme="minorBidi"/>
+                <w:kern w:val="2"/>
+              </w:rPr>
+              <w:commentReference w:id="17"/>
             </w:r>
           </w:p>
         </w:tc>
@@ -15989,6 +15942,9 @@
           <w:ilvl w:val="0"/>
           <w:numId w:val="27"/>
         </w:numPr>
+        <w:rPr>
+          <w:rFonts w:hint="eastAsia"/>
+        </w:rPr>
       </w:pPr>
       <w:r>
         <w:rPr>
@@ -15999,6 +15955,129 @@
     </w:p>
     <w:p>
       <w:pPr>
+        <w:pStyle w:val="CommentText"/>
+        <w:numPr>
+          <w:ilvl w:val="0"/>
+          <w:numId w:val="27"/>
+        </w:numPr>
+        <w:rPr>
+          <w:rFonts w:hint="eastAsia"/>
+        </w:rPr>
+      </w:pPr>
+      <w:r>
+        <w:rPr>
+          <w:rFonts w:hint="eastAsia"/>
+        </w:rPr>
+        <w:t>设置分隔符时删除桶</w:t>
+      </w:r>
+    </w:p>
+    <w:p>
+      <w:pPr>
+        <w:pStyle w:val="CommentText"/>
+        <w:numPr>
+          <w:ilvl w:val="0"/>
+          <w:numId w:val="27"/>
+        </w:numPr>
+        <w:rPr>
+          <w:rFonts w:hint="eastAsia"/>
+        </w:rPr>
+      </w:pPr>
+      <w:r>
+        <w:rPr>
+          <w:rFonts w:hint="eastAsia"/>
+        </w:rPr>
+        <w:t>桶中更新记录覆盖小于</w:t>
+      </w:r>
+      <w:r>
+        <w:rPr>
+          <w:rFonts w:hint="eastAsia"/>
+        </w:rPr>
+        <w:t>10</w:t>
+      </w:r>
+      <w:r>
+        <w:rPr>
+          <w:rFonts w:hint="eastAsia"/>
+        </w:rPr>
+        <w:t>条、等于</w:t>
+      </w:r>
+      <w:r>
+        <w:rPr>
+          <w:rFonts w:hint="eastAsia"/>
+        </w:rPr>
+        <w:t>10</w:t>
+      </w:r>
+      <w:r>
+        <w:rPr>
+          <w:rFonts w:hint="eastAsia"/>
+        </w:rPr>
+        <w:t>条、大于</w:t>
+      </w:r>
+      <w:r>
+        <w:rPr>
+          <w:rFonts w:hint="eastAsia"/>
+        </w:rPr>
+        <w:t>10</w:t>
+      </w:r>
+      <w:r>
+        <w:rPr>
+          <w:rFonts w:hint="eastAsia"/>
+        </w:rPr>
+        <w:t>条（验证开启事务处理场景）</w:t>
+      </w:r>
+    </w:p>
+    <w:p>
+      <w:pPr>
+        <w:pStyle w:val="CommentText"/>
+        <w:numPr>
+          <w:ilvl w:val="0"/>
+          <w:numId w:val="27"/>
+        </w:numPr>
+      </w:pPr>
+      <w:r>
+        <w:rPr>
+          <w:rFonts w:hint="eastAsia"/>
+        </w:rPr>
+        <w:t>清理</w:t>
+      </w:r>
+      <w:r>
+        <w:rPr>
+          <w:rFonts w:hint="eastAsia"/>
+        </w:rPr>
+        <w:t>deleting</w:t>
+      </w:r>
+      <w:r>
+        <w:rPr>
+          <w:rFonts w:hint="eastAsia"/>
+        </w:rPr>
+        <w:t>任务（存在多个</w:t>
+      </w:r>
+      <w:r>
+        <w:rPr>
+          <w:rFonts w:hint="eastAsia"/>
+        </w:rPr>
+        <w:t>deleting</w:t>
+      </w:r>
+      <w:r>
+        <w:rPr>
+          <w:rFonts w:hint="eastAsia"/>
+        </w:rPr>
+        <w:t>状态分隔符，定时清理桶内记录的</w:t>
+      </w:r>
+      <w:r>
+        <w:rPr>
+          <w:rFonts w:hint="eastAsia"/>
+        </w:rPr>
+        <w:t>taskID</w:t>
+      </w:r>
+      <w:r>
+        <w:rPr>
+          <w:rFonts w:hint="eastAsia"/>
+        </w:rPr>
+        <w:t>和分隔符）</w:t>
+      </w:r>
+    </w:p>
+    <w:p>
+      <w:pPr>
         <w:pStyle w:val="Heading5"/>
       </w:pPr>
       <w:r>
@@ -16025,7 +16104,14 @@
         <w:rPr>
           <w:rFonts w:hint="eastAsia"/>
         </w:rPr>
-        <w:t>获取分隔符主要查询分隔符名和状态信息，该部分主要作为设置分隔符检测点覆盖测试，检查分隔符信息正确性，分析测试点如下：</w:t>
+        <w:t>获取分隔符主要查询分隔符名和状态信息，该部分主要作为设置分隔符检测点覆盖测</w:t>
+      </w:r>
+      <w:r>
+        <w:rPr>
+          <w:rFonts w:hint="eastAsia"/>
+        </w:rPr>
+        <w:lastRenderedPageBreak/>
+        <w:t>试，检查分隔符信息正确性，分析测试点如下：</w:t>
       </w:r>
     </w:p>
     <w:p>
@@ -16073,7 +16159,6 @@
         <w:rPr>
           <w:rFonts w:hint="eastAsia"/>
         </w:rPr>
-        <w:lastRenderedPageBreak/>
         <w:t>更新分隔符后，获取分隔符</w:t>
       </w:r>
     </w:p>
@@ -16324,7 +16409,19 @@
         <w:rPr>
           <w:rFonts w:hint="eastAsia"/>
         </w:rPr>
-        <w:t>不同情况，存在重复记录且标记为删除时，对应处理结果不同；</w:t>
+        <w:t>不同情况，</w:t>
+      </w:r>
+      <w:r>
+        <w:rPr>
+          <w:rFonts w:hint="eastAsia"/>
+        </w:rPr>
+        <w:t>增加相同对象名时</w:t>
+      </w:r>
+      <w:r>
+        <w:rPr>
+          <w:rFonts w:hint="eastAsia"/>
+        </w:rPr>
+        <w:t>对应处理结果不同；</w:t>
       </w:r>
     </w:p>
     <w:p>
@@ -20527,7 +20624,7 @@
                 <w:kern w:val="0"/>
                 <w:sz w:val="22"/>
               </w:rPr>
-              <w:t>N</w:t>
+              <w:t>-</w:t>
             </w:r>
           </w:p>
         </w:tc>
@@ -20563,7 +20660,7 @@
                 <w:kern w:val="0"/>
                 <w:sz w:val="22"/>
               </w:rPr>
-              <w:t>Y</w:t>
+              <w:t>-</w:t>
             </w:r>
           </w:p>
         </w:tc>
@@ -20599,7 +20696,7 @@
                 <w:kern w:val="0"/>
                 <w:sz w:val="22"/>
               </w:rPr>
-              <w:t>N</w:t>
+              <w:t>-</w:t>
             </w:r>
           </w:p>
         </w:tc>
@@ -20635,7 +20732,7 @@
                 <w:kern w:val="0"/>
                 <w:sz w:val="22"/>
               </w:rPr>
-              <w:t>Y</w:t>
+              <w:t>-</w:t>
             </w:r>
           </w:p>
         </w:tc>
@@ -20671,7 +20768,7 @@
                 <w:kern w:val="0"/>
                 <w:sz w:val="22"/>
               </w:rPr>
-              <w:t>Y</w:t>
+              <w:t>-</w:t>
             </w:r>
           </w:p>
         </w:tc>
@@ -20704,7 +20801,7 @@
                 <w:kern w:val="0"/>
                 <w:sz w:val="22"/>
               </w:rPr>
-              <w:t>N</w:t>
+              <w:t>-</w:t>
             </w:r>
           </w:p>
         </w:tc>
@@ -20737,7 +20834,7 @@
                 <w:kern w:val="0"/>
                 <w:sz w:val="22"/>
               </w:rPr>
-              <w:t>Y</w:t>
+              <w:t>-</w:t>
             </w:r>
           </w:p>
         </w:tc>
@@ -20770,7 +20867,7 @@
                 <w:kern w:val="0"/>
                 <w:sz w:val="22"/>
               </w:rPr>
-              <w:t>N</w:t>
+              <w:t>-</w:t>
             </w:r>
           </w:p>
         </w:tc>
@@ -20853,6 +20950,7 @@
                 <w:kern w:val="0"/>
                 <w:sz w:val="22"/>
               </w:rPr>
+              <w:lastRenderedPageBreak/>
               <w:t xml:space="preserve">　</w:t>
             </w:r>
           </w:p>
@@ -20951,6 +21049,7 @@
                 <w:kern w:val="0"/>
                 <w:sz w:val="22"/>
               </w:rPr>
+              <w:lastRenderedPageBreak/>
               <w:t>写入新的对象，新建目录</w:t>
             </w:r>
           </w:p>
@@ -21223,15 +21322,6 @@
                 <w:sz w:val="22"/>
               </w:rPr>
             </w:pPr>
-            <w:r>
-              <w:rPr>
-                <w:rFonts w:ascii="宋体" w:eastAsia="宋体" w:hAnsi="宋体" w:cs="宋体" w:hint="eastAsia"/>
-                <w:color w:val="000000"/>
-                <w:kern w:val="0"/>
-                <w:sz w:val="22"/>
-              </w:rPr>
-              <w:t>X</w:t>
-            </w:r>
           </w:p>
         </w:tc>
         <w:tc>
@@ -21478,7 +21568,17 @@
                 <w:kern w:val="0"/>
                 <w:sz w:val="22"/>
               </w:rPr>
-              <w:t>写入新对象，使用原目录</w:t>
+              <w:t>写入新对象，使用</w:t>
+            </w:r>
+            <w:r>
+              <w:rPr>
+                <w:rFonts w:ascii="宋体" w:eastAsia="宋体" w:hAnsi="宋体" w:cs="宋体" w:hint="eastAsia"/>
+                <w:color w:val="000000"/>
+                <w:kern w:val="0"/>
+                <w:sz w:val="22"/>
+              </w:rPr>
+              <w:lastRenderedPageBreak/>
+              <w:t>原目录</w:t>
             </w:r>
           </w:p>
         </w:tc>
@@ -22120,7 +22220,7 @@
                 <w:kern w:val="0"/>
                 <w:sz w:val="22"/>
               </w:rPr>
-              <w:t xml:space="preserve">X　</w:t>
+              <w:t xml:space="preserve">　</w:t>
             </w:r>
           </w:p>
         </w:tc>
@@ -22402,6 +22502,15 @@
                 <w:kern w:val="0"/>
                 <w:sz w:val="22"/>
               </w:rPr>
+              <w:t>更新最新元数据，</w:t>
+            </w:r>
+            <w:r>
+              <w:rPr>
+                <w:rFonts w:ascii="宋体" w:eastAsia="宋体" w:hAnsi="宋体" w:cs="宋体" w:hint="eastAsia"/>
+                <w:color w:val="000000"/>
+                <w:kern w:val="0"/>
+                <w:sz w:val="22"/>
+              </w:rPr>
               <w:t>删除旧的对象，使用原目录</w:t>
             </w:r>
           </w:p>
@@ -22566,6 +22675,15 @@
                 <w:sz w:val="22"/>
               </w:rPr>
             </w:pPr>
+            <w:r>
+              <w:rPr>
+                <w:rFonts w:ascii="宋体" w:eastAsia="宋体" w:hAnsi="宋体" w:cs="宋体" w:hint="eastAsia"/>
+                <w:color w:val="000000"/>
+                <w:kern w:val="0"/>
+                <w:sz w:val="22"/>
+              </w:rPr>
+              <w:t>X</w:t>
+            </w:r>
           </w:p>
         </w:tc>
         <w:tc>
@@ -24075,15 +24193,19 @@
       <w:pPr>
         <w:spacing w:line="276" w:lineRule="auto"/>
         <w:ind w:firstLine="405"/>
-        <w:rPr>
-          <w:rFonts w:hint="eastAsia"/>
-        </w:rPr>
       </w:pPr>
       <w:r>
         <w:rPr>
           <w:rFonts w:ascii="Arial" w:hAnsi="Arial" w:cs="Arial" w:hint="eastAsia"/>
         </w:rPr>
-        <w:t>查询对象列表目前有两种方式查询，一种是目录表扫描查询，一种是元数据表扫描查询。元数据表扫描查询功能在之前对象管理中已验证，本次主要验证目录表扫描查询功能，请求中携带的分隔符与当前桶的分隔符需要匹配；携带查询筛选条件参考表扫描查询筛选条件测试点，查询结果可通过访问计划检查使用元数据表扫描还是使用目录表扫描查询。</w:t>
+        <w:t>查询对象列表目前有两种方式查询，一种是目录表扫描查询，一种是元数据表扫描查询。元数据表扫描查询功能在之前对象管理中已验证，本次主要验证目录表扫描查询功能，请求中携带的分隔符与当前桶的分隔符需要匹配；携带查询筛选条件参考表扫描查询筛选条件测</w:t>
+      </w:r>
+      <w:r>
+        <w:rPr>
+          <w:rFonts w:ascii="Arial" w:hAnsi="Arial" w:cs="Arial" w:hint="eastAsia"/>
+        </w:rPr>
+        <w:lastRenderedPageBreak/>
+        <w:t>试点，查询结果可通过访问计划检查使用元数据表扫描还是使用目录表扫描查询。</w:t>
       </w:r>
     </w:p>
     <w:p>
@@ -24143,14 +24265,7 @@
         <w:rPr>
           <w:rFonts w:hint="eastAsia"/>
         </w:rPr>
-        <w:t>本次查询主要关注当</w:t>
-      </w:r>
-      <w:r>
-        <w:rPr>
-          <w:rFonts w:hint="eastAsia"/>
-        </w:rPr>
-        <w:lastRenderedPageBreak/>
-        <w:t>前元数据表中的对象，基本功能覆盖查询条件包括历史元数据和删除标志的记录。分析测试点如下：</w:t>
+        <w:t>本次查询主要关注当前元数据表中的对象，基本功能覆盖查询条件包括历史元数据和删除标志的记录。分析测试点如下：</w:t>
       </w:r>
     </w:p>
     <w:p>
@@ -24232,9 +24347,6 @@
       <w:pPr>
         <w:spacing w:line="276" w:lineRule="auto"/>
         <w:ind w:left="420"/>
-        <w:rPr>
-          <w:rFonts w:hint="eastAsia"/>
-        </w:rPr>
       </w:pPr>
       <w:r>
         <w:rPr>
@@ -24253,9 +24365,6 @@
       <w:pPr>
         <w:spacing w:line="276" w:lineRule="auto"/>
         <w:ind w:left="420"/>
-        <w:rPr>
-          <w:rFonts w:hint="eastAsia"/>
-        </w:rPr>
       </w:pPr>
       <w:r>
         <w:rPr>
@@ -24273,9 +24382,6 @@
         </w:numPr>
         <w:spacing w:line="276" w:lineRule="auto"/>
         <w:ind w:firstLineChars="0"/>
-        <w:rPr>
-          <w:rFonts w:hint="eastAsia"/>
-        </w:rPr>
       </w:pPr>
       <w:r>
         <w:rPr>
@@ -24293,9 +24399,6 @@
         </w:numPr>
         <w:spacing w:line="276" w:lineRule="auto"/>
         <w:ind w:firstLineChars="0"/>
-        <w:rPr>
-          <w:rFonts w:hint="eastAsia"/>
-        </w:rPr>
       </w:pPr>
       <w:r>
         <w:rPr>
@@ -24313,9 +24416,6 @@
         </w:numPr>
         <w:spacing w:line="276" w:lineRule="auto"/>
         <w:ind w:firstLineChars="0"/>
-        <w:rPr>
-          <w:rFonts w:hint="eastAsia"/>
-        </w:rPr>
       </w:pPr>
       <w:r>
         <w:rPr>
@@ -24439,9 +24539,6 @@
     <w:p>
       <w:pPr>
         <w:ind w:firstLineChars="200" w:firstLine="420"/>
-        <w:rPr>
-          <w:rFonts w:hint="eastAsia"/>
-        </w:rPr>
       </w:pPr>
       <w:r>
         <w:rPr>
@@ -25216,19 +25313,28 @@
           <w:p>
             <w:pPr>
               <w:rPr>
+                <w:iCs/>
+                <w:noProof/>
+                <w:color w:val="000000"/>
+              </w:rPr>
+            </w:pPr>
+            <w:r>
+              <w:rPr>
+                <w:iCs/>
+                <w:noProof/>
+                <w:color w:val="000000"/>
+              </w:rPr>
+              <w:lastRenderedPageBreak/>
+              <w:t>P</w:t>
+            </w:r>
+            <w:r>
+              <w:rPr>
                 <w:rFonts w:hint="eastAsia"/>
                 <w:iCs/>
                 <w:noProof/>
                 <w:color w:val="000000"/>
               </w:rPr>
-            </w:pPr>
-            <w:r>
-              <w:rPr>
-                <w:iCs/>
-                <w:noProof/>
-                <w:color w:val="000000"/>
-              </w:rPr>
-              <w:t>P</w:t>
+              <w:t>refix</w:t>
             </w:r>
             <w:r>
               <w:rPr>
@@ -25237,30 +25343,64 @@
                 <w:noProof/>
                 <w:color w:val="000000"/>
               </w:rPr>
-              <w:t>refix</w:t>
-            </w:r>
+              <w:t>中匹配目录</w:t>
+            </w:r>
+          </w:p>
+        </w:tc>
+        <w:tc>
+          <w:tcPr>
+            <w:tcW w:w="2112" w:type="dxa"/>
+          </w:tcPr>
+          <w:p>
+            <w:pPr>
+              <w:rPr>
+                <w:iCs/>
+                <w:color w:val="000000"/>
+              </w:rPr>
+            </w:pPr>
             <w:r>
               <w:rPr>
                 <w:rFonts w:hint="eastAsia"/>
                 <w:iCs/>
-                <w:noProof/>
-                <w:color w:val="000000"/>
-              </w:rPr>
-              <w:t>中匹配目录</w:t>
-            </w:r>
-          </w:p>
-        </w:tc>
-        <w:tc>
-          <w:tcPr>
-            <w:tcW w:w="2112" w:type="dxa"/>
-          </w:tcPr>
-          <w:p>
-            <w:pPr>
+                <w:color w:val="000000"/>
+              </w:rPr>
+              <w:t>匹配</w:t>
+            </w:r>
+          </w:p>
+        </w:tc>
+        <w:tc>
+          <w:tcPr>
+            <w:tcW w:w="2070" w:type="dxa"/>
+          </w:tcPr>
+          <w:p>
+            <w:pPr>
+              <w:rPr>
+                <w:iCs/>
+                <w:color w:val="000000"/>
+              </w:rPr>
+            </w:pPr>
+            <w:r>
               <w:rPr>
                 <w:rFonts w:hint="eastAsia"/>
                 <w:iCs/>
                 <w:color w:val="000000"/>
               </w:rPr>
+              <w:t>不匹配</w:t>
+            </w:r>
+          </w:p>
+        </w:tc>
+      </w:tr>
+      <w:tr>
+        <w:tc>
+          <w:tcPr>
+            <w:tcW w:w="1979" w:type="dxa"/>
+          </w:tcPr>
+          <w:p>
+            <w:pPr>
+              <w:rPr>
+                <w:iCs/>
+                <w:color w:val="000000"/>
+              </w:rPr>
             </w:pPr>
             <w:r>
               <w:rPr>
@@ -25268,21 +25408,28 @@
                 <w:iCs/>
                 <w:color w:val="000000"/>
               </w:rPr>
-              <w:t>匹配</w:t>
-            </w:r>
-          </w:p>
-        </w:tc>
-        <w:tc>
-          <w:tcPr>
-            <w:tcW w:w="2070" w:type="dxa"/>
-          </w:tcPr>
-          <w:p>
-            <w:pPr>
+              <w:t>查询</w:t>
+            </w:r>
+            <w:r>
               <w:rPr>
                 <w:rFonts w:hint="eastAsia"/>
                 <w:iCs/>
                 <w:color w:val="000000"/>
               </w:rPr>
+              <w:t>页数</w:t>
+            </w:r>
+          </w:p>
+        </w:tc>
+        <w:tc>
+          <w:tcPr>
+            <w:tcW w:w="2112" w:type="dxa"/>
+          </w:tcPr>
+          <w:p>
+            <w:pPr>
+              <w:rPr>
+                <w:iCs/>
+                <w:color w:val="000000"/>
+              </w:rPr>
             </w:pPr>
             <w:r>
               <w:rPr>
@@ -25290,7 +25437,36 @@
                 <w:iCs/>
                 <w:color w:val="000000"/>
               </w:rPr>
-              <w:t>不匹配</w:t>
+              <w:t>1</w:t>
+            </w:r>
+            <w:r>
+              <w:rPr>
+                <w:rFonts w:hint="eastAsia"/>
+                <w:iCs/>
+                <w:color w:val="000000"/>
+              </w:rPr>
+              <w:t>页</w:t>
+            </w:r>
+          </w:p>
+        </w:tc>
+        <w:tc>
+          <w:tcPr>
+            <w:tcW w:w="2070" w:type="dxa"/>
+          </w:tcPr>
+          <w:p>
+            <w:pPr>
+              <w:rPr>
+                <w:iCs/>
+                <w:color w:val="000000"/>
+              </w:rPr>
+            </w:pPr>
+            <w:r>
+              <w:rPr>
+                <w:rFonts w:hint="eastAsia"/>
+                <w:iCs/>
+                <w:color w:val="000000"/>
+              </w:rPr>
+              <w:t>多页</w:t>
             </w:r>
           </w:p>
         </w:tc>
@@ -25313,7 +25489,7 @@
                 <w:iCs/>
                 <w:color w:val="000000"/>
               </w:rPr>
-              <w:t>查询</w:t>
+              <w:t>查询达到</w:t>
             </w:r>
             <w:r>
               <w:rPr>
@@ -25321,28 +25497,15 @@
                 <w:iCs/>
                 <w:color w:val="000000"/>
               </w:rPr>
-              <w:t>页数</w:t>
-            </w:r>
-          </w:p>
-        </w:tc>
-        <w:tc>
-          <w:tcPr>
-            <w:tcW w:w="2112" w:type="dxa"/>
-          </w:tcPr>
-          <w:p>
-            <w:pPr>
-              <w:rPr>
-                <w:iCs/>
-                <w:color w:val="000000"/>
-              </w:rPr>
-            </w:pPr>
+              <w:t>maxkeys</w:t>
+            </w:r>
             <w:r>
               <w:rPr>
                 <w:rFonts w:hint="eastAsia"/>
                 <w:iCs/>
                 <w:color w:val="000000"/>
               </w:rPr>
-              <w:t>1</w:t>
+              <w:t>（默认</w:t>
             </w:r>
             <w:r>
               <w:rPr>
@@ -25350,36 +25513,21 @@
                 <w:iCs/>
                 <w:color w:val="000000"/>
               </w:rPr>
-              <w:t>页</w:t>
-            </w:r>
-          </w:p>
-        </w:tc>
-        <w:tc>
-          <w:tcPr>
-            <w:tcW w:w="2070" w:type="dxa"/>
-          </w:tcPr>
-          <w:p>
-            <w:pPr>
-              <w:rPr>
-                <w:iCs/>
-                <w:color w:val="000000"/>
-              </w:rPr>
-            </w:pPr>
+              <w:t>1000</w:t>
+            </w:r>
             <w:r>
               <w:rPr>
                 <w:rFonts w:hint="eastAsia"/>
                 <w:iCs/>
                 <w:color w:val="000000"/>
               </w:rPr>
-              <w:t>多页</w:t>
-            </w:r>
-          </w:p>
-        </w:tc>
-      </w:tr>
-      <w:tr>
-        <w:tc>
-          <w:tcPr>
-            <w:tcW w:w="1979" w:type="dxa"/>
+              <w:t>）</w:t>
+            </w:r>
+          </w:p>
+        </w:tc>
+        <w:tc>
+          <w:tcPr>
+            <w:tcW w:w="2112" w:type="dxa"/>
           </w:tcPr>
           <w:p>
             <w:pPr>
@@ -25394,7 +25542,7 @@
                 <w:iCs/>
                 <w:color w:val="000000"/>
               </w:rPr>
-              <w:t>查询达到</w:t>
+              <w:t>达到</w:t>
             </w:r>
             <w:r>
               <w:rPr>
@@ -25404,78 +25552,25 @@
               </w:rPr>
               <w:t>maxkeys</w:t>
             </w:r>
+          </w:p>
+        </w:tc>
+        <w:tc>
+          <w:tcPr>
+            <w:tcW w:w="2070" w:type="dxa"/>
+          </w:tcPr>
+          <w:p>
+            <w:pPr>
+              <w:rPr>
+                <w:iCs/>
+                <w:color w:val="000000"/>
+              </w:rPr>
+            </w:pPr>
             <w:r>
               <w:rPr>
                 <w:rFonts w:hint="eastAsia"/>
                 <w:iCs/>
                 <w:color w:val="000000"/>
               </w:rPr>
-              <w:t>（默认</w:t>
-            </w:r>
-            <w:r>
-              <w:rPr>
-                <w:rFonts w:hint="eastAsia"/>
-                <w:iCs/>
-                <w:color w:val="000000"/>
-              </w:rPr>
-              <w:t>1000</w:t>
-            </w:r>
-            <w:r>
-              <w:rPr>
-                <w:rFonts w:hint="eastAsia"/>
-                <w:iCs/>
-                <w:color w:val="000000"/>
-              </w:rPr>
-              <w:t>）</w:t>
-            </w:r>
-          </w:p>
-        </w:tc>
-        <w:tc>
-          <w:tcPr>
-            <w:tcW w:w="2112" w:type="dxa"/>
-          </w:tcPr>
-          <w:p>
-            <w:pPr>
-              <w:rPr>
-                <w:iCs/>
-                <w:color w:val="000000"/>
-              </w:rPr>
-            </w:pPr>
-            <w:r>
-              <w:rPr>
-                <w:rFonts w:hint="eastAsia"/>
-                <w:iCs/>
-                <w:color w:val="000000"/>
-              </w:rPr>
-              <w:t>达到</w:t>
-            </w:r>
-            <w:r>
-              <w:rPr>
-                <w:rFonts w:hint="eastAsia"/>
-                <w:iCs/>
-                <w:color w:val="000000"/>
-              </w:rPr>
-              <w:t>maxkeys</w:t>
-            </w:r>
-          </w:p>
-        </w:tc>
-        <w:tc>
-          <w:tcPr>
-            <w:tcW w:w="2070" w:type="dxa"/>
-          </w:tcPr>
-          <w:p>
-            <w:pPr>
-              <w:rPr>
-                <w:iCs/>
-                <w:color w:val="000000"/>
-              </w:rPr>
-            </w:pPr>
-            <w:r>
-              <w:rPr>
-                <w:rFonts w:hint="eastAsia"/>
-                <w:iCs/>
-                <w:color w:val="000000"/>
-              </w:rPr>
               <w:t>未达到</w:t>
             </w:r>
           </w:p>
@@ -25503,7 +25598,6 @@
         <w:rPr>
           <w:rFonts w:hint="eastAsia"/>
         </w:rPr>
-        <w:lastRenderedPageBreak/>
         <w:t>1</w:t>
       </w:r>
       <w:r>
@@ -25642,7 +25736,6 @@
         </w:numPr>
         <w:ind w:firstLineChars="0"/>
         <w:rPr>
-          <w:rFonts w:hint="eastAsia"/>
           <w:iCs/>
           <w:color w:val="000000"/>
         </w:rPr>
@@ -25815,7 +25908,7 @@
           <w:iCs/>
           <w:color w:val="000000"/>
         </w:rPr>
-        <w:t>，匹配记录数覆盖</w:t>
+        <w:t>，匹配记录数</w:t>
       </w:r>
       <w:r>
         <w:rPr>
@@ -25823,7 +25916,15 @@
           <w:iCs/>
           <w:color w:val="000000"/>
         </w:rPr>
-        <w:t>不分页，分页</w:t>
+        <w:t>不超过</w:t>
+      </w:r>
+      <w:r>
+        <w:rPr>
+          <w:rFonts w:hint="eastAsia"/>
+          <w:iCs/>
+          <w:color w:val="000000"/>
+        </w:rPr>
+        <w:t>maxkeys</w:t>
       </w:r>
     </w:p>
     <w:p>
@@ -26138,7 +26239,6 @@
         </w:numPr>
         <w:ind w:firstLineChars="0"/>
         <w:rPr>
-          <w:rFonts w:hint="eastAsia"/>
           <w:iCs/>
           <w:color w:val="000000"/>
         </w:rPr>
@@ -26177,7 +26277,6 @@
         </w:numPr>
         <w:ind w:firstLineChars="0"/>
         <w:rPr>
-          <w:rFonts w:hint="eastAsia"/>
           <w:iCs/>
           <w:color w:val="000000"/>
         </w:rPr>
@@ -26215,7 +26314,6 @@
         </w:numPr>
         <w:ind w:firstLineChars="0"/>
         <w:rPr>
-          <w:rFonts w:hint="eastAsia"/>
           <w:iCs/>
           <w:color w:val="000000"/>
         </w:rPr>
@@ -26309,9 +26407,6 @@
     <w:p>
       <w:pPr>
         <w:ind w:firstLineChars="200" w:firstLine="420"/>
-        <w:rPr>
-          <w:rFonts w:hint="eastAsia"/>
-        </w:rPr>
       </w:pPr>
       <w:r>
         <w:rPr>
@@ -26439,7 +26534,14 @@
         <w:rPr>
           <w:rFonts w:hint="eastAsia"/>
         </w:rPr>
-        <w:t>条件时，首先在目录表中用</w:t>
+        <w:t>条件时，首</w:t>
+      </w:r>
+      <w:r>
+        <w:rPr>
+          <w:rFonts w:hint="eastAsia"/>
+        </w:rPr>
+        <w:lastRenderedPageBreak/>
+        <w:t>先在目录表中用</w:t>
       </w:r>
       <w:r>
         <w:rPr>
@@ -26621,7 +26723,6 @@
         <w:rPr>
           <w:rFonts w:hint="eastAsia"/>
         </w:rPr>
-        <w:lastRenderedPageBreak/>
         <w:t>3</w:t>
       </w:r>
       <w:r>
@@ -26757,9 +26858,6 @@
     <w:p>
       <w:pPr>
         <w:spacing w:line="276" w:lineRule="auto"/>
-        <w:rPr>
-          <w:rFonts w:hint="eastAsia"/>
-        </w:rPr>
       </w:pPr>
       <w:r>
         <w:rPr>
@@ -27365,7 +27463,6 @@
           <w:p>
             <w:pPr>
               <w:rPr>
-                <w:rFonts w:hint="eastAsia"/>
                 <w:iCs/>
                 <w:color w:val="000000"/>
               </w:rPr>
@@ -27421,18 +27518,25 @@
             <w:pPr>
               <w:ind w:firstLineChars="50" w:firstLine="105"/>
               <w:rPr>
+                <w:iCs/>
+                <w:color w:val="000000"/>
+              </w:rPr>
+            </w:pPr>
+            <w:r>
+              <w:rPr>
                 <w:rFonts w:hint="eastAsia"/>
                 <w:iCs/>
                 <w:color w:val="000000"/>
               </w:rPr>
-            </w:pPr>
+              <w:t>当前表</w:t>
+            </w:r>
             <w:r>
               <w:rPr>
                 <w:rFonts w:hint="eastAsia"/>
                 <w:iCs/>
                 <w:color w:val="000000"/>
               </w:rPr>
-              <w:t>当前表</w:t>
+              <w:t>+</w:t>
             </w:r>
             <w:r>
               <w:rPr>
@@ -27440,36 +27544,27 @@
                 <w:iCs/>
                 <w:color w:val="000000"/>
               </w:rPr>
-              <w:t>+</w:t>
-            </w:r>
+              <w:t>历史表</w:t>
+            </w:r>
+          </w:p>
+        </w:tc>
+        <w:tc>
+          <w:tcPr>
+            <w:tcW w:w="2020" w:type="dxa"/>
+          </w:tcPr>
+          <w:p>
+            <w:pPr>
+              <w:rPr>
+                <w:iCs/>
+                <w:color w:val="000000"/>
+              </w:rPr>
+            </w:pPr>
             <w:r>
               <w:rPr>
                 <w:rFonts w:hint="eastAsia"/>
                 <w:iCs/>
                 <w:color w:val="000000"/>
               </w:rPr>
-              <w:t>历史表</w:t>
-            </w:r>
-          </w:p>
-        </w:tc>
-        <w:tc>
-          <w:tcPr>
-            <w:tcW w:w="2020" w:type="dxa"/>
-          </w:tcPr>
-          <w:p>
-            <w:pPr>
-              <w:rPr>
-                <w:rFonts w:hint="eastAsia"/>
-                <w:iCs/>
-                <w:color w:val="000000"/>
-              </w:rPr>
-            </w:pPr>
-            <w:r>
-              <w:rPr>
-                <w:rFonts w:hint="eastAsia"/>
-                <w:iCs/>
-                <w:color w:val="000000"/>
-              </w:rPr>
               <w:t>当前表</w:t>
             </w:r>
           </w:p>
@@ -27481,7 +27576,6 @@
           <w:p>
             <w:pPr>
               <w:rPr>
-                <w:rFonts w:hint="eastAsia"/>
                 <w:iCs/>
                 <w:color w:val="000000"/>
               </w:rPr>
@@ -27593,17 +27687,24 @@
           <w:p>
             <w:pPr>
               <w:rPr>
+                <w:iCs/>
+                <w:color w:val="000000"/>
+              </w:rPr>
+            </w:pPr>
+            <w:r>
+              <w:rPr>
+                <w:iCs/>
+                <w:color w:val="000000"/>
+              </w:rPr>
+              <w:t>K</w:t>
+            </w:r>
+            <w:r>
+              <w:rPr>
                 <w:rFonts w:hint="eastAsia"/>
                 <w:iCs/>
                 <w:color w:val="000000"/>
               </w:rPr>
-            </w:pPr>
-            <w:r>
-              <w:rPr>
-                <w:iCs/>
-                <w:color w:val="000000"/>
-              </w:rPr>
-              <w:t>K</w:t>
+              <w:t>eyMarker</w:t>
             </w:r>
             <w:r>
               <w:rPr>
@@ -27611,14 +27712,6 @@
                 <w:iCs/>
                 <w:color w:val="000000"/>
               </w:rPr>
-              <w:t>eyMarker</w:t>
-            </w:r>
-            <w:r>
-              <w:rPr>
-                <w:rFonts w:hint="eastAsia"/>
-                <w:iCs/>
-                <w:color w:val="000000"/>
-              </w:rPr>
               <w:t>不匹配</w:t>
             </w:r>
           </w:p>
@@ -27637,6 +27730,7 @@
                 <w:color w:val="000000"/>
               </w:rPr>
             </w:pPr>
+            <w:commentRangeStart w:id="18"/>
             <w:r>
               <w:rPr>
                 <w:rFonts w:hint="eastAsia"/>
@@ -27685,6 +27779,13 @@
               </w:rPr>
               <w:t>Marker</w:t>
             </w:r>
+            <w:commentRangeEnd w:id="18"/>
+            <w:r>
+              <w:rPr>
+                <w:rStyle w:val="CommentReference"/>
+              </w:rPr>
+              <w:commentReference w:id="18"/>
+            </w:r>
           </w:p>
         </w:tc>
         <w:tc>
@@ -27744,7 +27845,6 @@
           <w:p>
             <w:pPr>
               <w:rPr>
-                <w:rFonts w:hint="eastAsia"/>
                 <w:iCs/>
                 <w:color w:val="000000"/>
               </w:rPr>
@@ -27859,7 +27959,6 @@
           <w:p>
             <w:pPr>
               <w:rPr>
-                <w:rFonts w:hint="eastAsia"/>
                 <w:iCs/>
                 <w:color w:val="000000"/>
               </w:rPr>
@@ -27874,20 +27973,28 @@
           </w:tcPr>
           <w:p>
             <w:pPr>
+              <w:rPr>
+                <w:iCs/>
+                <w:noProof/>
+                <w:color w:val="000000"/>
+              </w:rPr>
+            </w:pPr>
+            <w:r>
+              <w:rPr>
+                <w:iCs/>
+                <w:noProof/>
+                <w:color w:val="000000"/>
+              </w:rPr>
+              <w:t>P</w:t>
+            </w:r>
+            <w:r>
               <w:rPr>
                 <w:rFonts w:hint="eastAsia"/>
                 <w:iCs/>
                 <w:noProof/>
                 <w:color w:val="000000"/>
               </w:rPr>
-            </w:pPr>
-            <w:r>
-              <w:rPr>
-                <w:iCs/>
-                <w:noProof/>
-                <w:color w:val="000000"/>
-              </w:rPr>
-              <w:t>P</w:t>
+              <w:t>refix</w:t>
             </w:r>
             <w:r>
               <w:rPr>
@@ -27896,8 +28003,79 @@
                 <w:noProof/>
                 <w:color w:val="000000"/>
               </w:rPr>
-              <w:t>refix</w:t>
-            </w:r>
+              <w:t>中匹配目录</w:t>
+            </w:r>
+          </w:p>
+        </w:tc>
+        <w:tc>
+          <w:tcPr>
+            <w:tcW w:w="2070" w:type="dxa"/>
+          </w:tcPr>
+          <w:p>
+            <w:pPr>
+              <w:rPr>
+                <w:iCs/>
+                <w:color w:val="000000"/>
+              </w:rPr>
+            </w:pPr>
+            <w:r>
+              <w:rPr>
+                <w:rFonts w:hint="eastAsia"/>
+                <w:iCs/>
+                <w:color w:val="000000"/>
+              </w:rPr>
+              <w:t>匹配</w:t>
+            </w:r>
+          </w:p>
+        </w:tc>
+        <w:tc>
+          <w:tcPr>
+            <w:tcW w:w="2020" w:type="dxa"/>
+          </w:tcPr>
+          <w:p>
+            <w:pPr>
+              <w:rPr>
+                <w:iCs/>
+                <w:color w:val="000000"/>
+              </w:rPr>
+            </w:pPr>
+            <w:r>
+              <w:rPr>
+                <w:rFonts w:hint="eastAsia"/>
+                <w:iCs/>
+                <w:color w:val="000000"/>
+              </w:rPr>
+              <w:t>不匹配</w:t>
+            </w:r>
+          </w:p>
+        </w:tc>
+        <w:tc>
+          <w:tcPr>
+            <w:tcW w:w="2003" w:type="dxa"/>
+          </w:tcPr>
+          <w:p>
+            <w:pPr>
+              <w:rPr>
+                <w:iCs/>
+                <w:color w:val="000000"/>
+              </w:rPr>
+            </w:pPr>
+          </w:p>
+        </w:tc>
+      </w:tr>
+      <w:tr>
+        <w:tc>
+          <w:tcPr>
+            <w:tcW w:w="2009" w:type="dxa"/>
+          </w:tcPr>
+          <w:p>
+            <w:pPr>
+              <w:rPr>
+                <w:iCs/>
+                <w:noProof/>
+                <w:color w:val="000000"/>
+              </w:rPr>
+            </w:pPr>
             <w:r>
               <w:rPr>
                 <w:rFonts w:hint="eastAsia"/>
@@ -27905,82 +28083,8 @@
                 <w:noProof/>
                 <w:color w:val="000000"/>
               </w:rPr>
-              <w:t>中匹配目录</w:t>
-            </w:r>
-          </w:p>
-        </w:tc>
-        <w:tc>
-          <w:tcPr>
-            <w:tcW w:w="2070" w:type="dxa"/>
-          </w:tcPr>
-          <w:p>
-            <w:pPr>
-              <w:rPr>
-                <w:rFonts w:hint="eastAsia"/>
-                <w:iCs/>
-                <w:color w:val="000000"/>
-              </w:rPr>
-            </w:pPr>
-            <w:r>
-              <w:rPr>
-                <w:rFonts w:hint="eastAsia"/>
-                <w:iCs/>
-                <w:color w:val="000000"/>
-              </w:rPr>
-              <w:t>匹配</w:t>
-            </w:r>
-          </w:p>
-        </w:tc>
-        <w:tc>
-          <w:tcPr>
-            <w:tcW w:w="2020" w:type="dxa"/>
-          </w:tcPr>
-          <w:p>
-            <w:pPr>
-              <w:rPr>
-                <w:rFonts w:hint="eastAsia"/>
-                <w:iCs/>
-                <w:color w:val="000000"/>
-              </w:rPr>
-            </w:pPr>
-            <w:r>
-              <w:rPr>
-                <w:rFonts w:hint="eastAsia"/>
-                <w:iCs/>
-                <w:color w:val="000000"/>
-              </w:rPr>
-              <w:t>不匹配</w:t>
-            </w:r>
-          </w:p>
-        </w:tc>
-        <w:tc>
-          <w:tcPr>
-            <w:tcW w:w="2003" w:type="dxa"/>
-          </w:tcPr>
-          <w:p>
-            <w:pPr>
-              <w:rPr>
-                <w:rFonts w:hint="eastAsia"/>
-                <w:iCs/>
-                <w:color w:val="000000"/>
-              </w:rPr>
-            </w:pPr>
-          </w:p>
-        </w:tc>
-      </w:tr>
-      <w:tr>
-        <w:tc>
-          <w:tcPr>
-            <w:tcW w:w="2009" w:type="dxa"/>
-          </w:tcPr>
-          <w:p>
-            <w:pPr>
-              <w:rPr>
-                <w:iCs/>
-                <w:noProof/>
-                <w:color w:val="000000"/>
-              </w:rPr>
-            </w:pPr>
+              <w:t>匹配记录是否有重</w:t>
+            </w:r>
             <w:r>
               <w:rPr>
                 <w:rFonts w:hint="eastAsia"/>
@@ -27988,7 +28092,8 @@
                 <w:noProof/>
                 <w:color w:val="000000"/>
               </w:rPr>
-              <w:t>匹配记录是否有重复</w:t>
+              <w:lastRenderedPageBreak/>
+              <w:t>复</w:t>
             </w:r>
           </w:p>
         </w:tc>
@@ -27998,11 +28103,32 @@
           </w:tcPr>
           <w:p>
             <w:pPr>
+              <w:rPr>
+                <w:iCs/>
+                <w:color w:val="000000"/>
+              </w:rPr>
+            </w:pPr>
+            <w:r>
               <w:rPr>
                 <w:rFonts w:hint="eastAsia"/>
                 <w:iCs/>
                 <w:color w:val="000000"/>
               </w:rPr>
+              <w:lastRenderedPageBreak/>
+              <w:t>存在重复</w:t>
+            </w:r>
+          </w:p>
+        </w:tc>
+        <w:tc>
+          <w:tcPr>
+            <w:tcW w:w="2020" w:type="dxa"/>
+          </w:tcPr>
+          <w:p>
+            <w:pPr>
+              <w:rPr>
+                <w:iCs/>
+                <w:color w:val="000000"/>
+              </w:rPr>
             </w:pPr>
             <w:r>
               <w:rPr>
@@ -28010,43 +28136,123 @@
                 <w:iCs/>
                 <w:color w:val="000000"/>
               </w:rPr>
-              <w:t>存在重复</w:t>
-            </w:r>
-          </w:p>
-        </w:tc>
-        <w:tc>
-          <w:tcPr>
-            <w:tcW w:w="2020" w:type="dxa"/>
-          </w:tcPr>
-          <w:p>
-            <w:pPr>
+              <w:t>不重复</w:t>
+            </w:r>
+          </w:p>
+        </w:tc>
+        <w:tc>
+          <w:tcPr>
+            <w:tcW w:w="2003" w:type="dxa"/>
+          </w:tcPr>
+          <w:p>
+            <w:pPr>
+              <w:rPr>
+                <w:iCs/>
+                <w:color w:val="000000"/>
+              </w:rPr>
+            </w:pPr>
+          </w:p>
+        </w:tc>
+      </w:tr>
+      <w:tr>
+        <w:tc>
+          <w:tcPr>
+            <w:tcW w:w="2009" w:type="dxa"/>
+          </w:tcPr>
+          <w:p>
+            <w:pPr>
+              <w:rPr>
+                <w:iCs/>
+                <w:color w:val="000000"/>
+              </w:rPr>
+            </w:pPr>
+            <w:r>
               <w:rPr>
                 <w:rFonts w:hint="eastAsia"/>
                 <w:iCs/>
                 <w:color w:val="000000"/>
               </w:rPr>
-            </w:pPr>
+              <w:lastRenderedPageBreak/>
+              <w:t>查询</w:t>
+            </w:r>
             <w:r>
               <w:rPr>
                 <w:rFonts w:hint="eastAsia"/>
                 <w:iCs/>
                 <w:color w:val="000000"/>
               </w:rPr>
-              <w:t>不重复</w:t>
-            </w:r>
-          </w:p>
-        </w:tc>
-        <w:tc>
-          <w:tcPr>
-            <w:tcW w:w="2003" w:type="dxa"/>
-          </w:tcPr>
-          <w:p>
-            <w:pPr>
+              <w:t>次数</w:t>
+            </w:r>
+          </w:p>
+        </w:tc>
+        <w:tc>
+          <w:tcPr>
+            <w:tcW w:w="2070" w:type="dxa"/>
+          </w:tcPr>
+          <w:p>
+            <w:pPr>
+              <w:rPr>
+                <w:iCs/>
+                <w:color w:val="000000"/>
+              </w:rPr>
+            </w:pPr>
+            <w:r>
               <w:rPr>
                 <w:rFonts w:hint="eastAsia"/>
                 <w:iCs/>
                 <w:color w:val="000000"/>
               </w:rPr>
+              <w:t>1</w:t>
+            </w:r>
+            <w:r>
+              <w:rPr>
+                <w:rFonts w:hint="eastAsia"/>
+                <w:iCs/>
+                <w:color w:val="000000"/>
+              </w:rPr>
+              <w:t>次</w:t>
+            </w:r>
+          </w:p>
+        </w:tc>
+        <w:tc>
+          <w:tcPr>
+            <w:tcW w:w="2020" w:type="dxa"/>
+          </w:tcPr>
+          <w:p>
+            <w:pPr>
+              <w:rPr>
+                <w:iCs/>
+                <w:color w:val="000000"/>
+              </w:rPr>
+            </w:pPr>
+            <w:r>
+              <w:rPr>
+                <w:rFonts w:hint="eastAsia"/>
+                <w:iCs/>
+                <w:color w:val="000000"/>
+              </w:rPr>
+              <w:t>多</w:t>
+            </w:r>
+            <w:r>
+              <w:rPr>
+                <w:rFonts w:hint="eastAsia"/>
+                <w:iCs/>
+                <w:color w:val="000000"/>
+              </w:rPr>
+              <w:t>次</w:t>
+            </w:r>
+          </w:p>
+        </w:tc>
+        <w:tc>
+          <w:tcPr>
+            <w:tcW w:w="2003" w:type="dxa"/>
+          </w:tcPr>
+          <w:p>
+            <w:pPr>
+              <w:rPr>
+                <w:iCs/>
+                <w:color w:val="000000"/>
+              </w:rPr>
             </w:pPr>
           </w:p>
         </w:tc>
@@ -28069,7 +28275,7 @@
                 <w:iCs/>
                 <w:color w:val="000000"/>
               </w:rPr>
-              <w:t>查询</w:t>
+              <w:t>查询达到</w:t>
             </w:r>
             <w:r>
               <w:rPr>
@@ -28077,28 +28283,15 @@
                 <w:iCs/>
                 <w:color w:val="000000"/>
               </w:rPr>
-              <w:t>次数</w:t>
-            </w:r>
-          </w:p>
-        </w:tc>
-        <w:tc>
-          <w:tcPr>
-            <w:tcW w:w="2070" w:type="dxa"/>
-          </w:tcPr>
-          <w:p>
-            <w:pPr>
-              <w:rPr>
-                <w:iCs/>
-                <w:color w:val="000000"/>
-              </w:rPr>
-            </w:pPr>
+              <w:t>maxkeys</w:t>
+            </w:r>
             <w:r>
               <w:rPr>
                 <w:rFonts w:hint="eastAsia"/>
                 <w:iCs/>
                 <w:color w:val="000000"/>
               </w:rPr>
-              <w:t>1</w:t>
+              <w:t>（默认</w:t>
             </w:r>
             <w:r>
               <w:rPr>
@@ -28106,58 +28299,50 @@
                 <w:iCs/>
                 <w:color w:val="000000"/>
               </w:rPr>
-              <w:t>次</w:t>
-            </w:r>
-          </w:p>
-        </w:tc>
-        <w:tc>
-          <w:tcPr>
-            <w:tcW w:w="2020" w:type="dxa"/>
-          </w:tcPr>
-          <w:p>
-            <w:pPr>
-              <w:rPr>
-                <w:iCs/>
-                <w:color w:val="000000"/>
-              </w:rPr>
-            </w:pPr>
+              <w:t>1000</w:t>
+            </w:r>
             <w:r>
               <w:rPr>
                 <w:rFonts w:hint="eastAsia"/>
                 <w:iCs/>
                 <w:color w:val="000000"/>
               </w:rPr>
-              <w:t>多</w:t>
-            </w:r>
+              <w:t>）</w:t>
+            </w:r>
+          </w:p>
+        </w:tc>
+        <w:tc>
+          <w:tcPr>
+            <w:tcW w:w="2070" w:type="dxa"/>
+          </w:tcPr>
+          <w:p>
+            <w:pPr>
+              <w:rPr>
+                <w:iCs/>
+                <w:color w:val="000000"/>
+              </w:rPr>
+            </w:pPr>
             <w:r>
               <w:rPr>
                 <w:rFonts w:hint="eastAsia"/>
                 <w:iCs/>
                 <w:color w:val="000000"/>
               </w:rPr>
-              <w:t>次</w:t>
-            </w:r>
-          </w:p>
-        </w:tc>
-        <w:tc>
-          <w:tcPr>
-            <w:tcW w:w="2003" w:type="dxa"/>
-          </w:tcPr>
-          <w:p>
-            <w:pPr>
+              <w:t>达到</w:t>
+            </w:r>
+            <w:r>
               <w:rPr>
                 <w:rFonts w:hint="eastAsia"/>
                 <w:iCs/>
                 <w:color w:val="000000"/>
               </w:rPr>
-            </w:pPr>
-          </w:p>
-        </w:tc>
-      </w:tr>
-      <w:tr>
-        <w:tc>
-          <w:tcPr>
-            <w:tcW w:w="2009" w:type="dxa"/>
+              <w:t>maxkeys</w:t>
+            </w:r>
+          </w:p>
+        </w:tc>
+        <w:tc>
+          <w:tcPr>
+            <w:tcW w:w="2020" w:type="dxa"/>
           </w:tcPr>
           <w:p>
             <w:pPr>
@@ -28172,88 +28357,6 @@
                 <w:iCs/>
                 <w:color w:val="000000"/>
               </w:rPr>
-              <w:t>查询达到</w:t>
-            </w:r>
-            <w:r>
-              <w:rPr>
-                <w:rFonts w:hint="eastAsia"/>
-                <w:iCs/>
-                <w:color w:val="000000"/>
-              </w:rPr>
-              <w:t>maxkeys</w:t>
-            </w:r>
-            <w:r>
-              <w:rPr>
-                <w:rFonts w:hint="eastAsia"/>
-                <w:iCs/>
-                <w:color w:val="000000"/>
-              </w:rPr>
-              <w:t>（默认</w:t>
-            </w:r>
-            <w:r>
-              <w:rPr>
-                <w:rFonts w:hint="eastAsia"/>
-                <w:iCs/>
-                <w:color w:val="000000"/>
-              </w:rPr>
-              <w:t>1000</w:t>
-            </w:r>
-            <w:r>
-              <w:rPr>
-                <w:rFonts w:hint="eastAsia"/>
-                <w:iCs/>
-                <w:color w:val="000000"/>
-              </w:rPr>
-              <w:t>）</w:t>
-            </w:r>
-          </w:p>
-        </w:tc>
-        <w:tc>
-          <w:tcPr>
-            <w:tcW w:w="2070" w:type="dxa"/>
-          </w:tcPr>
-          <w:p>
-            <w:pPr>
-              <w:rPr>
-                <w:iCs/>
-                <w:color w:val="000000"/>
-              </w:rPr>
-            </w:pPr>
-            <w:r>
-              <w:rPr>
-                <w:rFonts w:hint="eastAsia"/>
-                <w:iCs/>
-                <w:color w:val="000000"/>
-              </w:rPr>
-              <w:t>达到</w:t>
-            </w:r>
-            <w:r>
-              <w:rPr>
-                <w:rFonts w:hint="eastAsia"/>
-                <w:iCs/>
-                <w:color w:val="000000"/>
-              </w:rPr>
-              <w:t>maxkeys</w:t>
-            </w:r>
-          </w:p>
-        </w:tc>
-        <w:tc>
-          <w:tcPr>
-            <w:tcW w:w="2020" w:type="dxa"/>
-          </w:tcPr>
-          <w:p>
-            <w:pPr>
-              <w:rPr>
-                <w:iCs/>
-                <w:color w:val="000000"/>
-              </w:rPr>
-            </w:pPr>
-            <w:r>
-              <w:rPr>
-                <w:rFonts w:hint="eastAsia"/>
-                <w:iCs/>
-                <w:color w:val="000000"/>
-              </w:rPr>
               <w:t>未达到</w:t>
             </w:r>
           </w:p>
@@ -28265,7 +28368,6 @@
           <w:p>
             <w:pPr>
               <w:rPr>
-                <w:rFonts w:hint="eastAsia"/>
                 <w:iCs/>
                 <w:color w:val="000000"/>
               </w:rPr>
@@ -28295,7 +28397,6 @@
         <w:rPr>
           <w:rFonts w:hint="eastAsia"/>
         </w:rPr>
-        <w:lastRenderedPageBreak/>
         <w:t>1</w:t>
       </w:r>
       <w:r>
@@ -28321,9 +28422,6 @@
       <w:pPr>
         <w:spacing w:line="276" w:lineRule="auto"/>
         <w:ind w:left="256"/>
-        <w:rPr>
-          <w:rFonts w:hint="eastAsia"/>
-        </w:rPr>
       </w:pPr>
       <w:r>
         <w:rPr>
@@ -28361,11 +28459,19 @@
         <w:spacing w:line="276" w:lineRule="auto"/>
         <w:ind w:left="256"/>
       </w:pPr>
+      <w:commentRangeStart w:id="19"/>
       <w:r>
         <w:rPr>
           <w:rFonts w:hint="eastAsia"/>
         </w:rPr>
         <w:t>组合分析测试点如下：</w:t>
+      </w:r>
+      <w:commentRangeEnd w:id="19"/>
+      <w:r>
+        <w:rPr>
+          <w:rStyle w:val="CommentReference"/>
+        </w:rPr>
+        <w:commentReference w:id="19"/>
       </w:r>
     </w:p>
     <w:p>
@@ -28455,7 +28561,6 @@
         </w:numPr>
         <w:ind w:firstLineChars="0"/>
         <w:rPr>
-          <w:rFonts w:hint="eastAsia"/>
           <w:iCs/>
           <w:color w:val="000000"/>
         </w:rPr>
@@ -28512,7 +28617,6 @@
         </w:numPr>
         <w:ind w:firstLineChars="0"/>
         <w:rPr>
-          <w:rFonts w:hint="eastAsia"/>
           <w:iCs/>
           <w:color w:val="000000"/>
         </w:rPr>
@@ -28554,7 +28658,16 @@
         <w:t>keyMarker/</w:t>
       </w:r>
       <w:r>
-        <w:t>versioned</w:t>
+        <w:t>version</w:t>
+      </w:r>
+      <w:r>
+        <w:rPr>
+          <w:rFonts w:hint="eastAsia"/>
+        </w:rPr>
+        <w:t>i</w:t>
+      </w:r>
+      <w:r>
+        <w:t>d</w:t>
       </w:r>
     </w:p>
     <w:p>
@@ -28566,7 +28679,6 @@
         </w:numPr>
         <w:ind w:firstLineChars="0"/>
         <w:rPr>
-          <w:rFonts w:hint="eastAsia"/>
           <w:iCs/>
           <w:color w:val="000000"/>
         </w:rPr>
@@ -28611,7 +28723,6 @@
         </w:numPr>
         <w:ind w:firstLineChars="0"/>
         <w:rPr>
-          <w:rFonts w:hint="eastAsia"/>
           <w:iCs/>
           <w:color w:val="000000"/>
         </w:rPr>
@@ -28695,7 +28806,6 @@
         </w:numPr>
         <w:ind w:firstLineChars="0"/>
         <w:rPr>
-          <w:rFonts w:hint="eastAsia"/>
           <w:iCs/>
           <w:color w:val="000000"/>
         </w:rPr>
@@ -28819,7 +28929,6 @@
         </w:numPr>
         <w:ind w:firstLineChars="0"/>
         <w:rPr>
-          <w:rFonts w:hint="eastAsia"/>
           <w:iCs/>
           <w:color w:val="000000"/>
         </w:rPr>
@@ -29065,7 +29174,7 @@
         <w:rPr>
           <w:rFonts w:hint="eastAsia"/>
         </w:rPr>
-        <w:t>补充点测试（结合为上下文）：</w:t>
+        <w:t>补充点测试（）：</w:t>
       </w:r>
     </w:p>
     <w:p>
@@ -29123,7 +29232,6 @@
         </w:numPr>
         <w:ind w:firstLineChars="0"/>
         <w:rPr>
-          <w:rFonts w:hint="eastAsia"/>
           <w:iCs/>
           <w:color w:val="000000"/>
         </w:rPr>
@@ -29170,7 +29278,6 @@
         </w:numPr>
         <w:ind w:firstLineChars="0"/>
         <w:rPr>
-          <w:rFonts w:hint="eastAsia"/>
           <w:iCs/>
           <w:color w:val="000000"/>
         </w:rPr>
@@ -29208,7 +29315,6 @@
         </w:numPr>
         <w:ind w:firstLineChars="0"/>
         <w:rPr>
-          <w:rFonts w:hint="eastAsia"/>
           <w:iCs/>
           <w:color w:val="000000"/>
         </w:rPr>
@@ -29263,9 +29369,6 @@
     <w:p>
       <w:pPr>
         <w:spacing w:line="276" w:lineRule="auto"/>
-        <w:rPr>
-          <w:rFonts w:hint="eastAsia"/>
-        </w:rPr>
       </w:pPr>
       <w:r>
         <w:rPr>
@@ -29277,9 +29380,6 @@
     <w:p>
       <w:pPr>
         <w:spacing w:line="276" w:lineRule="auto"/>
-        <w:rPr>
-          <w:rFonts w:hint="eastAsia"/>
-        </w:rPr>
       </w:pPr>
       <w:r>
         <w:rPr>
@@ -29507,6 +29607,7 @@
               <w:rPr>
                 <w:rFonts w:ascii="Times New Roman" w:hAnsi="Times New Roman" w:hint="eastAsia"/>
               </w:rPr>
+              <w:lastRenderedPageBreak/>
               <w:t>当前表满足记录数</w:t>
             </w:r>
           </w:p>
@@ -29754,23 +29855,16 @@
     <w:p>
       <w:pPr>
         <w:spacing w:line="276" w:lineRule="auto"/>
-        <w:rPr>
-          <w:rFonts w:hint="eastAsia"/>
-        </w:rPr>
       </w:pPr>
     </w:p>
     <w:p>
       <w:pPr>
         <w:spacing w:line="276" w:lineRule="auto"/>
-        <w:rPr>
-          <w:rFonts w:hint="eastAsia"/>
-        </w:rPr>
-      </w:pPr>
-      <w:r>
-        <w:rPr>
-          <w:rFonts w:hint="eastAsia"/>
-        </w:rPr>
-        <w:lastRenderedPageBreak/>
+      </w:pPr>
+      <w:r>
+        <w:rPr>
+          <w:rFonts w:hint="eastAsia"/>
+        </w:rPr>
         <w:tab/>
       </w:r>
       <w:r>
@@ -29849,9 +29943,6 @@
       <w:pPr>
         <w:spacing w:line="276" w:lineRule="auto"/>
         <w:ind w:firstLine="420"/>
-        <w:rPr>
-          <w:rFonts w:hint="eastAsia"/>
-        </w:rPr>
       </w:pPr>
       <w:r>
         <w:rPr>
@@ -30622,12 +30713,20 @@
           <w:p>
             <w:pPr>
               <w:rPr>
+                <w:iCs/>
+                <w:noProof/>
+                <w:color w:val="000000"/>
+              </w:rPr>
+            </w:pPr>
+            <w:r>
+              <w:rPr>
                 <w:rFonts w:hint="eastAsia"/>
                 <w:iCs/>
                 <w:noProof/>
                 <w:color w:val="000000"/>
               </w:rPr>
-            </w:pPr>
+              <w:t>目录是否被</w:t>
+            </w:r>
             <w:r>
               <w:rPr>
                 <w:rFonts w:hint="eastAsia"/>
@@ -30635,7 +30734,7 @@
                 <w:noProof/>
                 <w:color w:val="000000"/>
               </w:rPr>
-              <w:t>目录是否被</w:t>
+              <w:t>占</w:t>
             </w:r>
             <w:r>
               <w:rPr>
@@ -30644,8 +30743,103 @@
                 <w:noProof/>
                 <w:color w:val="000000"/>
               </w:rPr>
+              <w:t>用</w:t>
+            </w:r>
+          </w:p>
+        </w:tc>
+        <w:tc>
+          <w:tcPr>
+            <w:tcW w:w="2083" w:type="dxa"/>
+          </w:tcPr>
+          <w:p>
+            <w:pPr>
+              <w:rPr>
+                <w:iCs/>
+                <w:color w:val="000000"/>
+              </w:rPr>
+            </w:pPr>
+            <w:r>
+              <w:rPr>
+                <w:rFonts w:hint="eastAsia"/>
+                <w:iCs/>
+                <w:color w:val="000000"/>
+              </w:rPr>
+              <w:t>被占</w:t>
+            </w:r>
+            <w:r>
+              <w:rPr>
+                <w:rFonts w:hint="eastAsia"/>
+                <w:iCs/>
+                <w:color w:val="000000"/>
+              </w:rPr>
+              <w:t>用</w:t>
+            </w:r>
+          </w:p>
+        </w:tc>
+        <w:tc>
+          <w:tcPr>
+            <w:tcW w:w="2042" w:type="dxa"/>
+          </w:tcPr>
+          <w:p>
+            <w:pPr>
+              <w:rPr>
+                <w:iCs/>
+                <w:color w:val="000000"/>
+              </w:rPr>
+            </w:pPr>
+            <w:r>
+              <w:rPr>
+                <w:rFonts w:hint="eastAsia"/>
+                <w:iCs/>
+                <w:color w:val="000000"/>
+              </w:rPr>
+              <w:t>未</w:t>
+            </w:r>
+            <w:r>
+              <w:rPr>
+                <w:rFonts w:hint="eastAsia"/>
+                <w:iCs/>
+                <w:color w:val="000000"/>
+              </w:rPr>
               <w:t>占</w:t>
             </w:r>
+            <w:r>
+              <w:rPr>
+                <w:rFonts w:hint="eastAsia"/>
+                <w:iCs/>
+                <w:color w:val="000000"/>
+              </w:rPr>
+              <w:t>用</w:t>
+            </w:r>
+          </w:p>
+        </w:tc>
+        <w:tc>
+          <w:tcPr>
+            <w:tcW w:w="2022" w:type="dxa"/>
+          </w:tcPr>
+          <w:p>
+            <w:pPr>
+              <w:rPr>
+                <w:iCs/>
+                <w:color w:val="000000"/>
+              </w:rPr>
+            </w:pPr>
+          </w:p>
+        </w:tc>
+      </w:tr>
+      <w:tr>
+        <w:tc>
+          <w:tcPr>
+            <w:tcW w:w="1955" w:type="dxa"/>
+          </w:tcPr>
+          <w:p>
+            <w:pPr>
+              <w:rPr>
+                <w:iCs/>
+                <w:noProof/>
+                <w:color w:val="000000"/>
+              </w:rPr>
+            </w:pPr>
             <w:r>
               <w:rPr>
                 <w:rFonts w:hint="eastAsia"/>
@@ -30653,7 +30847,7 @@
                 <w:noProof/>
                 <w:color w:val="000000"/>
               </w:rPr>
-              <w:t>用</w:t>
+              <w:t>是否有对应历史记录</w:t>
             </w:r>
           </w:p>
         </w:tc>
@@ -30663,27 +30857,18 @@
           </w:tcPr>
           <w:p>
             <w:pPr>
+              <w:rPr>
+                <w:iCs/>
+                <w:color w:val="000000"/>
+              </w:rPr>
+            </w:pPr>
+            <w:r>
               <w:rPr>
                 <w:rFonts w:hint="eastAsia"/>
                 <w:iCs/>
                 <w:color w:val="000000"/>
               </w:rPr>
-            </w:pPr>
-            <w:r>
-              <w:rPr>
-                <w:rFonts w:hint="eastAsia"/>
-                <w:iCs/>
-                <w:color w:val="000000"/>
-              </w:rPr>
-              <w:t>被占</w:t>
-            </w:r>
-            <w:r>
-              <w:rPr>
-                <w:rFonts w:hint="eastAsia"/>
-                <w:iCs/>
-                <w:color w:val="000000"/>
-              </w:rPr>
-              <w:t>用</w:t>
+              <w:t>有历史记录</w:t>
             </w:r>
           </w:p>
         </w:tc>
@@ -30694,106 +30879,6 @@
           <w:p>
             <w:pPr>
               <w:rPr>
-                <w:rFonts w:hint="eastAsia"/>
-                <w:iCs/>
-                <w:color w:val="000000"/>
-              </w:rPr>
-            </w:pPr>
-            <w:r>
-              <w:rPr>
-                <w:rFonts w:hint="eastAsia"/>
-                <w:iCs/>
-                <w:color w:val="000000"/>
-              </w:rPr>
-              <w:t>未</w:t>
-            </w:r>
-            <w:r>
-              <w:rPr>
-                <w:rFonts w:hint="eastAsia"/>
-                <w:iCs/>
-                <w:color w:val="000000"/>
-              </w:rPr>
-              <w:t>占</w:t>
-            </w:r>
-            <w:r>
-              <w:rPr>
-                <w:rFonts w:hint="eastAsia"/>
-                <w:iCs/>
-                <w:color w:val="000000"/>
-              </w:rPr>
-              <w:t>用</w:t>
-            </w:r>
-          </w:p>
-        </w:tc>
-        <w:tc>
-          <w:tcPr>
-            <w:tcW w:w="2022" w:type="dxa"/>
-          </w:tcPr>
-          <w:p>
-            <w:pPr>
-              <w:rPr>
-                <w:iCs/>
-                <w:color w:val="000000"/>
-              </w:rPr>
-            </w:pPr>
-          </w:p>
-        </w:tc>
-      </w:tr>
-      <w:tr>
-        <w:tc>
-          <w:tcPr>
-            <w:tcW w:w="1955" w:type="dxa"/>
-          </w:tcPr>
-          <w:p>
-            <w:pPr>
-              <w:rPr>
-                <w:rFonts w:hint="eastAsia"/>
-                <w:iCs/>
-                <w:noProof/>
-                <w:color w:val="000000"/>
-              </w:rPr>
-            </w:pPr>
-            <w:r>
-              <w:rPr>
-                <w:rFonts w:hint="eastAsia"/>
-                <w:iCs/>
-                <w:noProof/>
-                <w:color w:val="000000"/>
-              </w:rPr>
-              <w:t>是否有对应历史记录</w:t>
-            </w:r>
-          </w:p>
-        </w:tc>
-        <w:tc>
-          <w:tcPr>
-            <w:tcW w:w="2083" w:type="dxa"/>
-          </w:tcPr>
-          <w:p>
-            <w:pPr>
-              <w:rPr>
-                <w:rFonts w:hint="eastAsia"/>
-                <w:iCs/>
-                <w:color w:val="000000"/>
-              </w:rPr>
-            </w:pPr>
-            <w:r>
-              <w:rPr>
-                <w:rFonts w:hint="eastAsia"/>
-                <w:iCs/>
-                <w:color w:val="000000"/>
-              </w:rPr>
-              <w:t>有历史记录</w:t>
-            </w:r>
-          </w:p>
-        </w:tc>
-        <w:tc>
-          <w:tcPr>
-            <w:tcW w:w="2042" w:type="dxa"/>
-          </w:tcPr>
-          <w:p>
-            <w:pPr>
-              <w:rPr>
-                <w:rFonts w:hint="eastAsia"/>
                 <w:iCs/>
                 <w:color w:val="000000"/>
               </w:rPr>
@@ -31139,7 +31224,6 @@
         </w:numPr>
         <w:ind w:firstLineChars="0"/>
         <w:rPr>
-          <w:rFonts w:hint="eastAsia"/>
           <w:iCs/>
           <w:color w:val="000000"/>
         </w:rPr>
@@ -31150,6 +31234,7 @@
           <w:iCs/>
           <w:color w:val="000000"/>
         </w:rPr>
+        <w:lastRenderedPageBreak/>
         <w:t>不带</w:t>
       </w:r>
       <w:r>
@@ -31218,7 +31303,6 @@
         </w:numPr>
         <w:ind w:firstLineChars="0"/>
         <w:rPr>
-          <w:rFonts w:hint="eastAsia"/>
           <w:iCs/>
           <w:color w:val="000000"/>
         </w:rPr>
@@ -31389,7 +31473,6 @@
         </w:numPr>
         <w:ind w:firstLineChars="0"/>
         <w:rPr>
-          <w:rFonts w:hint="eastAsia"/>
           <w:iCs/>
           <w:color w:val="000000"/>
         </w:rPr>
@@ -31400,7 +31483,6 @@
           <w:iCs/>
           <w:color w:val="000000"/>
         </w:rPr>
-        <w:lastRenderedPageBreak/>
         <w:t>开启版本控制，带</w:t>
       </w:r>
       <w:r>
@@ -31577,7 +31659,6 @@
         </w:numPr>
         <w:ind w:firstLineChars="0"/>
         <w:rPr>
-          <w:rFonts w:hint="eastAsia"/>
           <w:iCs/>
           <w:color w:val="000000"/>
         </w:rPr>
@@ -31681,6 +31762,7 @@
         </w:numPr>
         <w:ind w:firstLineChars="0"/>
         <w:rPr>
+          <w:rFonts w:hint="eastAsia"/>
           <w:iCs/>
           <w:color w:val="000000"/>
         </w:rPr>
@@ -31715,7 +31797,7 @@
           <w:iCs/>
           <w:color w:val="000000"/>
         </w:rPr>
-        <w:t>为删除标记</w:t>
+        <w:t>和</w:t>
       </w:r>
       <w:r>
         <w:rPr>
@@ -31723,7 +31805,7 @@
           <w:iCs/>
           <w:color w:val="000000"/>
         </w:rPr>
-        <w:t>key</w:t>
+        <w:t>删除标记</w:t>
       </w:r>
       <w:r>
         <w:rPr>
@@ -31731,7 +31813,7 @@
           <w:iCs/>
           <w:color w:val="000000"/>
         </w:rPr>
-        <w:t>（</w:t>
+        <w:t>key</w:t>
       </w:r>
       <w:r>
         <w:rPr>
@@ -31739,7 +31821,7 @@
           <w:iCs/>
           <w:color w:val="000000"/>
         </w:rPr>
-        <w:t>重用原目录</w:t>
+        <w:t>相同</w:t>
       </w:r>
       <w:r>
         <w:rPr>
@@ -31747,7 +31829,109 @@
           <w:iCs/>
           <w:color w:val="000000"/>
         </w:rPr>
+        <w:t>（</w:t>
+      </w:r>
+      <w:r>
+        <w:rPr>
+          <w:rFonts w:hint="eastAsia"/>
+          <w:iCs/>
+          <w:color w:val="000000"/>
+        </w:rPr>
+        <w:t>重用原目录</w:t>
+      </w:r>
+      <w:r>
+        <w:rPr>
+          <w:rFonts w:hint="eastAsia"/>
+          <w:iCs/>
+          <w:color w:val="000000"/>
+        </w:rPr>
         <w:t>）</w:t>
+      </w:r>
+    </w:p>
+    <w:p>
+      <w:pPr>
+        <w:pStyle w:val="ListParagraph"/>
+        <w:numPr>
+          <w:ilvl w:val="0"/>
+          <w:numId w:val="17"/>
+        </w:numPr>
+        <w:ind w:firstLineChars="0"/>
+        <w:rPr>
+          <w:iCs/>
+          <w:color w:val="000000"/>
+        </w:rPr>
+      </w:pPr>
+      <w:r>
+        <w:rPr>
+          <w:rFonts w:hint="eastAsia"/>
+          <w:iCs/>
+          <w:color w:val="000000"/>
+        </w:rPr>
+        <w:t>开启版本控制，更新分隔符后，带</w:t>
+      </w:r>
+      <w:r>
+        <w:rPr>
+          <w:rFonts w:hint="eastAsia"/>
+          <w:iCs/>
+          <w:color w:val="000000"/>
+        </w:rPr>
+        <w:t>versionId</w:t>
+      </w:r>
+      <w:r>
+        <w:rPr>
+          <w:rFonts w:hint="eastAsia"/>
+          <w:iCs/>
+          <w:color w:val="000000"/>
+        </w:rPr>
+        <w:t>删除</w:t>
+      </w:r>
+      <w:r>
+        <w:rPr>
+          <w:rFonts w:hint="eastAsia"/>
+          <w:iCs/>
+          <w:color w:val="000000"/>
+        </w:rPr>
+        <w:t>最新表中</w:t>
+      </w:r>
+      <w:r>
+        <w:rPr>
+          <w:rFonts w:hint="eastAsia"/>
+          <w:iCs/>
+          <w:color w:val="000000"/>
+        </w:rPr>
+        <w:t>对象（历史表中</w:t>
+      </w:r>
+      <w:r>
+        <w:rPr>
+          <w:rFonts w:hint="eastAsia"/>
+          <w:iCs/>
+          <w:color w:val="000000"/>
+        </w:rPr>
+        <w:t>parentId1</w:t>
+      </w:r>
+      <w:r>
+        <w:rPr>
+          <w:rFonts w:hint="eastAsia"/>
+          <w:iCs/>
+          <w:color w:val="000000"/>
+        </w:rPr>
+        <w:t>和</w:t>
+      </w:r>
+      <w:r>
+        <w:rPr>
+          <w:rFonts w:hint="eastAsia"/>
+          <w:iCs/>
+          <w:color w:val="000000"/>
+        </w:rPr>
+        <w:t>ParentId2</w:t>
+      </w:r>
+      <w:r>
+        <w:rPr>
+          <w:rFonts w:hint="eastAsia"/>
+          <w:iCs/>
+          <w:color w:val="000000"/>
+        </w:rPr>
+        <w:t>需要更新为最新分隔符对应的目录信息）</w:t>
       </w:r>
     </w:p>
     <w:p>
@@ -32064,6 +32248,27 @@
               <w:adjustRightInd w:val="0"/>
               <w:spacing w:line="360" w:lineRule="auto"/>
               <w:rPr>
+                <w:rFonts w:ascii="Times New Roman" w:hAnsi="Times New Roman" w:hint="eastAsia"/>
+              </w:rPr>
+            </w:pPr>
+            <w:r>
+              <w:rPr>
+                <w:rFonts w:ascii="Times New Roman" w:hAnsi="Times New Roman" w:hint="eastAsia"/>
+              </w:rPr>
+              <w:t>设置新分隔符不同</w:t>
+            </w:r>
+          </w:p>
+          <w:p>
+            <w:pPr>
+              <w:numPr>
+                <w:ilvl w:val="0"/>
+                <w:numId w:val="18"/>
+              </w:numPr>
+              <w:autoSpaceDE w:val="0"/>
+              <w:autoSpaceDN w:val="0"/>
+              <w:adjustRightInd w:val="0"/>
+              <w:spacing w:line="360" w:lineRule="auto"/>
+              <w:rPr>
                 <w:rFonts w:ascii="Times New Roman" w:hAnsi="Times New Roman"/>
               </w:rPr>
             </w:pPr>
@@ -32071,7 +32276,13 @@
               <w:rPr>
                 <w:rFonts w:ascii="Times New Roman" w:hAnsi="Times New Roman" w:hint="eastAsia"/>
               </w:rPr>
-              <w:t>设置新分隔符不同</w:t>
+              <w:t>同时设置新分隔符和旧分隔符</w:t>
+            </w:r>
+            <w:r>
+              <w:rPr>
+                <w:rFonts w:ascii="Times New Roman" w:hAnsi="Times New Roman" w:hint="eastAsia"/>
+              </w:rPr>
+              <w:t>（存在两种结果）</w:t>
             </w:r>
           </w:p>
         </w:tc>
@@ -32168,7 +32379,7 @@
               <w:adjustRightInd w:val="0"/>
               <w:spacing w:line="360" w:lineRule="auto"/>
               <w:rPr>
-                <w:rFonts w:ascii="Times New Roman" w:hAnsi="Times New Roman" w:hint="eastAsia"/>
+                <w:rFonts w:ascii="Times New Roman" w:hAnsi="Times New Roman"/>
               </w:rPr>
             </w:pPr>
             <w:r>
@@ -32189,7 +32400,7 @@
               <w:adjustRightInd w:val="0"/>
               <w:spacing w:line="360" w:lineRule="auto"/>
               <w:rPr>
-                <w:rFonts w:ascii="Times New Roman" w:hAnsi="Times New Roman" w:hint="eastAsia"/>
+                <w:rFonts w:ascii="Times New Roman" w:hAnsi="Times New Roman"/>
               </w:rPr>
             </w:pPr>
             <w:r>
@@ -32217,6 +32428,7 @@
               <w:rPr>
                 <w:rFonts w:ascii="Times New Roman" w:hAnsi="Times New Roman" w:hint="eastAsia"/>
               </w:rPr>
+              <w:lastRenderedPageBreak/>
               <w:t>增加不同对象（分隔符分解目录相同）</w:t>
             </w:r>
           </w:p>
@@ -32248,14 +32460,22 @@
               <w:adjustRightInd w:val="0"/>
               <w:spacing w:line="360" w:lineRule="auto"/>
               <w:rPr>
+                <w:rFonts w:ascii="Times New Roman" w:hAnsi="Times New Roman"/>
+              </w:rPr>
+            </w:pPr>
+            <w:r>
+              <w:rPr>
                 <w:rFonts w:ascii="Times New Roman" w:hAnsi="Times New Roman" w:hint="eastAsia"/>
               </w:rPr>
-            </w:pPr>
+              <w:lastRenderedPageBreak/>
+              <w:t>操作同一个对象都操作成功，后操作覆盖前一</w:t>
+            </w:r>
             <w:r>
               <w:rPr>
                 <w:rFonts w:ascii="Times New Roman" w:hAnsi="Times New Roman" w:hint="eastAsia"/>
               </w:rPr>
-              <w:t>操作同一个对象都操作成功，后操作覆盖前一个操作</w:t>
+              <w:lastRenderedPageBreak/>
+              <w:t>个操作</w:t>
             </w:r>
           </w:p>
           <w:p>
@@ -32353,7 +32573,7 @@
               <w:adjustRightInd w:val="0"/>
               <w:spacing w:line="360" w:lineRule="auto"/>
               <w:rPr>
-                <w:rFonts w:ascii="Times New Roman" w:hAnsi="Times New Roman" w:hint="eastAsia"/>
+                <w:rFonts w:ascii="Times New Roman" w:hAnsi="Times New Roman"/>
               </w:rPr>
             </w:pPr>
             <w:r>
@@ -32411,7 +32631,6 @@
               <w:rPr>
                 <w:rFonts w:ascii="Times New Roman" w:hAnsi="Times New Roman" w:hint="eastAsia"/>
               </w:rPr>
-              <w:lastRenderedPageBreak/>
               <w:t>匹配</w:t>
             </w:r>
             <w:r>
@@ -32447,7 +32666,6 @@
               <w:rPr>
                 <w:rFonts w:ascii="Times New Roman" w:hAnsi="Times New Roman" w:hint="eastAsia"/>
               </w:rPr>
-              <w:lastRenderedPageBreak/>
               <w:t>操作</w:t>
             </w:r>
             <w:r>
@@ -32517,9 +32735,6 @@
                 <w:numId w:val="50"/>
               </w:numPr>
               <w:ind w:firstLineChars="0"/>
-              <w:rPr>
-                <w:rFonts w:hint="eastAsia"/>
-              </w:rPr>
             </w:pPr>
             <w:r>
               <w:rPr>
@@ -32666,7 +32881,7 @@
               <w:adjustRightInd w:val="0"/>
               <w:spacing w:line="360" w:lineRule="auto"/>
               <w:rPr>
-                <w:rFonts w:ascii="Times New Roman" w:hAnsi="Times New Roman" w:hint="eastAsia"/>
+                <w:rFonts w:ascii="Times New Roman" w:hAnsi="Times New Roman"/>
               </w:rPr>
             </w:pPr>
             <w:r>
@@ -32706,7 +32921,7 @@
               <w:rPr>
                 <w:rFonts w:ascii="Times New Roman" w:hAnsi="Times New Roman" w:hint="eastAsia"/>
               </w:rPr>
-              <w:t>不开启版本控制，不带</w:t>
+              <w:t>开启版本控制，不带</w:t>
             </w:r>
             <w:r>
               <w:rPr>
@@ -32734,9 +32949,6 @@
                 <w:numId w:val="51"/>
               </w:numPr>
               <w:ind w:firstLineChars="0"/>
-              <w:rPr>
-                <w:rFonts w:hint="eastAsia"/>
-              </w:rPr>
             </w:pPr>
             <w:r>
               <w:rPr>
@@ -32879,7 +33091,19 @@
               <w:rPr>
                 <w:rFonts w:hint="eastAsia"/>
               </w:rPr>
-              <w:t>获取对象成功，更新分隔符成功</w:t>
+              <w:t>获取对象成功，</w:t>
+            </w:r>
+            <w:r>
+              <w:rPr>
+                <w:rFonts w:hint="eastAsia"/>
+              </w:rPr>
+              <w:t>获取对象使用原分隔符目录查询；</w:t>
+            </w:r>
+            <w:r>
+              <w:rPr>
+                <w:rFonts w:hint="eastAsia"/>
+              </w:rPr>
+              <w:t>更新分隔符成功</w:t>
             </w:r>
           </w:p>
         </w:tc>
@@ -32897,7 +33121,7 @@
               <w:adjustRightInd w:val="0"/>
               <w:spacing w:line="360" w:lineRule="auto"/>
               <w:rPr>
-                <w:rFonts w:ascii="Times New Roman" w:hAnsi="Times New Roman" w:hint="eastAsia"/>
+                <w:rFonts w:ascii="Times New Roman" w:hAnsi="Times New Roman"/>
               </w:rPr>
             </w:pPr>
           </w:p>
@@ -32920,19 +33144,7 @@
               <w:rPr>
                 <w:rFonts w:ascii="Times New Roman" w:hAnsi="Times New Roman" w:hint="eastAsia"/>
               </w:rPr>
-              <w:t>并发更新分隔符和获取对象</w:t>
-            </w:r>
-            <w:r>
-              <w:rPr>
-                <w:rFonts w:ascii="Times New Roman" w:hAnsi="Times New Roman" w:hint="eastAsia"/>
-              </w:rPr>
-              <w:t>版本</w:t>
-            </w:r>
-            <w:r>
-              <w:rPr>
-                <w:rFonts w:ascii="Times New Roman" w:hAnsi="Times New Roman" w:hint="eastAsia"/>
-              </w:rPr>
-              <w:t>列表</w:t>
+              <w:t>并发更新分隔符和获取对象版本列表</w:t>
             </w:r>
           </w:p>
         </w:tc>
@@ -32982,7 +33194,7 @@
               <w:pStyle w:val="ListParagraph"/>
               <w:numPr>
                 <w:ilvl w:val="0"/>
-                <w:numId w:val="44"/>
+                <w:numId w:val="62"/>
               </w:numPr>
               <w:ind w:firstLineChars="0"/>
             </w:pPr>
@@ -32998,7 +33210,7 @@
               <w:pStyle w:val="ListParagraph"/>
               <w:numPr>
                 <w:ilvl w:val="0"/>
-                <w:numId w:val="44"/>
+                <w:numId w:val="58"/>
               </w:numPr>
               <w:ind w:firstLineChars="0"/>
             </w:pPr>
@@ -33006,7 +33218,19 @@
               <w:rPr>
                 <w:rFonts w:hint="eastAsia"/>
               </w:rPr>
-              <w:t>获取对象成功，更新分隔符成功</w:t>
+              <w:t>获取对象成功，</w:t>
+            </w:r>
+            <w:r>
+              <w:rPr>
+                <w:rFonts w:hint="eastAsia"/>
+              </w:rPr>
+              <w:t>获取对象使用原分隔符目录查询，</w:t>
+            </w:r>
+            <w:r>
+              <w:rPr>
+                <w:rFonts w:hint="eastAsia"/>
+              </w:rPr>
+              <w:t>更新分隔符成功</w:t>
             </w:r>
           </w:p>
         </w:tc>
@@ -33024,7 +33248,7 @@
               <w:adjustRightInd w:val="0"/>
               <w:spacing w:line="360" w:lineRule="auto"/>
               <w:rPr>
-                <w:rFonts w:ascii="Times New Roman" w:hAnsi="Times New Roman" w:hint="eastAsia"/>
+                <w:rFonts w:ascii="Times New Roman" w:hAnsi="Times New Roman"/>
               </w:rPr>
             </w:pPr>
           </w:p>
@@ -33040,7 +33264,7 @@
               <w:adjustRightInd w:val="0"/>
               <w:spacing w:line="360" w:lineRule="auto"/>
               <w:rPr>
-                <w:rFonts w:ascii="Times New Roman" w:hAnsi="Times New Roman" w:hint="eastAsia"/>
+                <w:rFonts w:ascii="Times New Roman" w:hAnsi="Times New Roman"/>
               </w:rPr>
             </w:pPr>
             <w:r>
@@ -33063,9 +33287,6 @@
                 <w:numId w:val="48"/>
               </w:numPr>
               <w:ind w:firstLineChars="0"/>
-              <w:rPr>
-                <w:rFonts w:hint="eastAsia"/>
-              </w:rPr>
             </w:pPr>
             <w:r>
               <w:rPr>
@@ -33082,9 +33303,6 @@
                 <w:numId w:val="48"/>
               </w:numPr>
               <w:ind w:firstLineChars="0"/>
-              <w:rPr>
-                <w:rFonts w:hint="eastAsia"/>
-              </w:rPr>
             </w:pPr>
             <w:r>
               <w:rPr>
@@ -33101,9 +33319,6 @@
                 <w:numId w:val="48"/>
               </w:numPr>
               <w:ind w:firstLineChars="0"/>
-              <w:rPr>
-                <w:rFonts w:hint="eastAsia"/>
-              </w:rPr>
             </w:pPr>
             <w:r>
               <w:rPr>
@@ -33125,9 +33340,6 @@
                 <w:numId w:val="49"/>
               </w:numPr>
               <w:ind w:firstLineChars="0"/>
-              <w:rPr>
-                <w:rFonts w:hint="eastAsia"/>
-              </w:rPr>
             </w:pPr>
             <w:r>
               <w:rPr>
@@ -33144,9 +33356,6 @@
                 <w:numId w:val="49"/>
               </w:numPr>
               <w:ind w:firstLineChars="0"/>
-              <w:rPr>
-                <w:rFonts w:hint="eastAsia"/>
-              </w:rPr>
             </w:pPr>
             <w:r>
               <w:rPr>
@@ -33170,7 +33379,7 @@
               <w:adjustRightInd w:val="0"/>
               <w:spacing w:line="360" w:lineRule="auto"/>
               <w:rPr>
-                <w:rFonts w:ascii="Times New Roman" w:hAnsi="Times New Roman" w:hint="eastAsia"/>
+                <w:rFonts w:ascii="Times New Roman" w:hAnsi="Times New Roman"/>
               </w:rPr>
             </w:pPr>
           </w:p>
@@ -33186,7 +33395,7 @@
               <w:adjustRightInd w:val="0"/>
               <w:spacing w:line="360" w:lineRule="auto"/>
               <w:rPr>
-                <w:rFonts w:ascii="Times New Roman" w:hAnsi="Times New Roman" w:hint="eastAsia"/>
+                <w:rFonts w:ascii="Times New Roman" w:hAnsi="Times New Roman"/>
               </w:rPr>
             </w:pPr>
             <w:r>
@@ -33228,9 +33437,22 @@
                 <w:numId w:val="52"/>
               </w:numPr>
               <w:ind w:firstLineChars="0"/>
+            </w:pPr>
+            <w:r>
               <w:rPr>
                 <w:rFonts w:hint="eastAsia"/>
               </w:rPr>
+              <w:t>删除对象过程中更新分隔符</w:t>
+            </w:r>
+          </w:p>
+          <w:p>
+            <w:pPr>
+              <w:pStyle w:val="ListParagraph"/>
+              <w:numPr>
+                <w:ilvl w:val="0"/>
+                <w:numId w:val="52"/>
+              </w:numPr>
+              <w:ind w:firstLineChars="0"/>
             </w:pPr>
             <w:r>
               <w:rPr>
@@ -33260,7 +33482,7 @@
               <w:rPr>
                 <w:rFonts w:hint="eastAsia"/>
               </w:rPr>
-              <w:t>删除对象成功，写入目录为最新分隔符对应目录；更新分隔符成功</w:t>
+              <w:t>删除对象成功，新增两个分隔符目录；更新分隔符成功</w:t>
             </w:r>
           </w:p>
           <w:p>
@@ -33271,16 +33493,25 @@
                 <w:numId w:val="53"/>
               </w:numPr>
               <w:ind w:firstLineChars="0"/>
+            </w:pPr>
+            <w:r>
               <w:rPr>
                 <w:rFonts w:hint="eastAsia"/>
               </w:rPr>
-            </w:pPr>
+              <w:t>3</w:t>
+            </w:r>
             <w:r>
               <w:rPr>
                 <w:rFonts w:hint="eastAsia"/>
               </w:rPr>
-              <w:t>删除对象成功，新增两个分隔符目录；更新分隔符成功</w:t>
-            </w:r>
+              <w:t>删除对象成功，目录不存在；更新分隔符成功</w:t>
+            </w:r>
+          </w:p>
+          <w:p>
+            <w:pPr>
+              <w:pStyle w:val="ListParagraph"/>
+              <w:ind w:left="360" w:firstLineChars="0" w:firstLine="0"/>
+            </w:pPr>
           </w:p>
         </w:tc>
       </w:tr>
@@ -33449,49 +33680,18 @@
     <w:p>
       <w:pPr>
         <w:ind w:firstLine="420"/>
-        <w:rPr>
-          <w:rFonts w:ascii="宋体" w:hAnsi="宋体"/>
-        </w:rPr>
       </w:pPr>
       <w:r>
         <w:rPr>
           <w:rFonts w:ascii="宋体" w:hAnsi="宋体" w:hint="eastAsia"/>
         </w:rPr>
-        <w:t>使用S3提供</w:t>
+        <w:t>本次验证新增rest接口</w:t>
       </w:r>
       <w:r>
         <w:rPr>
           <w:rFonts w:ascii="宋体" w:hAnsi="宋体" w:hint="eastAsia"/>
         </w:rPr>
-        <w:t>java接口</w:t>
-      </w:r>
-      <w:r>
-        <w:rPr>
-          <w:rFonts w:ascii="宋体" w:hAnsi="宋体" w:hint="eastAsia"/>
-        </w:rPr>
-        <w:t>，该部分沿用S3自身接口规则，该接口</w:t>
-      </w:r>
-      <w:r>
-        <w:rPr>
-          <w:rFonts w:ascii="宋体" w:hAnsi="宋体" w:hint="eastAsia"/>
-        </w:rPr>
-        <w:t>在功能测试中覆盖验证，</w:t>
-      </w:r>
-      <w:r>
-        <w:rPr>
-          <w:rFonts w:ascii="宋体" w:hAnsi="宋体" w:hint="eastAsia"/>
-        </w:rPr>
-        <w:t>所以本次java接口参数校验主要覆盖正常场景和异常null场景。</w:t>
-      </w:r>
-    </w:p>
-    <w:p>
-      <w:r>
-        <w:rPr>
-          <w:rFonts w:ascii="宋体" w:cs="宋体" w:hint="eastAsia"/>
-          <w:kern w:val="0"/>
-          <w:szCs w:val="21"/>
-        </w:rPr>
-        <w:t xml:space="preserve">    本次主要验证新增对象名称校验。</w:t>
+        <w:t>，该接口不做参数校验，出错由服务端处理，所以本次只覆盖桶名和分隔符符合规则。</w:t>
       </w:r>
     </w:p>
     <w:p>
@@ -33503,13 +33703,7 @@
         <w:rPr>
           <w:rFonts w:hint="eastAsia"/>
         </w:rPr>
-        <w:t>对象</w:t>
-      </w:r>
-      <w:r>
-        <w:rPr>
-          <w:rFonts w:hint="eastAsia"/>
-        </w:rPr>
-        <w:t>名校验规则验证如下：</w:t>
+        <w:t>校验规则验证如下：</w:t>
       </w:r>
     </w:p>
     <w:tbl>
@@ -33527,11 +33721,11 @@
         <w:tblLook w:val="04A0"/>
       </w:tblPr>
       <w:tblGrid>
-        <w:gridCol w:w="1367"/>
-        <w:gridCol w:w="2227"/>
-        <w:gridCol w:w="1640"/>
-        <w:gridCol w:w="1636"/>
-        <w:gridCol w:w="1176"/>
+        <w:gridCol w:w="2197"/>
+        <w:gridCol w:w="2115"/>
+        <w:gridCol w:w="1556"/>
+        <w:gridCol w:w="1552"/>
+        <w:gridCol w:w="1102"/>
       </w:tblGrid>
       <w:tr>
         <w:tc>
@@ -33658,13 +33852,82 @@
               <w:jc w:val="left"/>
             </w:pPr>
             <w:r>
-              <w:t>N</w:t>
+              <w:rPr>
+                <w:i/>
+              </w:rPr>
+              <w:t>PUT /</w:t>
             </w:r>
             <w:r>
               <w:rPr>
                 <w:rFonts w:hint="eastAsia"/>
-              </w:rPr>
-              <w:t>ame</w:t>
+                <w:i/>
+              </w:rPr>
+              <w:t>s3</w:t>
+            </w:r>
+            <w:r>
+              <w:rPr>
+                <w:i/>
+              </w:rPr>
+              <w:t>/</w:t>
+            </w:r>
+            <w:r>
+              <w:rPr>
+                <w:rFonts w:cstheme="minorHAnsi" w:hint="eastAsia"/>
+                <w:i/>
+              </w:rPr>
+              <w:t>{</w:t>
+            </w:r>
+            <w:r>
+              <w:rPr>
+                <w:rFonts w:cstheme="minorHAnsi"/>
+                <w:i/>
+              </w:rPr>
+              <w:t>bucket</w:t>
+            </w:r>
+            <w:r>
+              <w:rPr>
+                <w:rFonts w:cstheme="minorHAnsi" w:hint="eastAsia"/>
+                <w:i/>
+              </w:rPr>
+              <w:t>}</w:t>
+            </w:r>
+            <w:r>
+              <w:rPr>
+                <w:i/>
+              </w:rPr>
+              <w:t>/</w:t>
+            </w:r>
+            <w:r>
+              <w:rPr>
+                <w:i/>
+              </w:rPr>
+              <w:t>?</w:t>
+            </w:r>
+            <w:r>
+              <w:rPr>
+                <w:i/>
+              </w:rPr>
+              <w:t>delimiter</w:t>
+            </w:r>
+            <w:r>
+              <w:rPr>
+                <w:i/>
+              </w:rPr>
+              <w:t xml:space="preserve"> HTTP/1.1</w:t>
+            </w:r>
+            <w:r>
+              <w:rPr>
+                <w:rFonts w:hint="eastAsia"/>
+                <w:i/>
+              </w:rPr>
+              <w:t>中</w:t>
+            </w:r>
+            <w:r>
+              <w:rPr>
+                <w:rFonts w:hint="eastAsia"/>
+                <w:i/>
+              </w:rPr>
+              <w:t>bucket</w:t>
             </w:r>
           </w:p>
         </w:tc>
@@ -33710,36 +33973,20 @@
               <w:rPr>
                 <w:rFonts w:hint="eastAsia"/>
               </w:rPr>
-              <w:t>1-900</w:t>
+              <w:t>3-63</w:t>
             </w:r>
             <w:r>
               <w:rPr>
                 <w:rFonts w:hint="eastAsia"/>
               </w:rPr>
-              <w:t>个字节</w:t>
+              <w:t>个字符</w:t>
             </w:r>
           </w:p>
           <w:p>
             <w:pPr>
               <w:pStyle w:val="ListParagraph"/>
-              <w:numPr>
-                <w:ilvl w:val="0"/>
-                <w:numId w:val="6"/>
-              </w:numPr>
-              <w:ind w:firstLineChars="0"/>
-            </w:pPr>
-            <w:r>
-              <w:rPr>
-                <w:rFonts w:hint="eastAsia"/>
-              </w:rPr>
-              <w:t>建议：</w:t>
-            </w:r>
-            <w:r>
-              <w:rPr>
-                <w:rFonts w:hint="eastAsia"/>
-              </w:rPr>
-              <w:t>使用安全字符</w:t>
-            </w:r>
+              <w:ind w:left="360" w:firstLineChars="0" w:firstLine="0"/>
+            </w:pPr>
           </w:p>
         </w:tc>
         <w:tc>
@@ -33801,7 +34048,7 @@
               <w:rPr>
                 <w:rFonts w:ascii="Arial" w:hAnsi="Arial" w:cs="Arial" w:hint="eastAsia"/>
               </w:rPr>
-              <w:t>1</w:t>
+              <w:t>3</w:t>
             </w:r>
             <w:r>
               <w:rPr>
@@ -33813,106 +34060,24 @@
               <w:rPr>
                 <w:rFonts w:ascii="Arial" w:hAnsi="Arial" w:cs="Arial" w:hint="eastAsia"/>
               </w:rPr>
-              <w:t>900</w:t>
+              <w:t>63</w:t>
             </w:r>
             <w:r>
               <w:rPr>
                 <w:rFonts w:ascii="Arial" w:hAnsi="Arial" w:cs="Arial" w:hint="eastAsia"/>
               </w:rPr>
-              <w:t>个字节</w:t>
+              <w:t>个字符</w:t>
             </w:r>
           </w:p>
           <w:p>
             <w:pPr>
               <w:pStyle w:val="ListParagraph"/>
-              <w:numPr>
-                <w:ilvl w:val="0"/>
-                <w:numId w:val="7"/>
-              </w:numPr>
               <w:spacing w:line="276" w:lineRule="auto"/>
-              <w:ind w:firstLineChars="0"/>
+              <w:ind w:left="360" w:firstLineChars="0" w:firstLine="0"/>
               <w:rPr>
                 <w:rFonts w:ascii="Arial" w:hAnsi="Arial" w:cs="Arial"/>
               </w:rPr>
             </w:pPr>
-            <w:r>
-              <w:rPr>
-                <w:rFonts w:ascii="Arial" w:hAnsi="Arial" w:cs="Arial" w:hint="eastAsia"/>
-              </w:rPr>
-              <w:t>包含特殊字符</w:t>
-            </w:r>
-          </w:p>
-          <w:p>
-            <w:pPr>
-              <w:pStyle w:val="ListParagraph"/>
-              <w:numPr>
-                <w:ilvl w:val="0"/>
-                <w:numId w:val="7"/>
-              </w:numPr>
-              <w:spacing w:line="276" w:lineRule="auto"/>
-              <w:ind w:firstLineChars="0"/>
-              <w:rPr>
-                <w:rFonts w:ascii="Arial" w:hAnsi="Arial" w:cs="Arial"/>
-              </w:rPr>
-            </w:pPr>
-            <w:r>
-              <w:rPr>
-                <w:rFonts w:ascii="Arial" w:hAnsi="Arial" w:cs="Arial" w:hint="eastAsia"/>
-              </w:rPr>
-              <w:t>包含</w:t>
-            </w:r>
-            <w:r>
-              <w:rPr>
-                <w:rFonts w:ascii="Arial" w:hAnsi="Arial" w:cs="Arial" w:hint="eastAsia"/>
-              </w:rPr>
-              <w:t>字母数字字符</w:t>
-            </w:r>
-          </w:p>
-          <w:p>
-            <w:pPr>
-              <w:pStyle w:val="ListParagraph"/>
-              <w:numPr>
-                <w:ilvl w:val="0"/>
-                <w:numId w:val="7"/>
-              </w:numPr>
-              <w:spacing w:line="276" w:lineRule="auto"/>
-              <w:ind w:firstLineChars="0"/>
-              <w:rPr>
-                <w:rFonts w:ascii="Arial" w:hAnsi="Arial" w:cs="Arial"/>
-              </w:rPr>
-            </w:pPr>
-            <w:r>
-              <w:rPr>
-                <w:rFonts w:ascii="Arial" w:hAnsi="Arial" w:cs="Arial" w:hint="eastAsia"/>
-              </w:rPr>
-              <w:t>包含</w:t>
-            </w:r>
-            <w:r>
-              <w:rPr>
-                <w:rFonts w:ascii="Arial" w:hAnsi="Arial" w:cs="Arial" w:hint="eastAsia"/>
-              </w:rPr>
-              <w:t>需要特殊处理的字符</w:t>
-            </w:r>
-          </w:p>
-          <w:p>
-            <w:pPr>
-              <w:pStyle w:val="ListParagraph"/>
-              <w:numPr>
-                <w:ilvl w:val="0"/>
-                <w:numId w:val="7"/>
-              </w:numPr>
-              <w:spacing w:line="276" w:lineRule="auto"/>
-              <w:ind w:firstLineChars="0"/>
-              <w:rPr>
-                <w:rFonts w:ascii="Arial" w:hAnsi="Arial" w:cs="Arial"/>
-              </w:rPr>
-            </w:pPr>
-            <w:r>
-              <w:rPr>
-                <w:rFonts w:ascii="Arial" w:hAnsi="Arial" w:cs="Arial" w:hint="eastAsia"/>
-              </w:rPr>
-              <w:t>包含不建议使用的字符</w:t>
-            </w:r>
           </w:p>
         </w:tc>
         <w:tc>
@@ -33966,13 +34131,25 @@
               <w:rPr>
                 <w:rFonts w:ascii="Arial" w:hAnsi="Arial" w:cs="Arial" w:hint="eastAsia"/>
               </w:rPr>
-              <w:t>901</w:t>
+              <w:t>2</w:t>
             </w:r>
             <w:r>
               <w:rPr>
                 <w:rFonts w:ascii="Arial" w:hAnsi="Arial" w:cs="Arial" w:hint="eastAsia"/>
               </w:rPr>
-              <w:t>个字节</w:t>
+              <w:t>个字符、</w:t>
+            </w:r>
+            <w:r>
+              <w:rPr>
+                <w:rFonts w:ascii="Arial" w:hAnsi="Arial" w:cs="Arial" w:hint="eastAsia"/>
+              </w:rPr>
+              <w:t>64</w:t>
+            </w:r>
+            <w:r>
+              <w:rPr>
+                <w:rFonts w:ascii="Arial" w:hAnsi="Arial" w:cs="Arial" w:hint="eastAsia"/>
+              </w:rPr>
+              <w:t>个字符</w:t>
             </w:r>
           </w:p>
           <w:p>
@@ -34002,26 +34179,275 @@
               <w:rPr>
                 <w:rFonts w:ascii="Arial" w:eastAsia="宋体" w:hAnsi="Arial" w:cs="Arial" w:hint="eastAsia"/>
               </w:rPr>
-              <w:t>5/6</w:t>
-            </w:r>
-            <w:r>
+              <w:t>参考桶名校验规则</w:t>
+            </w:r>
+          </w:p>
+        </w:tc>
+      </w:tr>
+      <w:tr>
+        <w:tc>
+          <w:tcPr>
+            <w:tcW w:w="1367" w:type="dxa"/>
+          </w:tcPr>
+          <w:p>
+            <w:pPr>
+              <w:autoSpaceDE w:val="0"/>
+              <w:autoSpaceDN w:val="0"/>
+              <w:adjustRightInd w:val="0"/>
+              <w:jc w:val="left"/>
+              <w:rPr>
+                <w:i/>
+              </w:rPr>
+            </w:pPr>
+            <w:r>
+              <w:rPr>
+                <w:i/>
+              </w:rPr>
+              <w:t xml:space="preserve">PUT </w:t>
+            </w:r>
+            <w:r>
+              <w:rPr>
+                <w:i/>
+              </w:rPr>
+              <w:lastRenderedPageBreak/>
+              <w:t>/</w:t>
+            </w:r>
+            <w:r>
+              <w:rPr>
+                <w:rFonts w:hint="eastAsia"/>
+                <w:i/>
+              </w:rPr>
+              <w:t>s3</w:t>
+            </w:r>
+            <w:r>
+              <w:rPr>
+                <w:i/>
+              </w:rPr>
+              <w:t>/</w:t>
+            </w:r>
+            <w:r>
+              <w:rPr>
+                <w:rFonts w:cstheme="minorHAnsi" w:hint="eastAsia"/>
+                <w:i/>
+              </w:rPr>
+              <w:t>{</w:t>
+            </w:r>
+            <w:r>
+              <w:rPr>
+                <w:rFonts w:cstheme="minorHAnsi"/>
+                <w:i/>
+              </w:rPr>
+              <w:t>bucket</w:t>
+            </w:r>
+            <w:r>
+              <w:rPr>
+                <w:rFonts w:cstheme="minorHAnsi" w:hint="eastAsia"/>
+                <w:i/>
+              </w:rPr>
+              <w:t>}</w:t>
+            </w:r>
+            <w:r>
+              <w:rPr>
+                <w:i/>
+              </w:rPr>
+              <w:t>/</w:t>
+            </w:r>
+            <w:r>
+              <w:rPr>
+                <w:i/>
+              </w:rPr>
+              <w:t>?</w:t>
+            </w:r>
+            <w:r>
+              <w:rPr>
+                <w:i/>
+              </w:rPr>
+              <w:t>delimiter</w:t>
+            </w:r>
+            <w:r>
+              <w:rPr>
+                <w:i/>
+              </w:rPr>
+              <w:t xml:space="preserve"> HTTP/1.1</w:t>
+            </w:r>
+            <w:r>
+              <w:rPr>
+                <w:rFonts w:hint="eastAsia"/>
+                <w:i/>
+              </w:rPr>
+              <w:t>中</w:t>
+            </w:r>
+            <w:r>
+              <w:rPr>
+                <w:rFonts w:hint="eastAsia"/>
+                <w:i/>
+              </w:rPr>
+              <w:t>delimiter</w:t>
+            </w:r>
+          </w:p>
+        </w:tc>
+        <w:tc>
+          <w:tcPr>
+            <w:tcW w:w="2227" w:type="dxa"/>
+          </w:tcPr>
+          <w:p>
+            <w:pPr>
+              <w:pStyle w:val="ListParagraph"/>
+              <w:numPr>
+                <w:ilvl w:val="0"/>
+                <w:numId w:val="59"/>
+              </w:numPr>
+              <w:ind w:firstLineChars="0"/>
+              <w:rPr>
+                <w:rFonts w:hint="eastAsia"/>
+              </w:rPr>
+            </w:pPr>
+            <w:r>
+              <w:lastRenderedPageBreak/>
+              <w:t>S</w:t>
+            </w:r>
+            <w:r>
+              <w:rPr>
+                <w:rFonts w:hint="eastAsia"/>
+              </w:rPr>
+              <w:t>tring</w:t>
+            </w:r>
+            <w:r>
+              <w:rPr>
+                <w:rFonts w:hint="eastAsia"/>
+              </w:rPr>
+              <w:t>类型</w:t>
+            </w:r>
+          </w:p>
+          <w:p>
+            <w:pPr>
+              <w:pStyle w:val="ListParagraph"/>
+              <w:numPr>
+                <w:ilvl w:val="0"/>
+                <w:numId w:val="59"/>
+              </w:numPr>
+              <w:ind w:firstLineChars="0"/>
+              <w:rPr>
+                <w:rFonts w:hint="eastAsia"/>
+              </w:rPr>
+            </w:pPr>
+            <w:r>
+              <w:rPr>
+                <w:rFonts w:hint="eastAsia"/>
+              </w:rPr>
+              <w:lastRenderedPageBreak/>
+              <w:t>字母数字字符</w:t>
+            </w:r>
+          </w:p>
+          <w:p>
+            <w:pPr>
+              <w:pStyle w:val="ListParagraph"/>
+              <w:numPr>
+                <w:ilvl w:val="0"/>
+                <w:numId w:val="59"/>
+              </w:numPr>
+              <w:ind w:firstLineChars="0"/>
+              <w:rPr>
+                <w:rFonts w:hint="eastAsia"/>
+              </w:rPr>
+            </w:pPr>
+            <w:r>
+              <w:rPr>
+                <w:rFonts w:hint="eastAsia"/>
+              </w:rPr>
+              <w:t>特殊字符</w:t>
+            </w:r>
+          </w:p>
+          <w:p>
+            <w:pPr>
+              <w:pStyle w:val="ListParagraph"/>
+              <w:numPr>
+                <w:ilvl w:val="0"/>
+                <w:numId w:val="59"/>
+              </w:numPr>
+              <w:ind w:firstLineChars="0"/>
+            </w:pPr>
+            <w:r>
+              <w:rPr>
+                <w:rFonts w:hint="eastAsia"/>
+              </w:rPr>
+              <w:t>要特殊处理的字符</w:t>
+            </w:r>
+          </w:p>
+        </w:tc>
+        <w:tc>
+          <w:tcPr>
+            <w:tcW w:w="1640" w:type="dxa"/>
+          </w:tcPr>
+          <w:p>
+            <w:pPr>
+              <w:pStyle w:val="ListParagraph"/>
+              <w:numPr>
+                <w:ilvl w:val="0"/>
+                <w:numId w:val="60"/>
+              </w:numPr>
+              <w:spacing w:line="276" w:lineRule="auto"/>
+              <w:ind w:firstLineChars="0"/>
+              <w:rPr>
+                <w:rFonts w:ascii="Arial" w:hAnsi="Arial" w:cs="Arial" w:hint="eastAsia"/>
+              </w:rPr>
+            </w:pPr>
+            <w:r>
+              <w:rPr>
+                <w:rFonts w:ascii="Arial" w:hAnsi="Arial" w:cs="Arial" w:hint="eastAsia"/>
+              </w:rPr>
+              <w:lastRenderedPageBreak/>
+              <w:t>指定不同</w:t>
+            </w:r>
+            <w:r>
+              <w:rPr>
+                <w:rFonts w:ascii="Arial" w:hAnsi="Arial" w:cs="Arial" w:hint="eastAsia"/>
+              </w:rPr>
+              <w:lastRenderedPageBreak/>
+              <w:t>格式分隔符</w:t>
+            </w:r>
+          </w:p>
+        </w:tc>
+        <w:tc>
+          <w:tcPr>
+            <w:tcW w:w="1636" w:type="dxa"/>
+          </w:tcPr>
+          <w:p>
+            <w:pPr>
+              <w:pStyle w:val="ListParagraph"/>
+              <w:numPr>
+                <w:ilvl w:val="0"/>
+                <w:numId w:val="61"/>
+              </w:numPr>
+              <w:spacing w:line="276" w:lineRule="auto"/>
+              <w:ind w:firstLineChars="0"/>
+              <w:rPr>
+                <w:rFonts w:ascii="Arial" w:hAnsi="Arial" w:cs="Arial" w:hint="eastAsia"/>
+              </w:rPr>
+            </w:pPr>
+            <w:r>
+              <w:rPr>
+                <w:rFonts w:ascii="Arial" w:hAnsi="Arial" w:cs="Arial" w:hint="eastAsia"/>
+              </w:rPr>
+              <w:lastRenderedPageBreak/>
+              <w:t>为空</w:t>
+            </w:r>
+          </w:p>
+        </w:tc>
+        <w:tc>
+          <w:tcPr>
+            <w:tcW w:w="1176" w:type="dxa"/>
+          </w:tcPr>
+          <w:p>
+            <w:pPr>
+              <w:autoSpaceDE w:val="0"/>
+              <w:autoSpaceDN w:val="0"/>
+              <w:adjustRightInd w:val="0"/>
+              <w:spacing w:line="276" w:lineRule="auto"/>
               <w:rPr>
                 <w:rFonts w:ascii="Arial" w:eastAsia="宋体" w:hAnsi="Arial" w:cs="Arial" w:hint="eastAsia"/>
               </w:rPr>
-              <w:t>参考</w:t>
-            </w:r>
-            <w:r>
-              <w:rPr>
-                <w:rFonts w:ascii="Arial" w:eastAsia="宋体" w:hAnsi="Arial" w:cs="Arial" w:hint="eastAsia"/>
-              </w:rPr>
-              <w:t>S3</w:t>
-            </w:r>
-            <w:r>
-              <w:rPr>
-                <w:rFonts w:ascii="Arial" w:eastAsia="宋体" w:hAnsi="Arial" w:cs="Arial" w:hint="eastAsia"/>
-              </w:rPr>
-              <w:t>校验规则</w:t>
-            </w:r>
+            </w:pPr>
           </w:p>
         </w:tc>
       </w:tr>
@@ -34046,7 +34472,6 @@
           <w:sz w:val="24"/>
           <w:szCs w:val="24"/>
         </w:rPr>
-        <w:lastRenderedPageBreak/>
         <w:t>3.1.2.4</w:t>
       </w:r>
       <w:r>
@@ -34197,7 +34622,19 @@
         <w:rPr>
           <w:rFonts w:hint="eastAsia"/>
         </w:rPr>
-        <w:t>更新对象过程中异常（覆盖更新元数据、上传数据过程、删除数据过程中异常）</w:t>
+        <w:t>更新对象过程中异常（覆盖</w:t>
+      </w:r>
+      <w:r>
+        <w:rPr>
+          <w:rFonts w:hint="eastAsia"/>
+        </w:rPr>
+        <w:t>写目录更新元数据过程中异常，元数据更新失败则回滚</w:t>
+      </w:r>
+      <w:r>
+        <w:rPr>
+          <w:rFonts w:hint="eastAsia"/>
+        </w:rPr>
+        <w:t>）</w:t>
       </w:r>
     </w:p>
     <w:p>
@@ -34273,9 +34710,6 @@
         </w:numPr>
         <w:spacing w:line="276" w:lineRule="auto"/>
         <w:ind w:firstLineChars="0"/>
-        <w:rPr>
-          <w:rFonts w:hint="eastAsia"/>
-        </w:rPr>
       </w:pPr>
       <w:r>
         <w:rPr>
@@ -34293,9 +34727,6 @@
         </w:numPr>
         <w:spacing w:line="276" w:lineRule="auto"/>
         <w:ind w:firstLineChars="0"/>
-        <w:rPr>
-          <w:rFonts w:hint="eastAsia"/>
-        </w:rPr>
       </w:pPr>
       <w:r>
         <w:rPr>
@@ -34320,7 +34751,25 @@
         <w:rPr>
           <w:rFonts w:hint="eastAsia"/>
         </w:rPr>
-        <w:t>重建目录层级过程中异常（回滚）</w:t>
+        <w:t>定时任务过程中异常（重启后继续执行定时任务）；</w:t>
+      </w:r>
+      <w:r>
+        <w:rPr>
+          <w:rFonts w:hint="eastAsia"/>
+        </w:rPr>
+        <w:t>重建目录层级过程中异常（回滚</w:t>
+      </w:r>
+      <w:r>
+        <w:rPr>
+          <w:rFonts w:hint="eastAsia"/>
+        </w:rPr>
+        <w:t>，已修改元数据不回滚，再次更新相同记录正常</w:t>
+      </w:r>
+      <w:r>
+        <w:rPr>
+          <w:rFonts w:hint="eastAsia"/>
+        </w:rPr>
+        <w:t>）</w:t>
       </w:r>
       <w:r>
         <w:rPr>
@@ -34398,7 +34847,7 @@
           <w:rFonts w:ascii="Arial" w:hAnsi="Arial" w:cs="Arial"/>
         </w:rPr>
       </w:pPr>
-      <w:bookmarkStart w:id="17" w:name="_Toc430105226"/>
+      <w:bookmarkStart w:id="20" w:name="_Toc430105226"/>
       <w:r>
         <w:rPr>
           <w:rFonts w:ascii="Arial" w:hAnsi="Arial" w:cs="Arial"/>
@@ -34411,7 +34860,7 @@
         </w:rPr>
         <w:t>分析和设计</w:t>
       </w:r>
-      <w:bookmarkEnd w:id="17"/>
+      <w:bookmarkEnd w:id="20"/>
     </w:p>
     <w:p>
       <w:pPr>
@@ -34439,14 +34888,14 @@
           <w:rFonts w:ascii="Arial" w:hAnsi="Arial" w:cs="Arial"/>
         </w:rPr>
       </w:pPr>
-      <w:bookmarkStart w:id="18" w:name="_Toc430105227"/>
+      <w:bookmarkStart w:id="21" w:name="_Toc430105227"/>
       <w:r>
         <w:rPr>
           <w:rFonts w:ascii="Arial" w:hAnsi="Arial" w:cs="Arial"/>
         </w:rPr>
         <w:t>兼容性分析和设计</w:t>
       </w:r>
-      <w:bookmarkEnd w:id="18"/>
+      <w:bookmarkEnd w:id="21"/>
     </w:p>
     <w:p>
       <w:pPr>
@@ -34467,7 +34916,7 @@
           <w:rFonts w:ascii="Arial" w:hAnsi="Arial" w:cs="Arial"/>
         </w:rPr>
       </w:pPr>
-      <w:bookmarkStart w:id="19" w:name="_Toc430105228"/>
+      <w:bookmarkStart w:id="22" w:name="_Toc430105228"/>
       <w:r>
         <w:rPr>
           <w:rFonts w:ascii="Arial" w:hAnsi="Arial" w:cs="Arial"/>
@@ -34486,7 +34935,7 @@
         </w:rPr>
         <w:t>和特性交互分析和设计</w:t>
       </w:r>
-      <w:bookmarkEnd w:id="19"/>
+      <w:bookmarkEnd w:id="22"/>
     </w:p>
     <w:p>
       <w:pPr>
@@ -34514,14 +34963,14 @@
           <w:rFonts w:cs="Arial"/>
         </w:rPr>
       </w:pPr>
-      <w:bookmarkStart w:id="20" w:name="_Toc430105229"/>
+      <w:bookmarkStart w:id="23" w:name="_Toc430105229"/>
       <w:r>
         <w:rPr>
           <w:rFonts w:cs="Arial"/>
         </w:rPr>
         <w:t>可测试性分析</w:t>
       </w:r>
-      <w:bookmarkEnd w:id="20"/>
+      <w:bookmarkEnd w:id="23"/>
     </w:p>
     <w:p>
       <w:pPr>
@@ -34531,14 +34980,14 @@
           <w:rFonts w:cs="Arial"/>
         </w:rPr>
       </w:pPr>
-      <w:bookmarkStart w:id="21" w:name="_Toc430105230"/>
+      <w:bookmarkStart w:id="24" w:name="_Toc430105230"/>
       <w:r>
         <w:rPr>
           <w:rFonts w:cs="Arial"/>
         </w:rPr>
         <w:t>自动化分析和设计</w:t>
       </w:r>
-      <w:bookmarkEnd w:id="21"/>
+      <w:bookmarkEnd w:id="24"/>
     </w:p>
     <w:p>
       <w:pPr>
@@ -34612,7 +35061,17 @@
           <w:kern w:val="0"/>
           <w:szCs w:val="21"/>
         </w:rPr>
-        <w:t>接口测试验证。</w:t>
+        <w:t>接口</w:t>
+      </w:r>
+      <w:r>
+        <w:rPr>
+          <w:rFonts w:ascii="Times New Roman" w:eastAsia="宋体" w:hAnsi="Times New Roman" w:cs="Times New Roman" w:hint="eastAsia"/>
+          <w:snapToGrid w:val="0"/>
+          <w:kern w:val="0"/>
+          <w:szCs w:val="21"/>
+        </w:rPr>
+        <w:lastRenderedPageBreak/>
+        <w:t>测试验证。</w:t>
       </w:r>
     </w:p>
     <w:p>
@@ -34641,14 +35100,14 @@
         <w:pStyle w:val="Heading2"/>
         <w:spacing w:line="276" w:lineRule="auto"/>
       </w:pPr>
-      <w:bookmarkStart w:id="22" w:name="_Toc430105231"/>
+      <w:bookmarkStart w:id="25" w:name="_Toc430105231"/>
       <w:r>
         <w:rPr>
           <w:rFonts w:cs="Arial"/>
         </w:rPr>
         <w:t>详细测试方法</w:t>
       </w:r>
-      <w:bookmarkEnd w:id="22"/>
+      <w:bookmarkEnd w:id="25"/>
       <w:r>
         <w:rPr>
           <w:rFonts w:hint="eastAsia"/>
@@ -34664,14 +35123,14 @@
           <w:rFonts w:ascii="Arial" w:hAnsi="Arial" w:cs="Arial"/>
         </w:rPr>
       </w:pPr>
-      <w:bookmarkStart w:id="23" w:name="_Toc430105232"/>
+      <w:bookmarkStart w:id="26" w:name="_Toc430105232"/>
       <w:r>
         <w:rPr>
           <w:rFonts w:ascii="Arial" w:hAnsi="Arial" w:cs="Arial"/>
         </w:rPr>
         <w:t>详细设计</w:t>
       </w:r>
-      <w:bookmarkEnd w:id="23"/>
+      <w:bookmarkEnd w:id="26"/>
     </w:p>
     <w:p>
       <w:r>
@@ -34689,15 +35148,14 @@
           <w:rFonts w:ascii="Arial" w:hAnsi="Arial" w:cs="Arial"/>
         </w:rPr>
       </w:pPr>
-      <w:bookmarkStart w:id="24" w:name="_Toc430105233"/>
+      <w:bookmarkStart w:id="27" w:name="_Toc430105233"/>
       <w:r>
         <w:rPr>
           <w:rFonts w:ascii="Arial" w:hAnsi="Arial" w:cs="Arial"/>
         </w:rPr>
-        <w:lastRenderedPageBreak/>
         <w:t>验收测试用例</w:t>
       </w:r>
-      <w:bookmarkEnd w:id="24"/>
+      <w:bookmarkEnd w:id="27"/>
     </w:p>
     <w:tbl>
       <w:tblPr>
@@ -35018,7 +35476,7 @@
               <w:spacing w:line="276" w:lineRule="auto"/>
               <w:cnfStyle w:val="000000100000"/>
               <w:rPr>
-                <w:rFonts w:ascii="Arial" w:hAnsi="Arial" w:cs="Arial" w:hint="eastAsia"/>
+                <w:rFonts w:ascii="Arial" w:hAnsi="Arial" w:cs="Arial"/>
                 <w:sz w:val="20"/>
                 <w:szCs w:val="20"/>
               </w:rPr>
@@ -35320,7 +35778,7 @@
               <w:ind w:firstLineChars="0"/>
               <w:cnfStyle w:val="000000010000"/>
               <w:rPr>
-                <w:rFonts w:ascii="Arial" w:hAnsi="Arial" w:cs="Arial" w:hint="eastAsia"/>
+                <w:rFonts w:ascii="Arial" w:hAnsi="Arial" w:cs="Arial"/>
                 <w:sz w:val="20"/>
                 <w:szCs w:val="20"/>
               </w:rPr>
@@ -35571,7 +36029,7 @@
               <w:spacing w:line="276" w:lineRule="auto"/>
               <w:cnfStyle w:val="000000100000"/>
               <w:rPr>
-                <w:rFonts w:ascii="Arial" w:hAnsi="Arial" w:cs="Arial" w:hint="eastAsia"/>
+                <w:rFonts w:ascii="Arial" w:hAnsi="Arial" w:cs="Arial"/>
                 <w:sz w:val="20"/>
                 <w:szCs w:val="20"/>
               </w:rPr>
@@ -35664,6 +36122,7 @@
                 <w:sz w:val="20"/>
                 <w:szCs w:val="20"/>
               </w:rPr>
+              <w:lastRenderedPageBreak/>
               <w:t>TS00</w:t>
             </w:r>
             <w:r>
@@ -35826,7 +36285,6 @@
                 <w:sz w:val="20"/>
                 <w:szCs w:val="20"/>
               </w:rPr>
-              <w:lastRenderedPageBreak/>
               <w:t>指定</w:t>
             </w:r>
             <w:r>
@@ -35898,7 +36356,6 @@
                 <w:sz w:val="20"/>
                 <w:szCs w:val="20"/>
               </w:rPr>
-              <w:lastRenderedPageBreak/>
               <w:t>删除对象成功</w:t>
             </w:r>
             <w:r>
@@ -35956,7 +36413,6 @@
                 <w:sz w:val="20"/>
                 <w:szCs w:val="20"/>
               </w:rPr>
-              <w:lastRenderedPageBreak/>
               <w:t>versionId</w:t>
             </w:r>
             <w:r>
@@ -36020,7 +36476,6 @@
                 <w:sz w:val="20"/>
                 <w:szCs w:val="20"/>
               </w:rPr>
-              <w:lastRenderedPageBreak/>
               <w:t>TS005</w:t>
             </w:r>
           </w:p>
@@ -36034,7 +36489,7 @@
               <w:spacing w:line="276" w:lineRule="auto"/>
               <w:cnfStyle w:val="000000100000"/>
               <w:rPr>
-                <w:rFonts w:ascii="Arial" w:hAnsi="Arial" w:cs="Arial" w:hint="eastAsia"/>
+                <w:rFonts w:ascii="Arial" w:hAnsi="Arial" w:cs="Arial"/>
                 <w:sz w:val="20"/>
                 <w:szCs w:val="20"/>
               </w:rPr>
@@ -36064,7 +36519,7 @@
               <w:ind w:firstLineChars="0"/>
               <w:cnfStyle w:val="000000100000"/>
               <w:rPr>
-                <w:rFonts w:ascii="Arial" w:hAnsi="Arial" w:cs="Arial" w:hint="eastAsia"/>
+                <w:rFonts w:ascii="Arial" w:hAnsi="Arial" w:cs="Arial"/>
                 <w:sz w:val="20"/>
                 <w:szCs w:val="20"/>
               </w:rPr>
@@ -36089,7 +36544,7 @@
               <w:ind w:firstLineChars="0"/>
               <w:cnfStyle w:val="000000100000"/>
               <w:rPr>
-                <w:rFonts w:ascii="Arial" w:hAnsi="Arial" w:cs="Arial" w:hint="eastAsia"/>
+                <w:rFonts w:ascii="Arial" w:hAnsi="Arial" w:cs="Arial"/>
                 <w:sz w:val="20"/>
                 <w:szCs w:val="20"/>
               </w:rPr>
@@ -36130,7 +36585,7 @@
               <w:ind w:firstLineChars="0"/>
               <w:cnfStyle w:val="000000100000"/>
               <w:rPr>
-                <w:rFonts w:ascii="Arial" w:hAnsi="Arial" w:cs="Arial" w:hint="eastAsia"/>
+                <w:rFonts w:ascii="Arial" w:hAnsi="Arial" w:cs="Arial"/>
                 <w:sz w:val="20"/>
                 <w:szCs w:val="20"/>
               </w:rPr>
@@ -36155,7 +36610,7 @@
               <w:ind w:firstLineChars="0"/>
               <w:cnfStyle w:val="000000100000"/>
               <w:rPr>
-                <w:rFonts w:ascii="Arial" w:hAnsi="Arial" w:cs="Arial" w:hint="eastAsia"/>
+                <w:rFonts w:ascii="Arial" w:hAnsi="Arial" w:cs="Arial"/>
                 <w:sz w:val="20"/>
                 <w:szCs w:val="20"/>
               </w:rPr>
@@ -36185,7 +36640,7 @@
               <w:ind w:firstLineChars="0"/>
               <w:cnfStyle w:val="000000100000"/>
               <w:rPr>
-                <w:rFonts w:ascii="Arial" w:hAnsi="Arial" w:cs="Arial" w:hint="eastAsia"/>
+                <w:rFonts w:ascii="Arial" w:hAnsi="Arial" w:cs="Arial"/>
                 <w:sz w:val="20"/>
                 <w:szCs w:val="20"/>
               </w:rPr>
@@ -36210,7 +36665,7 @@
               <w:ind w:firstLineChars="0"/>
               <w:cnfStyle w:val="000000100000"/>
               <w:rPr>
-                <w:rFonts w:ascii="Arial" w:hAnsi="Arial" w:cs="Arial" w:hint="eastAsia"/>
+                <w:rFonts w:ascii="Arial" w:hAnsi="Arial" w:cs="Arial"/>
                 <w:sz w:val="20"/>
                 <w:szCs w:val="20"/>
               </w:rPr>
@@ -36265,6 +36720,128 @@
     </w:sectPr>
   </w:body>
 </w:document>
+</file>
+
+<file path=word/comments.xml><?xml version="1.0" encoding="utf-8"?>
+<w:comments xmlns:ve="http://schemas.openxmlformats.org/markup-compatibility/2006" xmlns:o="urn:schemas-microsoft-com:office:office" xmlns:r="http://schemas.openxmlformats.org/officeDocument/2006/relationships" xmlns:m="http://schemas.openxmlformats.org/officeDocument/2006/math" xmlns:v="urn:schemas-microsoft-com:vml" xmlns:wp="http://schemas.openxmlformats.org/drawingml/2006/wordprocessingDrawing" xmlns:w10="urn:schemas-microsoft-com:office:word" xmlns:w="http://schemas.openxmlformats.org/wordprocessingml/2006/main" xmlns:wne="http://schemas.microsoft.com/office/word/2006/wordml">
+  <w:comment w:id="17" w:author="wuyan" w:date="2019-03-12T14:18:00Z" w:initials="w">
+    <w:p>
+      <w:pPr>
+        <w:pStyle w:val="CommentText"/>
+      </w:pPr>
+      <w:r>
+        <w:rPr>
+          <w:rStyle w:val="CommentReference"/>
+        </w:rPr>
+        <w:annotationRef/>
+      </w:r>
+      <w:r>
+        <w:rPr>
+          <w:rFonts w:hint="eastAsia"/>
+        </w:rPr>
+        <w:t>带删除再设置分隔符</w:t>
+      </w:r>
+    </w:p>
+  </w:comment>
+  <w:comment w:id="18" w:author="wuyan" w:date="2019-03-12T14:54:00Z" w:initials="w">
+    <w:p>
+      <w:pPr>
+        <w:pStyle w:val="CommentText"/>
+      </w:pPr>
+      <w:r>
+        <w:rPr>
+          <w:rStyle w:val="CommentReference"/>
+        </w:rPr>
+        <w:annotationRef/>
+      </w:r>
+      <w:r>
+        <w:rPr>
+          <w:rFonts w:hint="eastAsia"/>
+          <w:iCs/>
+          <w:noProof/>
+          <w:color w:val="000000"/>
+        </w:rPr>
+        <w:t>补充场景：指定</w:t>
+      </w:r>
+      <w:r>
+        <w:rPr>
+          <w:rFonts w:hint="eastAsia"/>
+          <w:iCs/>
+          <w:noProof/>
+          <w:color w:val="000000"/>
+        </w:rPr>
+        <w:t>prefix+</w:t>
+      </w:r>
+      <w:r>
+        <w:rPr>
+          <w:rFonts w:hint="eastAsia"/>
+          <w:noProof/>
+        </w:rPr>
+        <w:t xml:space="preserve"> KeyMarker</w:t>
+      </w:r>
+      <w:r>
+        <w:rPr>
+          <w:rFonts w:hint="eastAsia"/>
+          <w:noProof/>
+        </w:rPr>
+        <w:t>：匹配、不匹配</w:t>
+      </w:r>
+      <w:r>
+        <w:rPr>
+          <w:rFonts w:hint="eastAsia"/>
+          <w:noProof/>
+        </w:rPr>
+        <w:t>keyMarker</w:t>
+      </w:r>
+    </w:p>
+  </w:comment>
+  <w:comment w:id="19" w:author="wuyan" w:date="2019-03-12T15:02:00Z" w:initials="w">
+    <w:p>
+      <w:pPr>
+        <w:pStyle w:val="CommentText"/>
+      </w:pPr>
+      <w:r>
+        <w:rPr>
+          <w:rStyle w:val="CommentReference"/>
+        </w:rPr>
+        <w:annotationRef/>
+      </w:r>
+      <w:r>
+        <w:rPr>
+          <w:rFonts w:hint="eastAsia"/>
+        </w:rPr>
+        <w:t>补充</w:t>
+      </w:r>
+      <w:r>
+        <w:t>K</w:t>
+      </w:r>
+      <w:r>
+        <w:rPr>
+          <w:rFonts w:hint="eastAsia"/>
+        </w:rPr>
+        <w:t>eyMarker</w:t>
+      </w:r>
+      <w:r>
+        <w:rPr>
+          <w:rFonts w:hint="eastAsia"/>
+        </w:rPr>
+        <w:t>匹配的记录匹配到</w:t>
+      </w:r>
+      <w:r>
+        <w:rPr>
+          <w:rFonts w:hint="eastAsia"/>
+        </w:rPr>
+        <w:t>commonprefix</w:t>
+      </w:r>
+      <w:r>
+        <w:rPr>
+          <w:rFonts w:hint="eastAsia"/>
+        </w:rPr>
+        <w:t>中</w:t>
+      </w:r>
+    </w:p>
+  </w:comment>
+</w:comments>
 </file>
 
 <file path=word/endnotes.xml><?xml version="1.0" encoding="utf-8"?>
@@ -36327,7 +36904,7 @@
               <w:rPr>
                 <w:noProof/>
               </w:rPr>
-              <w:t>2019-3-11</w:t>
+              <w:t>2019-3-12</w:t>
             </w:r>
           </w:fldSimple>
         </w:p>
@@ -36695,6 +37272,95 @@
     </w:lvl>
   </w:abstractNum>
   <w:abstractNum w:abstractNumId="2">
+    <w:nsid w:val="02772ED3"/>
+    <w:multiLevelType w:val="hybridMultilevel"/>
+    <w:tmpl w:val="0E867FA6"/>
+    <w:lvl w:ilvl="0" w:tplc="C7B63D7C">
+      <w:start w:val="1"/>
+      <w:numFmt w:val="decimal"/>
+      <w:lvlText w:val="%1、"/>
+      <w:lvlJc w:val="left"/>
+      <w:pPr>
+        <w:ind w:left="360" w:hanging="360"/>
+      </w:pPr>
+      <w:rPr>
+        <w:rFonts w:hint="default"/>
+      </w:rPr>
+    </w:lvl>
+    <w:lvl w:ilvl="1" w:tplc="04090019" w:tentative="1">
+      <w:start w:val="1"/>
+      <w:numFmt w:val="lowerLetter"/>
+      <w:lvlText w:val="%2)"/>
+      <w:lvlJc w:val="left"/>
+      <w:pPr>
+        <w:ind w:left="840" w:hanging="420"/>
+      </w:pPr>
+    </w:lvl>
+    <w:lvl w:ilvl="2" w:tplc="0409001B" w:tentative="1">
+      <w:start w:val="1"/>
+      <w:numFmt w:val="lowerRoman"/>
+      <w:lvlText w:val="%3."/>
+      <w:lvlJc w:val="right"/>
+      <w:pPr>
+        <w:ind w:left="1260" w:hanging="420"/>
+      </w:pPr>
+    </w:lvl>
+    <w:lvl w:ilvl="3" w:tplc="0409000F" w:tentative="1">
+      <w:start w:val="1"/>
+      <w:numFmt w:val="decimal"/>
+      <w:lvlText w:val="%4."/>
+      <w:lvlJc w:val="left"/>
+      <w:pPr>
+        <w:ind w:left="1680" w:hanging="420"/>
+      </w:pPr>
+    </w:lvl>
+    <w:lvl w:ilvl="4" w:tplc="04090019" w:tentative="1">
+      <w:start w:val="1"/>
+      <w:numFmt w:val="lowerLetter"/>
+      <w:lvlText w:val="%5)"/>
+      <w:lvlJc w:val="left"/>
+      <w:pPr>
+        <w:ind w:left="2100" w:hanging="420"/>
+      </w:pPr>
+    </w:lvl>
+    <w:lvl w:ilvl="5" w:tplc="0409001B" w:tentative="1">
+      <w:start w:val="1"/>
+      <w:numFmt w:val="lowerRoman"/>
+      <w:lvlText w:val="%6."/>
+      <w:lvlJc w:val="right"/>
+      <w:pPr>
+        <w:ind w:left="2520" w:hanging="420"/>
+      </w:pPr>
+    </w:lvl>
+    <w:lvl w:ilvl="6" w:tplc="0409000F" w:tentative="1">
+      <w:start w:val="1"/>
+      <w:numFmt w:val="decimal"/>
+      <w:lvlText w:val="%7."/>
+      <w:lvlJc w:val="left"/>
+      <w:pPr>
+        <w:ind w:left="2940" w:hanging="420"/>
+      </w:pPr>
+    </w:lvl>
+    <w:lvl w:ilvl="7" w:tplc="04090019" w:tentative="1">
+      <w:start w:val="1"/>
+      <w:numFmt w:val="lowerLetter"/>
+      <w:lvlText w:val="%8)"/>
+      <w:lvlJc w:val="left"/>
+      <w:pPr>
+        <w:ind w:left="3360" w:hanging="420"/>
+      </w:pPr>
+    </w:lvl>
+    <w:lvl w:ilvl="8" w:tplc="0409001B" w:tentative="1">
+      <w:start w:val="1"/>
+      <w:numFmt w:val="lowerRoman"/>
+      <w:lvlText w:val="%9."/>
+      <w:lvlJc w:val="right"/>
+      <w:pPr>
+        <w:ind w:left="3780" w:hanging="420"/>
+      </w:pPr>
+    </w:lvl>
+  </w:abstractNum>
+  <w:abstractNum w:abstractNumId="3">
     <w:nsid w:val="08F670D1"/>
     <w:multiLevelType w:val="hybridMultilevel"/>
     <w:tmpl w:val="91085264"/>
@@ -36783,7 +37449,7 @@
       </w:pPr>
     </w:lvl>
   </w:abstractNum>
-  <w:abstractNum w:abstractNumId="3">
+  <w:abstractNum w:abstractNumId="4">
     <w:nsid w:val="0A5E5BC3"/>
     <w:multiLevelType w:val="hybridMultilevel"/>
     <w:tmpl w:val="810C31C8"/>
@@ -36872,7 +37538,7 @@
       </w:pPr>
     </w:lvl>
   </w:abstractNum>
-  <w:abstractNum w:abstractNumId="4">
+  <w:abstractNum w:abstractNumId="5">
     <w:nsid w:val="0AE52040"/>
     <w:multiLevelType w:val="hybridMultilevel"/>
     <w:tmpl w:val="0E867FA6"/>
@@ -36961,7 +37627,7 @@
       </w:pPr>
     </w:lvl>
   </w:abstractNum>
-  <w:abstractNum w:abstractNumId="5">
+  <w:abstractNum w:abstractNumId="6">
     <w:nsid w:val="0C683025"/>
     <w:multiLevelType w:val="hybridMultilevel"/>
     <w:tmpl w:val="2EB0912C"/>
@@ -37074,7 +37740,7 @@
       </w:rPr>
     </w:lvl>
   </w:abstractNum>
-  <w:abstractNum w:abstractNumId="6">
+  <w:abstractNum w:abstractNumId="7">
     <w:nsid w:val="0DC56A38"/>
     <w:multiLevelType w:val="hybridMultilevel"/>
     <w:tmpl w:val="9E98A82C"/>
@@ -37160,7 +37826,7 @@
       </w:pPr>
     </w:lvl>
   </w:abstractNum>
-  <w:abstractNum w:abstractNumId="7">
+  <w:abstractNum w:abstractNumId="8">
     <w:nsid w:val="0F502F1C"/>
     <w:multiLevelType w:val="hybridMultilevel"/>
     <w:tmpl w:val="0798950A"/>
@@ -37249,7 +37915,7 @@
       </w:pPr>
     </w:lvl>
   </w:abstractNum>
-  <w:abstractNum w:abstractNumId="8">
+  <w:abstractNum w:abstractNumId="9">
     <w:nsid w:val="119D6D48"/>
     <w:multiLevelType w:val="hybridMultilevel"/>
     <w:tmpl w:val="674C3F2E"/>
@@ -37338,7 +38004,7 @@
       </w:pPr>
     </w:lvl>
   </w:abstractNum>
-  <w:abstractNum w:abstractNumId="9">
+  <w:abstractNum w:abstractNumId="10">
     <w:nsid w:val="1201723B"/>
     <w:multiLevelType w:val="hybridMultilevel"/>
     <w:tmpl w:val="4E56B972"/>
@@ -37427,7 +38093,7 @@
       </w:pPr>
     </w:lvl>
   </w:abstractNum>
-  <w:abstractNum w:abstractNumId="10">
+  <w:abstractNum w:abstractNumId="11">
     <w:nsid w:val="1364181E"/>
     <w:multiLevelType w:val="hybridMultilevel"/>
     <w:tmpl w:val="0E1CAAEE"/>
@@ -37516,7 +38182,7 @@
       </w:pPr>
     </w:lvl>
   </w:abstractNum>
-  <w:abstractNum w:abstractNumId="11">
+  <w:abstractNum w:abstractNumId="12">
     <w:nsid w:val="13EC04E3"/>
     <w:multiLevelType w:val="hybridMultilevel"/>
     <w:tmpl w:val="34A8634A"/>
@@ -37605,7 +38271,7 @@
       </w:pPr>
     </w:lvl>
   </w:abstractNum>
-  <w:abstractNum w:abstractNumId="12">
+  <w:abstractNum w:abstractNumId="13">
     <w:nsid w:val="14CD3B8F"/>
     <w:multiLevelType w:val="hybridMultilevel"/>
     <w:tmpl w:val="D9DEB950"/>
@@ -37694,7 +38360,7 @@
       </w:pPr>
     </w:lvl>
   </w:abstractNum>
-  <w:abstractNum w:abstractNumId="13">
+  <w:abstractNum w:abstractNumId="14">
     <w:nsid w:val="16A559F6"/>
     <w:multiLevelType w:val="hybridMultilevel"/>
     <w:tmpl w:val="1E3E9D24"/>
@@ -37783,7 +38449,7 @@
       </w:pPr>
     </w:lvl>
   </w:abstractNum>
-  <w:abstractNum w:abstractNumId="14">
+  <w:abstractNum w:abstractNumId="15">
     <w:nsid w:val="1A0275FF"/>
     <w:multiLevelType w:val="hybridMultilevel"/>
     <w:tmpl w:val="0AC815E0"/>
@@ -37872,7 +38538,7 @@
       </w:pPr>
     </w:lvl>
   </w:abstractNum>
-  <w:abstractNum w:abstractNumId="15">
+  <w:abstractNum w:abstractNumId="16">
     <w:nsid w:val="1AB66554"/>
     <w:multiLevelType w:val="singleLevel"/>
     <w:tmpl w:val="14382B24"/>
@@ -37893,7 +38559,7 @@
       </w:rPr>
     </w:lvl>
   </w:abstractNum>
-  <w:abstractNum w:abstractNumId="16">
+  <w:abstractNum w:abstractNumId="17">
     <w:nsid w:val="1C8015F5"/>
     <w:multiLevelType w:val="hybridMultilevel"/>
     <w:tmpl w:val="591AD2A8"/>
@@ -37982,7 +38648,7 @@
       </w:pPr>
     </w:lvl>
   </w:abstractNum>
-  <w:abstractNum w:abstractNumId="17">
+  <w:abstractNum w:abstractNumId="18">
     <w:nsid w:val="1D0B54FC"/>
     <w:multiLevelType w:val="hybridMultilevel"/>
     <w:tmpl w:val="0E867FA6"/>
@@ -38071,7 +38737,7 @@
       </w:pPr>
     </w:lvl>
   </w:abstractNum>
-  <w:abstractNum w:abstractNumId="18">
+  <w:abstractNum w:abstractNumId="19">
     <w:nsid w:val="26066369"/>
     <w:multiLevelType w:val="hybridMultilevel"/>
     <w:tmpl w:val="D0584008"/>
@@ -38160,7 +38826,7 @@
       </w:pPr>
     </w:lvl>
   </w:abstractNum>
-  <w:abstractNum w:abstractNumId="19">
+  <w:abstractNum w:abstractNumId="20">
     <w:nsid w:val="27DB3A11"/>
     <w:multiLevelType w:val="hybridMultilevel"/>
     <w:tmpl w:val="F7FE5232"/>
@@ -38249,7 +38915,7 @@
       </w:pPr>
     </w:lvl>
   </w:abstractNum>
-  <w:abstractNum w:abstractNumId="20">
+  <w:abstractNum w:abstractNumId="21">
     <w:nsid w:val="32214986"/>
     <w:multiLevelType w:val="hybridMultilevel"/>
     <w:tmpl w:val="0E867FA6"/>
@@ -38338,7 +39004,7 @@
       </w:pPr>
     </w:lvl>
   </w:abstractNum>
-  <w:abstractNum w:abstractNumId="21">
+  <w:abstractNum w:abstractNumId="22">
     <w:nsid w:val="325A5E8B"/>
     <w:multiLevelType w:val="hybridMultilevel"/>
     <w:tmpl w:val="E71CD940"/>
@@ -38427,7 +39093,7 @@
       </w:pPr>
     </w:lvl>
   </w:abstractNum>
-  <w:abstractNum w:abstractNumId="22">
+  <w:abstractNum w:abstractNumId="23">
     <w:nsid w:val="329A0702"/>
     <w:multiLevelType w:val="multilevel"/>
     <w:tmpl w:val="0409001F"/>
@@ -38517,7 +39183,7 @@
       </w:pPr>
     </w:lvl>
   </w:abstractNum>
-  <w:abstractNum w:abstractNumId="23">
+  <w:abstractNum w:abstractNumId="24">
     <w:nsid w:val="34D87364"/>
     <w:multiLevelType w:val="hybridMultilevel"/>
     <w:tmpl w:val="3408A250"/>
@@ -38606,7 +39272,7 @@
       </w:pPr>
     </w:lvl>
   </w:abstractNum>
-  <w:abstractNum w:abstractNumId="24">
+  <w:abstractNum w:abstractNumId="25">
     <w:nsid w:val="35C510EF"/>
     <w:multiLevelType w:val="hybridMultilevel"/>
     <w:tmpl w:val="4E56B972"/>
@@ -38695,7 +39361,7 @@
       </w:pPr>
     </w:lvl>
   </w:abstractNum>
-  <w:abstractNum w:abstractNumId="25">
+  <w:abstractNum w:abstractNumId="26">
     <w:nsid w:val="36D25318"/>
     <w:multiLevelType w:val="hybridMultilevel"/>
     <w:tmpl w:val="AA228A9A"/>
@@ -38784,7 +39450,7 @@
       </w:pPr>
     </w:lvl>
   </w:abstractNum>
-  <w:abstractNum w:abstractNumId="26">
+  <w:abstractNum w:abstractNumId="27">
     <w:nsid w:val="37B726B6"/>
     <w:multiLevelType w:val="hybridMultilevel"/>
     <w:tmpl w:val="E45E810E"/>
@@ -38870,7 +39536,7 @@
       </w:pPr>
     </w:lvl>
   </w:abstractNum>
-  <w:abstractNum w:abstractNumId="27">
+  <w:abstractNum w:abstractNumId="28">
     <w:nsid w:val="38997AE6"/>
     <w:multiLevelType w:val="hybridMultilevel"/>
     <w:tmpl w:val="D01AEC82"/>
@@ -38959,7 +39625,7 @@
       </w:pPr>
     </w:lvl>
   </w:abstractNum>
-  <w:abstractNum w:abstractNumId="28">
+  <w:abstractNum w:abstractNumId="29">
     <w:nsid w:val="3A756694"/>
     <w:multiLevelType w:val="hybridMultilevel"/>
     <w:tmpl w:val="BE9E6294"/>
@@ -39048,7 +39714,96 @@
       </w:pPr>
     </w:lvl>
   </w:abstractNum>
-  <w:abstractNum w:abstractNumId="29">
+  <w:abstractNum w:abstractNumId="30">
+    <w:nsid w:val="3AD12056"/>
+    <w:multiLevelType w:val="hybridMultilevel"/>
+    <w:tmpl w:val="C8A28020"/>
+    <w:lvl w:ilvl="0" w:tplc="E522EB12">
+      <w:start w:val="1"/>
+      <w:numFmt w:val="decimal"/>
+      <w:lvlText w:val="%1、"/>
+      <w:lvlJc w:val="left"/>
+      <w:pPr>
+        <w:ind w:left="360" w:hanging="360"/>
+      </w:pPr>
+      <w:rPr>
+        <w:rFonts w:hint="default"/>
+      </w:rPr>
+    </w:lvl>
+    <w:lvl w:ilvl="1" w:tplc="04090019" w:tentative="1">
+      <w:start w:val="1"/>
+      <w:numFmt w:val="lowerLetter"/>
+      <w:lvlText w:val="%2)"/>
+      <w:lvlJc w:val="left"/>
+      <w:pPr>
+        <w:ind w:left="840" w:hanging="420"/>
+      </w:pPr>
+    </w:lvl>
+    <w:lvl w:ilvl="2" w:tplc="0409001B" w:tentative="1">
+      <w:start w:val="1"/>
+      <w:numFmt w:val="lowerRoman"/>
+      <w:lvlText w:val="%3."/>
+      <w:lvlJc w:val="right"/>
+      <w:pPr>
+        <w:ind w:left="1260" w:hanging="420"/>
+      </w:pPr>
+    </w:lvl>
+    <w:lvl w:ilvl="3" w:tplc="0409000F" w:tentative="1">
+      <w:start w:val="1"/>
+      <w:numFmt w:val="decimal"/>
+      <w:lvlText w:val="%4."/>
+      <w:lvlJc w:val="left"/>
+      <w:pPr>
+        <w:ind w:left="1680" w:hanging="420"/>
+      </w:pPr>
+    </w:lvl>
+    <w:lvl w:ilvl="4" w:tplc="04090019" w:tentative="1">
+      <w:start w:val="1"/>
+      <w:numFmt w:val="lowerLetter"/>
+      <w:lvlText w:val="%5)"/>
+      <w:lvlJc w:val="left"/>
+      <w:pPr>
+        <w:ind w:left="2100" w:hanging="420"/>
+      </w:pPr>
+    </w:lvl>
+    <w:lvl w:ilvl="5" w:tplc="0409001B" w:tentative="1">
+      <w:start w:val="1"/>
+      <w:numFmt w:val="lowerRoman"/>
+      <w:lvlText w:val="%6."/>
+      <w:lvlJc w:val="right"/>
+      <w:pPr>
+        <w:ind w:left="2520" w:hanging="420"/>
+      </w:pPr>
+    </w:lvl>
+    <w:lvl w:ilvl="6" w:tplc="0409000F" w:tentative="1">
+      <w:start w:val="1"/>
+      <w:numFmt w:val="decimal"/>
+      <w:lvlText w:val="%7."/>
+      <w:lvlJc w:val="left"/>
+      <w:pPr>
+        <w:ind w:left="2940" w:hanging="420"/>
+      </w:pPr>
+    </w:lvl>
+    <w:lvl w:ilvl="7" w:tplc="04090019" w:tentative="1">
+      <w:start w:val="1"/>
+      <w:numFmt w:val="lowerLetter"/>
+      <w:lvlText w:val="%8)"/>
+      <w:lvlJc w:val="left"/>
+      <w:pPr>
+        <w:ind w:left="3360" w:hanging="420"/>
+      </w:pPr>
+    </w:lvl>
+    <w:lvl w:ilvl="8" w:tplc="0409001B" w:tentative="1">
+      <w:start w:val="1"/>
+      <w:numFmt w:val="lowerRoman"/>
+      <w:lvlText w:val="%9."/>
+      <w:lvlJc w:val="right"/>
+      <w:pPr>
+        <w:ind w:left="3780" w:hanging="420"/>
+      </w:pPr>
+    </w:lvl>
+  </w:abstractNum>
+  <w:abstractNum w:abstractNumId="31">
     <w:nsid w:val="3B9468BC"/>
     <w:multiLevelType w:val="hybridMultilevel"/>
     <w:tmpl w:val="8520A2D6"/>
@@ -39161,7 +39916,7 @@
       </w:rPr>
     </w:lvl>
   </w:abstractNum>
-  <w:abstractNum w:abstractNumId="30">
+  <w:abstractNum w:abstractNumId="32">
     <w:nsid w:val="3BAA20F5"/>
     <w:multiLevelType w:val="hybridMultilevel"/>
     <w:tmpl w:val="8870CC8A"/>
@@ -39247,7 +40002,7 @@
       </w:pPr>
     </w:lvl>
   </w:abstractNum>
-  <w:abstractNum w:abstractNumId="31">
+  <w:abstractNum w:abstractNumId="33">
     <w:nsid w:val="3BD17C87"/>
     <w:multiLevelType w:val="hybridMultilevel"/>
     <w:tmpl w:val="AC6A13C2"/>
@@ -39336,7 +40091,96 @@
       </w:pPr>
     </w:lvl>
   </w:abstractNum>
-  <w:abstractNum w:abstractNumId="32">
+  <w:abstractNum w:abstractNumId="34">
+    <w:nsid w:val="4152166F"/>
+    <w:multiLevelType w:val="hybridMultilevel"/>
+    <w:tmpl w:val="D01AEC82"/>
+    <w:lvl w:ilvl="0" w:tplc="D382E0F6">
+      <w:start w:val="1"/>
+      <w:numFmt w:val="decimal"/>
+      <w:lvlText w:val="%1、"/>
+      <w:lvlJc w:val="left"/>
+      <w:pPr>
+        <w:ind w:left="360" w:hanging="360"/>
+      </w:pPr>
+      <w:rPr>
+        <w:rFonts w:hint="default"/>
+      </w:rPr>
+    </w:lvl>
+    <w:lvl w:ilvl="1" w:tplc="04090019" w:tentative="1">
+      <w:start w:val="1"/>
+      <w:numFmt w:val="lowerLetter"/>
+      <w:lvlText w:val="%2)"/>
+      <w:lvlJc w:val="left"/>
+      <w:pPr>
+        <w:ind w:left="840" w:hanging="420"/>
+      </w:pPr>
+    </w:lvl>
+    <w:lvl w:ilvl="2" w:tplc="0409001B" w:tentative="1">
+      <w:start w:val="1"/>
+      <w:numFmt w:val="lowerRoman"/>
+      <w:lvlText w:val="%3."/>
+      <w:lvlJc w:val="right"/>
+      <w:pPr>
+        <w:ind w:left="1260" w:hanging="420"/>
+      </w:pPr>
+    </w:lvl>
+    <w:lvl w:ilvl="3" w:tplc="0409000F" w:tentative="1">
+      <w:start w:val="1"/>
+      <w:numFmt w:val="decimal"/>
+      <w:lvlText w:val="%4."/>
+      <w:lvlJc w:val="left"/>
+      <w:pPr>
+        <w:ind w:left="1680" w:hanging="420"/>
+      </w:pPr>
+    </w:lvl>
+    <w:lvl w:ilvl="4" w:tplc="04090019" w:tentative="1">
+      <w:start w:val="1"/>
+      <w:numFmt w:val="lowerLetter"/>
+      <w:lvlText w:val="%5)"/>
+      <w:lvlJc w:val="left"/>
+      <w:pPr>
+        <w:ind w:left="2100" w:hanging="420"/>
+      </w:pPr>
+    </w:lvl>
+    <w:lvl w:ilvl="5" w:tplc="0409001B" w:tentative="1">
+      <w:start w:val="1"/>
+      <w:numFmt w:val="lowerRoman"/>
+      <w:lvlText w:val="%6."/>
+      <w:lvlJc w:val="right"/>
+      <w:pPr>
+        <w:ind w:left="2520" w:hanging="420"/>
+      </w:pPr>
+    </w:lvl>
+    <w:lvl w:ilvl="6" w:tplc="0409000F" w:tentative="1">
+      <w:start w:val="1"/>
+      <w:numFmt w:val="decimal"/>
+      <w:lvlText w:val="%7."/>
+      <w:lvlJc w:val="left"/>
+      <w:pPr>
+        <w:ind w:left="2940" w:hanging="420"/>
+      </w:pPr>
+    </w:lvl>
+    <w:lvl w:ilvl="7" w:tplc="04090019" w:tentative="1">
+      <w:start w:val="1"/>
+      <w:numFmt w:val="lowerLetter"/>
+      <w:lvlText w:val="%8)"/>
+      <w:lvlJc w:val="left"/>
+      <w:pPr>
+        <w:ind w:left="3360" w:hanging="420"/>
+      </w:pPr>
+    </w:lvl>
+    <w:lvl w:ilvl="8" w:tplc="0409001B" w:tentative="1">
+      <w:start w:val="1"/>
+      <w:numFmt w:val="lowerRoman"/>
+      <w:lvlText w:val="%9."/>
+      <w:lvlJc w:val="right"/>
+      <w:pPr>
+        <w:ind w:left="3780" w:hanging="420"/>
+      </w:pPr>
+    </w:lvl>
+  </w:abstractNum>
+  <w:abstractNum w:abstractNumId="35">
     <w:nsid w:val="42FE570A"/>
     <w:multiLevelType w:val="multilevel"/>
     <w:tmpl w:val="11FEBED6"/>
@@ -39504,7 +40348,7 @@
       </w:rPr>
     </w:lvl>
   </w:abstractNum>
-  <w:abstractNum w:abstractNumId="33">
+  <w:abstractNum w:abstractNumId="36">
     <w:nsid w:val="46020C78"/>
     <w:multiLevelType w:val="hybridMultilevel"/>
     <w:tmpl w:val="1F36CB56"/>
@@ -39593,7 +40437,7 @@
       </w:pPr>
     </w:lvl>
   </w:abstractNum>
-  <w:abstractNum w:abstractNumId="34">
+  <w:abstractNum w:abstractNumId="37">
     <w:nsid w:val="4A990A97"/>
     <w:multiLevelType w:val="hybridMultilevel"/>
     <w:tmpl w:val="A716A89C"/>
@@ -39682,7 +40526,7 @@
       </w:pPr>
     </w:lvl>
   </w:abstractNum>
-  <w:abstractNum w:abstractNumId="35">
+  <w:abstractNum w:abstractNumId="38">
     <w:nsid w:val="4B9F5D06"/>
     <w:multiLevelType w:val="hybridMultilevel"/>
     <w:tmpl w:val="0CB0F904"/>
@@ -39771,7 +40615,7 @@
       </w:pPr>
     </w:lvl>
   </w:abstractNum>
-  <w:abstractNum w:abstractNumId="36">
+  <w:abstractNum w:abstractNumId="39">
     <w:nsid w:val="4BBE7D05"/>
     <w:multiLevelType w:val="hybridMultilevel"/>
     <w:tmpl w:val="E45E810E"/>
@@ -39857,7 +40701,7 @@
       </w:pPr>
     </w:lvl>
   </w:abstractNum>
-  <w:abstractNum w:abstractNumId="37">
+  <w:abstractNum w:abstractNumId="40">
     <w:nsid w:val="50F45C60"/>
     <w:multiLevelType w:val="hybridMultilevel"/>
     <w:tmpl w:val="34A8634A"/>
@@ -39946,7 +40790,96 @@
       </w:pPr>
     </w:lvl>
   </w:abstractNum>
-  <w:abstractNum w:abstractNumId="38">
+  <w:abstractNum w:abstractNumId="41">
+    <w:nsid w:val="534E1247"/>
+    <w:multiLevelType w:val="hybridMultilevel"/>
+    <w:tmpl w:val="0E867FA6"/>
+    <w:lvl w:ilvl="0" w:tplc="C7B63D7C">
+      <w:start w:val="1"/>
+      <w:numFmt w:val="decimal"/>
+      <w:lvlText w:val="%1、"/>
+      <w:lvlJc w:val="left"/>
+      <w:pPr>
+        <w:ind w:left="360" w:hanging="360"/>
+      </w:pPr>
+      <w:rPr>
+        <w:rFonts w:hint="default"/>
+      </w:rPr>
+    </w:lvl>
+    <w:lvl w:ilvl="1" w:tplc="04090019" w:tentative="1">
+      <w:start w:val="1"/>
+      <w:numFmt w:val="lowerLetter"/>
+      <w:lvlText w:val="%2)"/>
+      <w:lvlJc w:val="left"/>
+      <w:pPr>
+        <w:ind w:left="840" w:hanging="420"/>
+      </w:pPr>
+    </w:lvl>
+    <w:lvl w:ilvl="2" w:tplc="0409001B" w:tentative="1">
+      <w:start w:val="1"/>
+      <w:numFmt w:val="lowerRoman"/>
+      <w:lvlText w:val="%3."/>
+      <w:lvlJc w:val="right"/>
+      <w:pPr>
+        <w:ind w:left="1260" w:hanging="420"/>
+      </w:pPr>
+    </w:lvl>
+    <w:lvl w:ilvl="3" w:tplc="0409000F" w:tentative="1">
+      <w:start w:val="1"/>
+      <w:numFmt w:val="decimal"/>
+      <w:lvlText w:val="%4."/>
+      <w:lvlJc w:val="left"/>
+      <w:pPr>
+        <w:ind w:left="1680" w:hanging="420"/>
+      </w:pPr>
+    </w:lvl>
+    <w:lvl w:ilvl="4" w:tplc="04090019" w:tentative="1">
+      <w:start w:val="1"/>
+      <w:numFmt w:val="lowerLetter"/>
+      <w:lvlText w:val="%5)"/>
+      <w:lvlJc w:val="left"/>
+      <w:pPr>
+        <w:ind w:left="2100" w:hanging="420"/>
+      </w:pPr>
+    </w:lvl>
+    <w:lvl w:ilvl="5" w:tplc="0409001B" w:tentative="1">
+      <w:start w:val="1"/>
+      <w:numFmt w:val="lowerRoman"/>
+      <w:lvlText w:val="%6."/>
+      <w:lvlJc w:val="right"/>
+      <w:pPr>
+        <w:ind w:left="2520" w:hanging="420"/>
+      </w:pPr>
+    </w:lvl>
+    <w:lvl w:ilvl="6" w:tplc="0409000F" w:tentative="1">
+      <w:start w:val="1"/>
+      <w:numFmt w:val="decimal"/>
+      <w:lvlText w:val="%7."/>
+      <w:lvlJc w:val="left"/>
+      <w:pPr>
+        <w:ind w:left="2940" w:hanging="420"/>
+      </w:pPr>
+    </w:lvl>
+    <w:lvl w:ilvl="7" w:tplc="04090019" w:tentative="1">
+      <w:start w:val="1"/>
+      <w:numFmt w:val="lowerLetter"/>
+      <w:lvlText w:val="%8)"/>
+      <w:lvlJc w:val="left"/>
+      <w:pPr>
+        <w:ind w:left="3360" w:hanging="420"/>
+      </w:pPr>
+    </w:lvl>
+    <w:lvl w:ilvl="8" w:tplc="0409001B" w:tentative="1">
+      <w:start w:val="1"/>
+      <w:numFmt w:val="lowerRoman"/>
+      <w:lvlText w:val="%9."/>
+      <w:lvlJc w:val="right"/>
+      <w:pPr>
+        <w:ind w:left="3780" w:hanging="420"/>
+      </w:pPr>
+    </w:lvl>
+  </w:abstractNum>
+  <w:abstractNum w:abstractNumId="42">
     <w:nsid w:val="5859087B"/>
     <w:multiLevelType w:val="hybridMultilevel"/>
     <w:tmpl w:val="5E069970"/>
@@ -40032,7 +40965,7 @@
       </w:pPr>
     </w:lvl>
   </w:abstractNum>
-  <w:abstractNum w:abstractNumId="39">
+  <w:abstractNum w:abstractNumId="43">
     <w:nsid w:val="59683FE7"/>
     <w:multiLevelType w:val="hybridMultilevel"/>
     <w:tmpl w:val="34A8634A"/>
@@ -40121,7 +41054,96 @@
       </w:pPr>
     </w:lvl>
   </w:abstractNum>
-  <w:abstractNum w:abstractNumId="40">
+  <w:abstractNum w:abstractNumId="44">
+    <w:nsid w:val="5A7E55C6"/>
+    <w:multiLevelType w:val="hybridMultilevel"/>
+    <w:tmpl w:val="591AD2A8"/>
+    <w:lvl w:ilvl="0" w:tplc="1AFC97DC">
+      <w:start w:val="1"/>
+      <w:numFmt w:val="decimal"/>
+      <w:lvlText w:val="%1、"/>
+      <w:lvlJc w:val="left"/>
+      <w:pPr>
+        <w:ind w:left="360" w:hanging="360"/>
+      </w:pPr>
+      <w:rPr>
+        <w:rFonts w:hint="default"/>
+      </w:rPr>
+    </w:lvl>
+    <w:lvl w:ilvl="1" w:tplc="04090019" w:tentative="1">
+      <w:start w:val="1"/>
+      <w:numFmt w:val="lowerLetter"/>
+      <w:lvlText w:val="%2)"/>
+      <w:lvlJc w:val="left"/>
+      <w:pPr>
+        <w:ind w:left="840" w:hanging="420"/>
+      </w:pPr>
+    </w:lvl>
+    <w:lvl w:ilvl="2" w:tplc="0409001B" w:tentative="1">
+      <w:start w:val="1"/>
+      <w:numFmt w:val="lowerRoman"/>
+      <w:lvlText w:val="%3."/>
+      <w:lvlJc w:val="right"/>
+      <w:pPr>
+        <w:ind w:left="1260" w:hanging="420"/>
+      </w:pPr>
+    </w:lvl>
+    <w:lvl w:ilvl="3" w:tplc="0409000F" w:tentative="1">
+      <w:start w:val="1"/>
+      <w:numFmt w:val="decimal"/>
+      <w:lvlText w:val="%4."/>
+      <w:lvlJc w:val="left"/>
+      <w:pPr>
+        <w:ind w:left="1680" w:hanging="420"/>
+      </w:pPr>
+    </w:lvl>
+    <w:lvl w:ilvl="4" w:tplc="04090019" w:tentative="1">
+      <w:start w:val="1"/>
+      <w:numFmt w:val="lowerLetter"/>
+      <w:lvlText w:val="%5)"/>
+      <w:lvlJc w:val="left"/>
+      <w:pPr>
+        <w:ind w:left="2100" w:hanging="420"/>
+      </w:pPr>
+    </w:lvl>
+    <w:lvl w:ilvl="5" w:tplc="0409001B" w:tentative="1">
+      <w:start w:val="1"/>
+      <w:numFmt w:val="lowerRoman"/>
+      <w:lvlText w:val="%6."/>
+      <w:lvlJc w:val="right"/>
+      <w:pPr>
+        <w:ind w:left="2520" w:hanging="420"/>
+      </w:pPr>
+    </w:lvl>
+    <w:lvl w:ilvl="6" w:tplc="0409000F" w:tentative="1">
+      <w:start w:val="1"/>
+      <w:numFmt w:val="decimal"/>
+      <w:lvlText w:val="%7."/>
+      <w:lvlJc w:val="left"/>
+      <w:pPr>
+        <w:ind w:left="2940" w:hanging="420"/>
+      </w:pPr>
+    </w:lvl>
+    <w:lvl w:ilvl="7" w:tplc="04090019" w:tentative="1">
+      <w:start w:val="1"/>
+      <w:numFmt w:val="lowerLetter"/>
+      <w:lvlText w:val="%8)"/>
+      <w:lvlJc w:val="left"/>
+      <w:pPr>
+        <w:ind w:left="3360" w:hanging="420"/>
+      </w:pPr>
+    </w:lvl>
+    <w:lvl w:ilvl="8" w:tplc="0409001B" w:tentative="1">
+      <w:start w:val="1"/>
+      <w:numFmt w:val="lowerRoman"/>
+      <w:lvlText w:val="%9."/>
+      <w:lvlJc w:val="right"/>
+      <w:pPr>
+        <w:ind w:left="3780" w:hanging="420"/>
+      </w:pPr>
+    </w:lvl>
+  </w:abstractNum>
+  <w:abstractNum w:abstractNumId="45">
     <w:nsid w:val="5AFE14B7"/>
     <w:multiLevelType w:val="hybridMultilevel"/>
     <w:tmpl w:val="0AC815E0"/>
@@ -40210,7 +41232,7 @@
       </w:pPr>
     </w:lvl>
   </w:abstractNum>
-  <w:abstractNum w:abstractNumId="41">
+  <w:abstractNum w:abstractNumId="46">
     <w:nsid w:val="5CDC344C"/>
     <w:multiLevelType w:val="hybridMultilevel"/>
     <w:tmpl w:val="C8A28020"/>
@@ -40299,7 +41321,7 @@
       </w:pPr>
     </w:lvl>
   </w:abstractNum>
-  <w:abstractNum w:abstractNumId="42">
+  <w:abstractNum w:abstractNumId="47">
     <w:nsid w:val="5E5C3C23"/>
     <w:multiLevelType w:val="hybridMultilevel"/>
     <w:tmpl w:val="97ECB0D2"/>
@@ -40388,7 +41410,7 @@
       </w:pPr>
     </w:lvl>
   </w:abstractNum>
-  <w:abstractNum w:abstractNumId="43">
+  <w:abstractNum w:abstractNumId="48">
     <w:nsid w:val="5F116C04"/>
     <w:multiLevelType w:val="hybridMultilevel"/>
     <w:tmpl w:val="3408A250"/>
@@ -40477,7 +41499,7 @@
       </w:pPr>
     </w:lvl>
   </w:abstractNum>
-  <w:abstractNum w:abstractNumId="44">
+  <w:abstractNum w:abstractNumId="49">
     <w:nsid w:val="6307600C"/>
     <w:multiLevelType w:val="hybridMultilevel"/>
     <w:tmpl w:val="34A8634A"/>
@@ -40566,7 +41588,7 @@
       </w:pPr>
     </w:lvl>
   </w:abstractNum>
-  <w:abstractNum w:abstractNumId="45">
+  <w:abstractNum w:abstractNumId="50">
     <w:nsid w:val="6319733F"/>
     <w:multiLevelType w:val="hybridMultilevel"/>
     <w:tmpl w:val="C2B8A54E"/>
@@ -40655,7 +41677,7 @@
       </w:pPr>
     </w:lvl>
   </w:abstractNum>
-  <w:abstractNum w:abstractNumId="46">
+  <w:abstractNum w:abstractNumId="51">
     <w:nsid w:val="63546429"/>
     <w:multiLevelType w:val="multilevel"/>
     <w:tmpl w:val="FE4653A2"/>
@@ -40798,7 +41820,7 @@
       </w:rPr>
     </w:lvl>
   </w:abstractNum>
-  <w:abstractNum w:abstractNumId="47">
+  <w:abstractNum w:abstractNumId="52">
     <w:nsid w:val="639A544F"/>
     <w:multiLevelType w:val="hybridMultilevel"/>
     <w:tmpl w:val="4242486C"/>
@@ -40887,7 +41909,7 @@
       </w:pPr>
     </w:lvl>
   </w:abstractNum>
-  <w:abstractNum w:abstractNumId="48">
+  <w:abstractNum w:abstractNumId="53">
     <w:nsid w:val="66BC037D"/>
     <w:multiLevelType w:val="hybridMultilevel"/>
     <w:tmpl w:val="0798950A"/>
@@ -40976,7 +41998,7 @@
       </w:pPr>
     </w:lvl>
   </w:abstractNum>
-  <w:abstractNum w:abstractNumId="49">
+  <w:abstractNum w:abstractNumId="54">
     <w:nsid w:val="684C7513"/>
     <w:multiLevelType w:val="hybridMultilevel"/>
     <w:tmpl w:val="E71CD940"/>
@@ -41065,7 +42087,7 @@
       </w:pPr>
     </w:lvl>
   </w:abstractNum>
-  <w:abstractNum w:abstractNumId="50">
+  <w:abstractNum w:abstractNumId="55">
     <w:nsid w:val="6BB96620"/>
     <w:multiLevelType w:val="hybridMultilevel"/>
     <w:tmpl w:val="6C28C488"/>
@@ -41154,7 +42176,7 @@
       </w:pPr>
     </w:lvl>
   </w:abstractNum>
-  <w:abstractNum w:abstractNumId="51">
+  <w:abstractNum w:abstractNumId="56">
     <w:nsid w:val="703D2BA8"/>
     <w:multiLevelType w:val="hybridMultilevel"/>
     <w:tmpl w:val="91085264"/>
@@ -41243,7 +42265,7 @@
       </w:pPr>
     </w:lvl>
   </w:abstractNum>
-  <w:abstractNum w:abstractNumId="52">
+  <w:abstractNum w:abstractNumId="57">
     <w:nsid w:val="76055D4C"/>
     <w:multiLevelType w:val="hybridMultilevel"/>
     <w:tmpl w:val="E086F650"/>
@@ -41332,7 +42354,7 @@
       </w:pPr>
     </w:lvl>
   </w:abstractNum>
-  <w:abstractNum w:abstractNumId="53">
+  <w:abstractNum w:abstractNumId="58">
     <w:nsid w:val="773C1D0A"/>
     <w:multiLevelType w:val="hybridMultilevel"/>
     <w:tmpl w:val="810C31C8"/>
@@ -41421,7 +42443,7 @@
       </w:pPr>
     </w:lvl>
   </w:abstractNum>
-  <w:abstractNum w:abstractNumId="54">
+  <w:abstractNum w:abstractNumId="59">
     <w:nsid w:val="7B8C103E"/>
     <w:multiLevelType w:val="hybridMultilevel"/>
     <w:tmpl w:val="6DD0292E"/>
@@ -41534,7 +42556,7 @@
       </w:rPr>
     </w:lvl>
   </w:abstractNum>
-  <w:abstractNum w:abstractNumId="55">
+  <w:abstractNum w:abstractNumId="60">
     <w:nsid w:val="7EBF449B"/>
     <w:multiLevelType w:val="hybridMultilevel"/>
     <w:tmpl w:val="5E069970"/>
@@ -41620,7 +42642,7 @@
       </w:pPr>
     </w:lvl>
   </w:abstractNum>
-  <w:abstractNum w:abstractNumId="56">
+  <w:abstractNum w:abstractNumId="61">
     <w:nsid w:val="7F571271"/>
     <w:multiLevelType w:val="hybridMultilevel"/>
     <w:tmpl w:val="A1862F1A"/>
@@ -41710,10 +42732,10 @@
     </w:lvl>
   </w:abstractNum>
   <w:num w:numId="1">
-    <w:abstractNumId w:val="46"/>
+    <w:abstractNumId w:val="51"/>
   </w:num>
   <w:num w:numId="2">
-    <w:abstractNumId w:val="32"/>
+    <w:abstractNumId w:val="35"/>
     <w:lvlOverride w:ilvl="0">
       <w:startOverride w:val="1"/>
     </w:lvlOverride>
@@ -41743,169 +42765,184 @@
     </w:lvlOverride>
   </w:num>
   <w:num w:numId="3">
-    <w:abstractNumId w:val="15"/>
+    <w:abstractNumId w:val="16"/>
   </w:num>
   <w:num w:numId="4">
-    <w:abstractNumId w:val="51"/>
+    <w:abstractNumId w:val="56"/>
   </w:num>
   <w:num w:numId="5">
-    <w:abstractNumId w:val="13"/>
+    <w:abstractNumId w:val="14"/>
   </w:num>
   <w:num w:numId="6">
-    <w:abstractNumId w:val="41"/>
+    <w:abstractNumId w:val="46"/>
   </w:num>
   <w:num w:numId="7">
+    <w:abstractNumId w:val="28"/>
+  </w:num>
+  <w:num w:numId="8">
+    <w:abstractNumId w:val="17"/>
+  </w:num>
+  <w:num w:numId="9">
+    <w:abstractNumId w:val="23"/>
+  </w:num>
+  <w:num w:numId="10">
+    <w:abstractNumId w:val="45"/>
+  </w:num>
+  <w:num w:numId="11">
+    <w:abstractNumId w:val="7"/>
+  </w:num>
+  <w:num w:numId="12">
+    <w:abstractNumId w:val="3"/>
+  </w:num>
+  <w:num w:numId="13">
+    <w:abstractNumId w:val="55"/>
+  </w:num>
+  <w:num w:numId="14">
+    <w:abstractNumId w:val="22"/>
+  </w:num>
+  <w:num w:numId="15">
+    <w:abstractNumId w:val="54"/>
+  </w:num>
+  <w:num w:numId="16">
     <w:abstractNumId w:val="27"/>
   </w:num>
-  <w:num w:numId="8">
-    <w:abstractNumId w:val="16"/>
-  </w:num>
-  <w:num w:numId="9">
-    <w:abstractNumId w:val="22"/>
-  </w:num>
-  <w:num w:numId="10">
-    <w:abstractNumId w:val="40"/>
-  </w:num>
-  <w:num w:numId="11">
-    <w:abstractNumId w:val="6"/>
-  </w:num>
-  <w:num w:numId="12">
-    <w:abstractNumId w:val="2"/>
-  </w:num>
-  <w:num w:numId="13">
-    <w:abstractNumId w:val="50"/>
-  </w:num>
-  <w:num w:numId="14">
-    <w:abstractNumId w:val="21"/>
-  </w:num>
-  <w:num w:numId="15">
-    <w:abstractNumId w:val="49"/>
-  </w:num>
-  <w:num w:numId="16">
-    <w:abstractNumId w:val="26"/>
-  </w:num>
   <w:num w:numId="17">
-    <w:abstractNumId w:val="30"/>
+    <w:abstractNumId w:val="32"/>
   </w:num>
   <w:num w:numId="18">
-    <w:abstractNumId w:val="3"/>
+    <w:abstractNumId w:val="4"/>
   </w:num>
   <w:num w:numId="19">
-    <w:abstractNumId w:val="8"/>
+    <w:abstractNumId w:val="9"/>
   </w:num>
   <w:num w:numId="20">
-    <w:abstractNumId w:val="18"/>
+    <w:abstractNumId w:val="19"/>
   </w:num>
   <w:num w:numId="21">
-    <w:abstractNumId w:val="42"/>
+    <w:abstractNumId w:val="47"/>
   </w:num>
   <w:num w:numId="22">
-    <w:abstractNumId w:val="31"/>
+    <w:abstractNumId w:val="33"/>
   </w:num>
   <w:num w:numId="23">
-    <w:abstractNumId w:val="33"/>
+    <w:abstractNumId w:val="36"/>
   </w:num>
   <w:num w:numId="24">
     <w:abstractNumId w:val="0"/>
   </w:num>
   <w:num w:numId="25">
-    <w:abstractNumId w:val="43"/>
+    <w:abstractNumId w:val="48"/>
   </w:num>
   <w:num w:numId="26">
-    <w:abstractNumId w:val="48"/>
+    <w:abstractNumId w:val="53"/>
   </w:num>
   <w:num w:numId="27">
+    <w:abstractNumId w:val="42"/>
+  </w:num>
+  <w:num w:numId="28">
     <w:abstractNumId w:val="38"/>
   </w:num>
-  <w:num w:numId="28">
-    <w:abstractNumId w:val="35"/>
-  </w:num>
   <w:num w:numId="29">
-    <w:abstractNumId w:val="55"/>
+    <w:abstractNumId w:val="60"/>
   </w:num>
   <w:num w:numId="30">
-    <w:abstractNumId w:val="14"/>
+    <w:abstractNumId w:val="15"/>
   </w:num>
   <w:num w:numId="31">
     <w:abstractNumId w:val="1"/>
   </w:num>
   <w:num w:numId="32">
+    <w:abstractNumId w:val="25"/>
+  </w:num>
+  <w:num w:numId="33">
+    <w:abstractNumId w:val="10"/>
+  </w:num>
+  <w:num w:numId="34">
+    <w:abstractNumId w:val="50"/>
+  </w:num>
+  <w:num w:numId="35">
+    <w:abstractNumId w:val="29"/>
+  </w:num>
+  <w:num w:numId="36">
+    <w:abstractNumId w:val="26"/>
+  </w:num>
+  <w:num w:numId="37">
+    <w:abstractNumId w:val="52"/>
+  </w:num>
+  <w:num w:numId="38">
+    <w:abstractNumId w:val="59"/>
+  </w:num>
+  <w:num w:numId="39">
+    <w:abstractNumId w:val="31"/>
+  </w:num>
+  <w:num w:numId="40">
+    <w:abstractNumId w:val="6"/>
+  </w:num>
+  <w:num w:numId="41">
+    <w:abstractNumId w:val="37"/>
+  </w:num>
+  <w:num w:numId="42">
+    <w:abstractNumId w:val="57"/>
+  </w:num>
+  <w:num w:numId="43">
+    <w:abstractNumId w:val="43"/>
+  </w:num>
+  <w:num w:numId="44">
+    <w:abstractNumId w:val="5"/>
+  </w:num>
+  <w:num w:numId="45">
+    <w:abstractNumId w:val="20"/>
+  </w:num>
+  <w:num w:numId="46">
+    <w:abstractNumId w:val="39"/>
+  </w:num>
+  <w:num w:numId="47">
+    <w:abstractNumId w:val="58"/>
+  </w:num>
+  <w:num w:numId="48">
+    <w:abstractNumId w:val="40"/>
+  </w:num>
+  <w:num w:numId="49">
+    <w:abstractNumId w:val="18"/>
+  </w:num>
+  <w:num w:numId="50">
+    <w:abstractNumId w:val="13"/>
+  </w:num>
+  <w:num w:numId="51">
+    <w:abstractNumId w:val="11"/>
+  </w:num>
+  <w:num w:numId="52">
+    <w:abstractNumId w:val="12"/>
+  </w:num>
+  <w:num w:numId="53">
+    <w:abstractNumId w:val="21"/>
+  </w:num>
+  <w:num w:numId="54">
+    <w:abstractNumId w:val="49"/>
+  </w:num>
+  <w:num w:numId="55">
+    <w:abstractNumId w:val="61"/>
+  </w:num>
+  <w:num w:numId="56">
     <w:abstractNumId w:val="24"/>
   </w:num>
-  <w:num w:numId="33">
-    <w:abstractNumId w:val="9"/>
+  <w:num w:numId="57">
+    <w:abstractNumId w:val="8"/>
   </w:num>
-  <w:num w:numId="34">
-    <w:abstractNumId w:val="45"/>
+  <w:num w:numId="58">
+    <w:abstractNumId w:val="41"/>
   </w:num>
-  <w:num w:numId="35">
-    <w:abstractNumId w:val="28"/>
+  <w:num w:numId="59">
+    <w:abstractNumId w:val="30"/>
   </w:num>
-  <w:num w:numId="36">
-    <w:abstractNumId w:val="25"/>
-  </w:num>
-  <w:num w:numId="37">
-    <w:abstractNumId w:val="47"/>
-  </w:num>
-  <w:num w:numId="38">
-    <w:abstractNumId w:val="54"/>
-  </w:num>
-  <w:num w:numId="39">
-    <w:abstractNumId w:val="29"/>
-  </w:num>
-  <w:num w:numId="40">
-    <w:abstractNumId w:val="5"/>
-  </w:num>
-  <w:num w:numId="41">
+  <w:num w:numId="60">
     <w:abstractNumId w:val="34"/>
   </w:num>
-  <w:num w:numId="42">
-    <w:abstractNumId w:val="52"/>
-  </w:num>
-  <w:num w:numId="43">
-    <w:abstractNumId w:val="39"/>
-  </w:num>
-  <w:num w:numId="44">
-    <w:abstractNumId w:val="4"/>
-  </w:num>
-  <w:num w:numId="45">
-    <w:abstractNumId w:val="19"/>
-  </w:num>
-  <w:num w:numId="46">
-    <w:abstractNumId w:val="36"/>
-  </w:num>
-  <w:num w:numId="47">
-    <w:abstractNumId w:val="53"/>
-  </w:num>
-  <w:num w:numId="48">
-    <w:abstractNumId w:val="37"/>
-  </w:num>
-  <w:num w:numId="49">
-    <w:abstractNumId w:val="17"/>
-  </w:num>
-  <w:num w:numId="50">
-    <w:abstractNumId w:val="12"/>
-  </w:num>
-  <w:num w:numId="51">
-    <w:abstractNumId w:val="10"/>
-  </w:num>
-  <w:num w:numId="52">
-    <w:abstractNumId w:val="11"/>
-  </w:num>
-  <w:num w:numId="53">
-    <w:abstractNumId w:val="20"/>
-  </w:num>
-  <w:num w:numId="54">
+  <w:num w:numId="61">
     <w:abstractNumId w:val="44"/>
   </w:num>
-  <w:num w:numId="55">
-    <w:abstractNumId w:val="56"/>
-  </w:num>
-  <w:num w:numId="56">
-    <w:abstractNumId w:val="23"/>
-  </w:num>
-  <w:num w:numId="57">
-    <w:abstractNumId w:val="7"/>
+  <w:num w:numId="62">
+    <w:abstractNumId w:val="2"/>
   </w:num>
   <w:numIdMacAtCleanup w:val="57"/>
 </w:numbering>
@@ -44035,21 +45072,6 @@
 </file>
 
 <file path=customXml/item1.xml><?xml version="1.0" encoding="utf-8"?>
-<p:properties xmlns:p="http://schemas.microsoft.com/office/2006/metadata/properties" xmlns:xsi="http://www.w3.org/2001/XMLSchema-instance">
-  <documentManagement/>
-</p:properties>
-</file>
-
-<file path=customXml/item2.xml><?xml version="1.0" encoding="utf-8"?>
-<?mso-contentType ?>
-<FormTemplates xmlns="http://schemas.microsoft.com/sharepoint/v3/contenttype/forms">
-  <Display>DocumentLibraryForm</Display>
-  <Edit>DocumentLibraryForm</Edit>
-  <New>DocumentLibraryForm</New>
-</FormTemplates>
-</file>
-
-<file path=customXml/item3.xml><?xml version="1.0" encoding="utf-8"?>
 <ct:contentTypeSchema xmlns:ct="http://schemas.microsoft.com/office/2006/metadata/contentType" xmlns:ma="http://schemas.microsoft.com/office/2006/metadata/properties/metaAttributes" ct:_="" ma:_="" ma:contentTypeName="Document" ma:contentTypeID="0x010100C9D738FE56F9DD4F818CEE0622FC80C0" ma:contentTypeVersion="0" ma:contentTypeDescription="Create a new document." ma:contentTypeScope="" ma:versionID="c733d375e9f13075cc482d188b8bae2c">
   <xsd:schema xmlns:xsd="http://www.w3.org/2001/XMLSchema" xmlns:p="http://schemas.microsoft.com/office/2006/metadata/properties" targetNamespace="http://schemas.microsoft.com/office/2006/metadata/properties" ma:root="true" ma:fieldsID="4aeb20c0e3442673af7ee10786458764">
     <xsd:element name="properties">
@@ -44098,27 +45120,26 @@
 </ct:contentTypeSchema>
 </file>
 
+<file path=customXml/item2.xml><?xml version="1.0" encoding="utf-8"?>
+<?mso-contentType ?>
+<FormTemplates xmlns="http://schemas.microsoft.com/sharepoint/v3/contenttype/forms">
+  <Display>DocumentLibraryForm</Display>
+  <Edit>DocumentLibraryForm</Edit>
+  <New>DocumentLibraryForm</New>
+</FormTemplates>
+</file>
+
+<file path=customXml/item3.xml><?xml version="1.0" encoding="utf-8"?>
+<p:properties xmlns:p="http://schemas.microsoft.com/office/2006/metadata/properties" xmlns:xsi="http://www.w3.org/2001/XMLSchema-instance">
+  <documentManagement/>
+</p:properties>
+</file>
+
 <file path=customXml/item4.xml><?xml version="1.0" encoding="utf-8"?>
 <b:Sources xmlns:b="http://schemas.openxmlformats.org/officeDocument/2006/bibliography" xmlns="http://schemas.openxmlformats.org/officeDocument/2006/bibliography" SelectedStyle="\APA.XSL" StyleName="APA"/>
 </file>
 
 <file path=customXml/itemProps1.xml><?xml version="1.0" encoding="utf-8"?>
-<ds:datastoreItem xmlns:ds="http://schemas.openxmlformats.org/officeDocument/2006/customXml" ds:itemID="{283A67FA-FB68-40D1-A1FD-BD4AEE599422}">
-  <ds:schemaRefs>
-    <ds:schemaRef ds:uri="http://schemas.microsoft.com/office/2006/metadata/properties"/>
-  </ds:schemaRefs>
-</ds:datastoreItem>
-</file>
-
-<file path=customXml/itemProps2.xml><?xml version="1.0" encoding="utf-8"?>
-<ds:datastoreItem xmlns:ds="http://schemas.openxmlformats.org/officeDocument/2006/customXml" ds:itemID="{9C2CE626-7193-49AD-BC45-D7AF4DFA65A4}">
-  <ds:schemaRefs>
-    <ds:schemaRef ds:uri="http://schemas.microsoft.com/sharepoint/v3/contenttype/forms"/>
-  </ds:schemaRefs>
-</ds:datastoreItem>
-</file>
-
-<file path=customXml/itemProps3.xml><?xml version="1.0" encoding="utf-8"?>
 <ds:datastoreItem xmlns:ds="http://schemas.openxmlformats.org/officeDocument/2006/customXml" ds:itemID="{94CFB702-9C76-4C98-BCB1-FF31686087A1}">
   <ds:schemaRefs>
     <ds:schemaRef ds:uri="http://schemas.microsoft.com/office/2006/metadata/contentType"/>
@@ -44133,6 +45154,22 @@
 </ds:datastoreItem>
 </file>
 
+<file path=customXml/itemProps2.xml><?xml version="1.0" encoding="utf-8"?>
+<ds:datastoreItem xmlns:ds="http://schemas.openxmlformats.org/officeDocument/2006/customXml" ds:itemID="{9C2CE626-7193-49AD-BC45-D7AF4DFA65A4}">
+  <ds:schemaRefs>
+    <ds:schemaRef ds:uri="http://schemas.microsoft.com/sharepoint/v3/contenttype/forms"/>
+  </ds:schemaRefs>
+</ds:datastoreItem>
+</file>
+
+<file path=customXml/itemProps3.xml><?xml version="1.0" encoding="utf-8"?>
+<ds:datastoreItem xmlns:ds="http://schemas.openxmlformats.org/officeDocument/2006/customXml" ds:itemID="{283A67FA-FB68-40D1-A1FD-BD4AEE599422}">
+  <ds:schemaRefs>
+    <ds:schemaRef ds:uri="http://schemas.microsoft.com/office/2006/metadata/properties"/>
+  </ds:schemaRefs>
+</ds:datastoreItem>
+</file>
+
 <file path=customXml/itemProps4.xml><?xml version="1.0" encoding="utf-8"?>
 <ds:datastoreItem xmlns:ds="http://schemas.openxmlformats.org/officeDocument/2006/customXml" ds:itemID="{0694A551-2EE6-4CF2-8171-91033EC66AF8}">
   <ds:schemaRefs>
